--- a/reports/logbook/CP2_Logbook_Ng_Yi_Zhen.docx
+++ b/reports/logbook/CP2_Logbook_Ng_Yi_Zhen.docx
@@ -17,9 +17,11 @@
       <w:bookmarkStart w:id="0" w:name="_Hlk209020024"/>
       <w:r>
         <w:rPr>
-          <w:rFonts w:ascii="Arial" w:hAnsi="Arial" w:cs="Arial"/>
+          <w:rFonts w:ascii="Arial" w:hAnsi="Arial" w:cs="Arial" w:eastAsia="Arial"/>
           <w:b/>
           <w:bCs/>
+          <w:i w:val="0"/>
+          <w:color w:val="000000"/>
           <w:sz w:val="32"/>
           <w:szCs w:val="28"/>
         </w:rPr>
@@ -27,9 +29,11 @@
       </w:r>
       <w:r>
         <w:rPr>
-          <w:rFonts w:ascii="Arial" w:hAnsi="Arial" w:cs="Arial"/>
+          <w:rFonts w:ascii="Arial" w:hAnsi="Arial" w:cs="Arial" w:eastAsia="Arial"/>
           <w:b/>
           <w:bCs/>
+          <w:i w:val="0"/>
+          <w:color w:val="000000"/>
           <w:sz w:val="32"/>
           <w:szCs w:val="28"/>
         </w:rPr>
@@ -48,9 +52,11 @@
       </w:pPr>
       <w:r>
         <w:rPr>
-          <w:rFonts w:ascii="Arial" w:hAnsi="Arial" w:cs="Arial"/>
+          <w:rFonts w:ascii="Arial" w:hAnsi="Arial" w:cs="Arial" w:eastAsia="Arial"/>
           <w:b/>
           <w:bCs/>
+          <w:i w:val="0"/>
+          <w:color w:val="000000"/>
           <w:sz w:val="24"/>
           <w:szCs w:val="24"/>
         </w:rPr>
@@ -89,7 +95,10 @@
       <w:bookmarkStart w:id="1" w:name="_Hlk218261066"/>
       <w:r>
         <w:rPr>
-          <w:rFonts w:ascii="Arial" w:hAnsi="Arial" w:cs="Arial"/>
+          <w:rFonts w:ascii="Arial" w:hAnsi="Arial" w:cs="Arial" w:eastAsia="Arial"/>
+          <w:b w:val="0"/>
+          <w:i w:val="0"/>
+          <w:color w:val="000000"/>
           <w:sz w:val="40"/>
           <w:szCs w:val="40"/>
         </w:rPr>
@@ -97,7 +106,10 @@
       </w:r>
       <w:r>
         <w:rPr>
-          <w:rFonts w:ascii="Arial" w:hAnsi="Arial" w:cs="Arial"/>
+          <w:rFonts w:ascii="Arial" w:hAnsi="Arial" w:cs="Arial" w:eastAsia="Arial"/>
+          <w:b w:val="0"/>
+          <w:i w:val="0"/>
+          <w:color w:val="000000"/>
           <w:sz w:val="40"/>
           <w:szCs w:val="40"/>
         </w:rPr>
@@ -106,7 +118,10 @@
       <w:bookmarkEnd w:id="0"/>
       <w:r>
         <w:rPr>
-          <w:rFonts w:ascii="Arial" w:hAnsi="Arial" w:cs="Arial"/>
+          <w:rFonts w:ascii="Arial" w:hAnsi="Arial" w:cs="Arial" w:eastAsia="Arial"/>
+          <w:b w:val="0"/>
+          <w:i w:val="0"/>
+          <w:color w:val="000000"/>
           <w:sz w:val="40"/>
           <w:szCs w:val="40"/>
         </w:rPr>
@@ -122,7 +137,11 @@
       </w:pPr>
       <w:r>
         <w:rPr>
-          <w:rFonts w:ascii="Arial" w:hAnsi="Arial" w:cs="Arial"/>
+          <w:rFonts w:ascii="Arial" w:hAnsi="Arial" w:cs="Arial" w:eastAsia="Arial"/>
+          <w:b w:val="0"/>
+          <w:i w:val="0"/>
+          <w:color w:val="000000"/>
+          <w:sz w:val="24"/>
         </w:rPr>
         <w:t>Student Information</w:t>
       </w:r>
@@ -152,7 +171,10 @@
             </w:pPr>
             <w:r>
               <w:rPr>
-                <w:rFonts w:ascii="Arial" w:hAnsi="Arial" w:cs="Arial"/>
+                <w:rFonts w:ascii="Arial" w:hAnsi="Arial" w:cs="Arial" w:eastAsia="Arial"/>
+                <w:b w:val="0"/>
+                <w:i w:val="0"/>
+                <w:color w:val="000000"/>
                 <w:sz w:val="24"/>
                 <w:szCs w:val="24"/>
               </w:rPr>
@@ -189,6 +211,7 @@
                 <w:rFonts w:ascii="Arial" w:hAnsi="Arial" w:eastAsia="Arial"/>
                 <w:b w:val="0"/>
                 <w:i w:val="0"/>
+                <w:color w:val="000000"/>
                 <w:sz w:val="23"/>
               </w:rPr>
               <w:t>NG YI ZHEN</w:t>
@@ -211,7 +234,10 @@
             </w:pPr>
             <w:r>
               <w:rPr>
-                <w:rFonts w:ascii="Arial" w:hAnsi="Arial" w:cs="Arial"/>
+                <w:rFonts w:ascii="Arial" w:hAnsi="Arial" w:cs="Arial" w:eastAsia="Arial"/>
+                <w:b w:val="0"/>
+                <w:i w:val="0"/>
+                <w:color w:val="000000"/>
                 <w:sz w:val="24"/>
                 <w:szCs w:val="24"/>
               </w:rPr>
@@ -248,6 +274,7 @@
                 <w:rFonts w:ascii="Arial" w:hAnsi="Arial" w:eastAsia="Arial"/>
                 <w:b w:val="0"/>
                 <w:i w:val="0"/>
+                <w:color w:val="000000"/>
                 <w:sz w:val="23"/>
               </w:rPr>
               <w:t>23076003</w:t>
@@ -270,7 +297,10 @@
             </w:pPr>
             <w:r>
               <w:rPr>
-                <w:rFonts w:ascii="Arial" w:hAnsi="Arial" w:cs="Arial"/>
+                <w:rFonts w:ascii="Arial" w:hAnsi="Arial" w:cs="Arial" w:eastAsia="Arial"/>
+                <w:b w:val="0"/>
+                <w:i w:val="0"/>
+                <w:color w:val="000000"/>
                 <w:sz w:val="24"/>
                 <w:szCs w:val="24"/>
               </w:rPr>
@@ -308,6 +338,7 @@
                 <w:rFonts w:ascii="Arial" w:hAnsi="Arial" w:eastAsia="Arial"/>
                 <w:b w:val="0"/>
                 <w:i w:val="0"/>
+                <w:color w:val="000000"/>
                 <w:sz w:val="23"/>
               </w:rPr>
               <w:t>Bachelor of Computer Science (Hons)</w:t>
@@ -339,7 +370,10 @@
             </w:pPr>
             <w:r>
               <w:rPr>
-                <w:rFonts w:ascii="Arial" w:hAnsi="Arial" w:cs="Arial"/>
+                <w:rFonts w:ascii="Arial" w:hAnsi="Arial" w:cs="Arial" w:eastAsia="Arial"/>
+                <w:b w:val="0"/>
+                <w:i w:val="0"/>
+                <w:color w:val="000000"/>
                 <w:sz w:val="24"/>
                 <w:szCs w:val="24"/>
               </w:rPr>
@@ -376,6 +410,7 @@
                 <w:rFonts w:ascii="Arial" w:hAnsi="Arial" w:eastAsia="Arial"/>
                 <w:b w:val="0"/>
                 <w:i w:val="0"/>
+                <w:color w:val="000000"/>
                 <w:sz w:val="21"/>
               </w:rPr>
               <w:t>Evidence-Grounded Local-LLM Explanations for Credit Card Fraud Alert Review</w:t>
@@ -398,7 +433,10 @@
             </w:pPr>
             <w:r>
               <w:rPr>
-                <w:rFonts w:ascii="Arial" w:hAnsi="Arial" w:cs="Arial"/>
+                <w:rFonts w:ascii="Arial" w:hAnsi="Arial" w:cs="Arial" w:eastAsia="Arial"/>
+                <w:b w:val="0"/>
+                <w:i w:val="0"/>
+                <w:color w:val="000000"/>
                 <w:sz w:val="24"/>
                 <w:szCs w:val="24"/>
               </w:rPr>
@@ -435,6 +473,7 @@
                 <w:rFonts w:ascii="Arial" w:hAnsi="Arial" w:eastAsia="Arial"/>
                 <w:b w:val="0"/>
                 <w:i w:val="0"/>
+                <w:color w:val="000000"/>
                 <w:sz w:val="23"/>
               </w:rPr>
               <w:t>Dr Tang Tiong Yew</w:t>
@@ -460,15 +499,15 @@
     <w:p>
       <w:pPr>
         <w:pStyle w:val="Heading1"/>
-        <w:spacing w:before="0" w:after="120"/>
-      </w:pPr>
-      <w:r>
-        <w:rPr>
-          <w:rFonts w:ascii="Arial" w:hAnsi="Arial" w:eastAsia="Arial"/>
+        <w:spacing w:before="0" w:after="160"/>
+      </w:pPr>
+      <w:r>
+        <w:rPr>
+          <w:rFonts w:ascii="Cambria" w:hAnsi="Cambria" w:eastAsia="Cambria"/>
           <w:b/>
           <w:i w:val="0"/>
-          <w:color w:val="1F4E79"/>
-          <w:sz w:val="29"/>
+          <w:color w:val="000000"/>
+          <w:sz w:val="28"/>
         </w:rPr>
         <w:t>Weekly Entry Template</w:t>
       </w:r>
@@ -512,10 +551,11 @@
             </w:pPr>
             <w:r>
               <w:rPr>
-                <w:rFonts w:ascii="Arial" w:hAnsi="Arial" w:eastAsia="Arial"/>
+                <w:rFonts w:ascii="Cambria" w:hAnsi="Cambria" w:eastAsia="Cambria"/>
                 <w:b w:val="0"/>
                 <w:i w:val="0"/>
-                <w:sz w:val="21"/>
+                <w:color w:val="000000"/>
+                <w:sz w:val="22"/>
               </w:rPr>
               <w:t>Week Number:</w:t>
             </w:r>
@@ -544,10 +584,11 @@
             </w:pPr>
             <w:r>
               <w:rPr>
-                <w:rFonts w:ascii="Arial" w:hAnsi="Arial" w:eastAsia="Arial"/>
+                <w:rFonts w:ascii="Cambria" w:hAnsi="Cambria" w:eastAsia="Cambria"/>
                 <w:b w:val="0"/>
                 <w:i w:val="0"/>
-                <w:sz w:val="21"/>
+                <w:color w:val="000000"/>
+                <w:sz w:val="22"/>
               </w:rPr>
               <w:t>1</w:t>
             </w:r>
@@ -581,10 +622,11 @@
             </w:pPr>
             <w:r>
               <w:rPr>
-                <w:rFonts w:ascii="Arial" w:hAnsi="Arial" w:eastAsia="Arial"/>
+                <w:rFonts w:ascii="Cambria" w:hAnsi="Cambria" w:eastAsia="Cambria"/>
                 <w:b w:val="0"/>
                 <w:i w:val="0"/>
-                <w:sz w:val="21"/>
+                <w:color w:val="000000"/>
+                <w:sz w:val="22"/>
               </w:rPr>
               <w:t>Date Range:</w:t>
             </w:r>
@@ -613,10 +655,11 @@
             </w:pPr>
             <w:r>
               <w:rPr>
-                <w:rFonts w:ascii="Arial" w:hAnsi="Arial" w:eastAsia="Arial"/>
+                <w:rFonts w:ascii="Cambria" w:hAnsi="Cambria" w:eastAsia="Cambria"/>
                 <w:b w:val="0"/>
                 <w:i w:val="0"/>
-                <w:sz w:val="21"/>
+                <w:color w:val="000000"/>
+                <w:sz w:val="22"/>
               </w:rPr>
               <w:t>11-17 May 2026</w:t>
             </w:r>
@@ -627,117 +670,139 @@
     </w:tbl>
     <w:p>
       <w:pPr>
-        <w:keepNext/>
-        <w:spacing w:before="100" w:after="80"/>
-      </w:pPr>
-      <w:r>
-        <w:rPr>
-          <w:rFonts w:ascii="Arial" w:hAnsi="Arial" w:eastAsia="Arial"/>
+        <w:keepLines/>
+        <w:spacing w:line="240" w:lineRule="auto" w:before="0" w:after="80"/>
+        <w:jc w:val="left"/>
+      </w:pPr>
+      <w:r>
+        <w:rPr>
+          <w:rFonts w:ascii="Cambria" w:hAnsi="Cambria" w:eastAsia="Cambria"/>
           <w:b/>
           <w:i w:val="0"/>
-          <w:color w:val="1F4E79"/>
+          <w:color w:val="000000"/>
           <w:sz w:val="21"/>
         </w:rPr>
-        <w:t>Week 1: Project Restart and CP1-to-CP2 Scope Review</w:t>
+        <w:t>Objectives for the Week:</w:t>
+      </w:r>
+      <w:r>
+        <w:rPr>
+          <w:rFonts w:ascii="Cambria" w:hAnsi="Cambria" w:eastAsia="Cambria"/>
+          <w:b w:val="0"/>
+          <w:i w:val="0"/>
+          <w:color w:val="000000"/>
+          <w:sz w:val="21"/>
+        </w:rPr>
+        <w:t xml:space="preserve"> Restart the project from the approved CP1 proposal and identify what had to be delivered during CP2.</w:t>
       </w:r>
     </w:p>
     <w:p>
       <w:pPr>
         <w:keepLines/>
-        <w:spacing w:line="240" w:lineRule="auto" w:before="0" w:after="60"/>
+        <w:spacing w:line="240" w:lineRule="auto" w:before="0" w:after="40"/>
         <w:jc w:val="left"/>
       </w:pPr>
       <w:r>
         <w:rPr>
-          <w:rFonts w:ascii="Arial" w:hAnsi="Arial" w:eastAsia="Arial"/>
+          <w:rFonts w:ascii="Cambria" w:hAnsi="Cambria" w:eastAsia="Cambria"/>
           <w:b/>
           <w:i w:val="0"/>
-          <w:sz w:val="19"/>
-        </w:rPr>
-        <w:t>Objectives for the Week:</w:t>
-      </w:r>
-      <w:r>
-        <w:rPr>
-          <w:rFonts w:ascii="Arial" w:hAnsi="Arial" w:eastAsia="Arial"/>
-          <w:b w:val="0"/>
-          <w:i w:val="0"/>
-          <w:sz w:val="19"/>
-        </w:rPr>
-        <w:t xml:space="preserve"> Restart the project from the approved CP1 proposal and identify what had to be delivered during CP2.</w:t>
+          <w:color w:val="000000"/>
+          <w:sz w:val="21"/>
+        </w:rPr>
+        <w:t>Activities Completed:</w:t>
       </w:r>
     </w:p>
     <w:p>
       <w:pPr>
-        <w:keepLines/>
-        <w:spacing w:line="240" w:lineRule="auto" w:before="0" w:after="60"/>
-        <w:jc w:val="left"/>
-      </w:pPr>
-      <w:r>
-        <w:rPr>
-          <w:rFonts w:ascii="Arial" w:hAnsi="Arial" w:eastAsia="Arial"/>
-          <w:b/>
-          <w:i w:val="0"/>
-          <w:sz w:val="19"/>
-        </w:rPr>
-        <w:t>Activities Completed:</w:t>
-      </w:r>
-      <w:r>
-        <w:rPr>
-          <w:rFonts w:ascii="Arial" w:hAnsi="Arial" w:eastAsia="Arial"/>
+        <w:pStyle w:val="ListBullet"/>
+        <w:spacing w:line="240" w:lineRule="auto" w:before="0" w:after="40"/>
+        <w:ind w:left="403" w:hanging="230"/>
+      </w:pPr>
+      <w:r>
+        <w:rPr>
+          <w:rFonts w:ascii="Cambria" w:hAnsi="Cambria" w:eastAsia="Cambria"/>
           <w:b w:val="0"/>
           <w:i w:val="0"/>
-          <w:sz w:val="19"/>
-        </w:rPr>
-        <w:t xml:space="preserve"> I reviewed the CP1 proposal, including the original Autoencoder-XGBoost detector, SHAP explanations, local LLM, privacy rationale, and guardrail plan. I separated the work into two questions: whether the hybrid detector improved fraud detection, and whether generated explanations could be kept faithful to model evidence. This prevented the LLM from being treated as a second fraud detector.</w:t>
+          <w:color w:val="000000"/>
+          <w:sz w:val="20"/>
+        </w:rPr>
+        <w:t>I reviewed the CP1 proposal, including the original Autoencoder-XGBoost detector, SHAP explanations, local LLM, privacy rationale, and guardrail plan.</w:t>
       </w:r>
     </w:p>
     <w:p>
       <w:pPr>
-        <w:spacing w:line="240" w:lineRule="auto" w:before="0" w:after="60"/>
-        <w:jc w:val="left"/>
-      </w:pPr>
-      <w:r>
-        <w:rPr>
-          <w:rFonts w:ascii="Arial" w:hAnsi="Arial" w:eastAsia="Arial"/>
-          <w:b/>
-          <w:i/>
-          <w:color w:val="595959"/>
-          <w:sz w:val="17"/>
-        </w:rPr>
-        <w:t>Evidence/files:</w:t>
-      </w:r>
-      <w:r>
-        <w:rPr>
-          <w:rFonts w:ascii="Arial" w:hAnsi="Arial" w:eastAsia="Arial"/>
+        <w:pStyle w:val="ListBullet"/>
+        <w:spacing w:line="240" w:lineRule="auto" w:before="0" w:after="40"/>
+        <w:ind w:left="403" w:hanging="230"/>
+      </w:pPr>
+      <w:r>
+        <w:rPr>
+          <w:rFonts w:ascii="Cambria" w:hAnsi="Cambria" w:eastAsia="Cambria"/>
+          <w:b w:val="0"/>
+          <w:i w:val="0"/>
+          <w:color w:val="000000"/>
+          <w:sz w:val="20"/>
+        </w:rPr>
+        <w:t>I separated the work into two questions: whether the hybrid detector improved fraud detection, and whether generated explanations could be kept faithful to model evidence.</w:t>
+      </w:r>
+    </w:p>
+    <w:p>
+      <w:pPr>
+        <w:pStyle w:val="ListBullet"/>
+        <w:spacing w:line="240" w:lineRule="auto" w:before="0" w:after="40"/>
+        <w:ind w:left="403" w:hanging="230"/>
+      </w:pPr>
+      <w:r>
+        <w:rPr>
+          <w:rFonts w:ascii="Cambria" w:hAnsi="Cambria" w:eastAsia="Cambria"/>
+          <w:b w:val="0"/>
+          <w:i w:val="0"/>
+          <w:color w:val="000000"/>
+          <w:sz w:val="20"/>
+        </w:rPr>
+        <w:t>This prevented the LLM from being treated as a second fraud detector.</w:t>
+      </w:r>
+    </w:p>
+    <w:p>
+      <w:pPr>
+        <w:pStyle w:val="ListBullet"/>
+        <w:spacing w:line="240" w:lineRule="auto" w:before="0" w:after="40"/>
+        <w:ind w:left="403" w:hanging="230"/>
+      </w:pPr>
+      <w:r>
+        <w:rPr>
+          <w:rFonts w:ascii="Cambria" w:hAnsi="Cambria" w:eastAsia="Cambria"/>
           <w:b w:val="0"/>
           <w:i/>
-          <w:color w:val="595959"/>
-          <w:sz w:val="17"/>
-        </w:rPr>
-        <w:t xml:space="preserve"> CP1/01_FINAL_SUBMISSION/Proposal_Capstone_Project.pdf; final report Sections 1.2-1.5 and 3.1.</w:t>
+          <w:color w:val="000000"/>
+          <w:sz w:val="18"/>
+        </w:rPr>
+        <w:t>Supporting evidence: CP1/01_FINAL_SUBMISSION/Proposal_Capstone_Project.pdf; final report Sections 1.2-1.5 and 3.1.</w:t>
       </w:r>
     </w:p>
     <w:p>
       <w:pPr>
         <w:keepLines/>
-        <w:spacing w:line="240" w:lineRule="auto" w:before="0" w:after="60"/>
+        <w:spacing w:line="240" w:lineRule="auto" w:before="0" w:after="80"/>
         <w:jc w:val="left"/>
       </w:pPr>
       <w:r>
         <w:rPr>
-          <w:rFonts w:ascii="Arial" w:hAnsi="Arial" w:eastAsia="Arial"/>
+          <w:rFonts w:ascii="Cambria" w:hAnsi="Cambria" w:eastAsia="Cambria"/>
           <w:b/>
           <w:i w:val="0"/>
-          <w:sz w:val="19"/>
+          <w:color w:val="000000"/>
+          <w:sz w:val="21"/>
         </w:rPr>
         <w:t>Challenges Encountered (if any):</w:t>
       </w:r>
       <w:r>
         <w:rPr>
-          <w:rFonts w:ascii="Arial" w:hAnsi="Arial" w:eastAsia="Arial"/>
+          <w:rFonts w:ascii="Cambria" w:hAnsi="Cambria" w:eastAsia="Cambria"/>
           <w:b w:val="0"/>
           <w:i w:val="0"/>
-          <w:sz w:val="19"/>
+          <w:color w:val="000000"/>
+          <w:sz w:val="21"/>
         </w:rPr>
         <w:t xml:space="preserve"> The proposal combined model development, explainable AI, an LLM, and an application. Without a clear hierarchy, CP2 could have looked like several unrelated projects.</w:t>
       </w:r>
@@ -745,24 +810,26 @@
     <w:p>
       <w:pPr>
         <w:keepLines/>
-        <w:spacing w:line="240" w:lineRule="auto" w:before="0" w:after="60"/>
+        <w:spacing w:line="240" w:lineRule="auto" w:before="0" w:after="80"/>
         <w:jc w:val="left"/>
       </w:pPr>
       <w:r>
         <w:rPr>
-          <w:rFonts w:ascii="Arial" w:hAnsi="Arial" w:eastAsia="Arial"/>
+          <w:rFonts w:ascii="Cambria" w:hAnsi="Cambria" w:eastAsia="Cambria"/>
           <w:b/>
           <w:i w:val="0"/>
-          <w:sz w:val="19"/>
+          <w:color w:val="000000"/>
+          <w:sz w:val="21"/>
         </w:rPr>
         <w:t>Solutions / Actions Taken (if any):</w:t>
       </w:r>
       <w:r>
         <w:rPr>
-          <w:rFonts w:ascii="Arial" w:hAnsi="Arial" w:eastAsia="Arial"/>
+          <w:rFonts w:ascii="Cambria" w:hAnsi="Cambria" w:eastAsia="Cambria"/>
           <w:b w:val="0"/>
           <w:i w:val="0"/>
-          <w:sz w:val="19"/>
+          <w:color w:val="000000"/>
+          <w:sz w:val="21"/>
         </w:rPr>
         <w:t xml:space="preserve"> I separated the work into a detector-performance question and an explanation-faithfulness question, with the detector as the prediction source, SHAP as evidence, and the LLM only as an articulation layer.</w:t>
       </w:r>
@@ -770,24 +837,26 @@
     <w:p>
       <w:pPr>
         <w:keepLines/>
-        <w:spacing w:line="240" w:lineRule="auto" w:before="0" w:after="60"/>
+        <w:spacing w:line="240" w:lineRule="auto" w:before="0" w:after="80"/>
         <w:jc w:val="left"/>
       </w:pPr>
       <w:r>
         <w:rPr>
-          <w:rFonts w:ascii="Arial" w:hAnsi="Arial" w:eastAsia="Arial"/>
+          <w:rFonts w:ascii="Cambria" w:hAnsi="Cambria" w:eastAsia="Cambria"/>
           <w:b/>
           <w:i w:val="0"/>
-          <w:sz w:val="19"/>
+          <w:color w:val="000000"/>
+          <w:sz w:val="21"/>
         </w:rPr>
         <w:t>Progress Reflection:</w:t>
       </w:r>
       <w:r>
         <w:rPr>
-          <w:rFonts w:ascii="Arial" w:hAnsi="Arial" w:eastAsia="Arial"/>
+          <w:rFonts w:ascii="Cambria" w:hAnsi="Cambria" w:eastAsia="Cambria"/>
           <w:b w:val="0"/>
           <w:i w:val="0"/>
-          <w:sz w:val="19"/>
+          <w:color w:val="000000"/>
+          <w:sz w:val="21"/>
         </w:rPr>
         <w:t xml:space="preserve"> I decided that the detector would remain the source of the prediction, SHAP would provide attribution evidence, and the LLM would only articulate that evidence. This role separation later became the central project design.</w:t>
       </w:r>
@@ -795,24 +864,26 @@
     <w:p>
       <w:pPr>
         <w:keepLines/>
-        <w:spacing w:line="240" w:lineRule="auto" w:before="0" w:after="60"/>
+        <w:spacing w:line="240" w:lineRule="auto" w:before="0" w:after="80"/>
         <w:jc w:val="left"/>
       </w:pPr>
       <w:r>
         <w:rPr>
-          <w:rFonts w:ascii="Arial" w:hAnsi="Arial" w:eastAsia="Arial"/>
+          <w:rFonts w:ascii="Cambria" w:hAnsi="Cambria" w:eastAsia="Cambria"/>
           <w:b/>
           <w:i w:val="0"/>
-          <w:sz w:val="19"/>
+          <w:color w:val="000000"/>
+          <w:sz w:val="21"/>
         </w:rPr>
         <w:t>Plans for Next Week:</w:t>
       </w:r>
       <w:r>
         <w:rPr>
-          <w:rFonts w:ascii="Arial" w:hAnsi="Arial" w:eastAsia="Arial"/>
+          <w:rFonts w:ascii="Cambria" w:hAnsi="Cambria" w:eastAsia="Cambria"/>
           <w:b w:val="0"/>
           <w:i w:val="0"/>
-          <w:sz w:val="19"/>
+          <w:color w:val="000000"/>
+          <w:sz w:val="21"/>
         </w:rPr>
         <w:t xml:space="preserve"> Confirm project continuity and map the semester deliverables.</w:t>
       </w:r>
@@ -820,26 +891,28 @@
     <w:p>
       <w:pPr>
         <w:keepLines/>
-        <w:spacing w:line="240" w:lineRule="auto" w:before="0" w:after="30"/>
+        <w:spacing w:line="240" w:lineRule="auto" w:before="0" w:after="40"/>
         <w:jc w:val="left"/>
       </w:pPr>
       <w:r>
         <w:rPr>
-          <w:rFonts w:ascii="Arial" w:hAnsi="Arial" w:eastAsia="Arial"/>
+          <w:rFonts w:ascii="Cambria" w:hAnsi="Cambria" w:eastAsia="Cambria"/>
           <w:b/>
           <w:i w:val="0"/>
-          <w:sz w:val="19"/>
+          <w:color w:val="000000"/>
+          <w:sz w:val="21"/>
         </w:rPr>
         <w:t>Supervisor's Feedback (if any):</w:t>
       </w:r>
       <w:r>
         <w:rPr>
-          <w:rFonts w:ascii="Arial" w:hAnsi="Arial" w:eastAsia="Arial"/>
+          <w:rFonts w:ascii="Cambria" w:hAnsi="Cambria" w:eastAsia="Cambria"/>
           <w:b w:val="0"/>
           <w:i w:val="0"/>
-          <w:sz w:val="19"/>
-        </w:rPr>
-        <w:t xml:space="preserve"> —</w:t>
+          <w:color w:val="000000"/>
+          <w:sz w:val="21"/>
+        </w:rPr>
+        <w:t xml:space="preserve"> ________________</w:t>
       </w:r>
     </w:p>
     <w:tbl>
@@ -850,19 +923,129 @@
         <w:tblLook w:firstColumn="1" w:firstRow="1" w:lastColumn="0" w:lastRow="0" w:noHBand="0" w:noVBand="1" w:val="04A0"/>
       </w:tblPr>
       <w:tblGrid>
-        <w:gridCol w:w="4392"/>
-        <w:gridCol w:w="4392"/>
+        <w:gridCol w:w="2477"/>
+        <w:gridCol w:w="1613"/>
+        <w:gridCol w:w="2275"/>
+        <w:gridCol w:w="2707"/>
       </w:tblGrid>
       <w:tr>
         <w:tc>
           <w:tcPr>
-            <w:tcW w:type="dxa" w:w="4392"/>
+            <w:tcW w:type="dxa" w:w="2477"/>
             <w:vAlign w:val="center"/>
             <w:tcMar>
               <w:top w:w="0" w:type="dxa"/>
-              <w:start w:w="30" w:type="dxa"/>
+              <w:start w:w="0" w:type="dxa"/>
               <w:bottom w:w="0" w:type="dxa"/>
-              <w:end w:w="30" w:type="dxa"/>
+              <w:end w:w="0" w:type="dxa"/>
+            </w:tcMar>
+            <w:tcBorders>
+              <w:top w:val="nil"/>
+              <w:left w:val="nil"/>
+              <w:bottom w:val="nil"/>
+              <w:right w:val="nil"/>
+              <w:insideH w:val="nil"/>
+              <w:insideV w:val="nil"/>
+            </w:tcBorders>
+          </w:tcPr>
+          <w:p>
+            <w:pPr>
+              <w:spacing w:after="0"/>
+              <w:jc w:val="left"/>
+            </w:pPr>
+            <w:r>
+              <w:rPr>
+                <w:rFonts w:ascii="Cambria" w:hAnsi="Cambria" w:eastAsia="Cambria"/>
+                <w:b w:val="0"/>
+                <w:i w:val="0"/>
+                <w:color w:val="000000"/>
+                <w:sz w:val="20"/>
+              </w:rPr>
+              <w:t>Supervisor’s Signature:</w:t>
+            </w:r>
+          </w:p>
+        </w:tc>
+        <w:tc>
+          <w:tcPr>
+            <w:tcW w:type="dxa" w:w="1613"/>
+            <w:vAlign w:val="center"/>
+            <w:tcMar>
+              <w:top w:w="0" w:type="dxa"/>
+              <w:start w:w="0" w:type="dxa"/>
+              <w:bottom w:w="0" w:type="dxa"/>
+              <w:end w:w="0" w:type="dxa"/>
+            </w:tcMar>
+            <w:tcBorders>
+              <w:top w:val="nil"/>
+              <w:left w:val="nil"/>
+              <w:bottom w:val="nil"/>
+              <w:right w:val="nil"/>
+              <w:insideH w:val="nil"/>
+              <w:insideV w:val="nil"/>
+            </w:tcBorders>
+          </w:tcPr>
+          <w:p>
+            <w:pPr>
+              <w:spacing w:after="0"/>
+              <w:jc w:val="left"/>
+            </w:pPr>
+            <w:r>
+              <w:rPr>
+                <w:rFonts w:ascii="Cambria" w:hAnsi="Cambria" w:eastAsia="Cambria"/>
+                <w:b w:val="0"/>
+                <w:i w:val="0"/>
+                <w:color w:val="000000"/>
+                <w:sz w:val="20"/>
+              </w:rPr>
+              <w:t>________________</w:t>
+            </w:r>
+          </w:p>
+        </w:tc>
+        <w:tc>
+          <w:tcPr>
+            <w:tcW w:type="dxa" w:w="2275"/>
+            <w:vAlign w:val="center"/>
+            <w:tcMar>
+              <w:top w:w="0" w:type="dxa"/>
+              <w:start w:w="0" w:type="dxa"/>
+              <w:bottom w:w="0" w:type="dxa"/>
+              <w:end w:w="0" w:type="dxa"/>
+            </w:tcMar>
+            <w:tcBorders>
+              <w:top w:val="nil"/>
+              <w:left w:val="nil"/>
+              <w:bottom w:val="nil"/>
+              <w:right w:val="nil"/>
+              <w:insideH w:val="nil"/>
+              <w:insideV w:val="nil"/>
+            </w:tcBorders>
+          </w:tcPr>
+          <w:p>
+            <w:pPr>
+              <w:spacing w:after="0"/>
+              <w:jc w:val="left"/>
+            </w:pPr>
+            <w:r>
+              <w:rPr>
+                <w:rFonts w:ascii="Cambria" w:hAnsi="Cambria" w:eastAsia="Cambria"/>
+                <w:b w:val="0"/>
+                <w:i w:val="0"/>
+                <w:color w:val="000000"/>
+                <w:sz w:val="20"/>
+              </w:rPr>
+              <w:t>Student’s Signature:</w:t>
+            </w:r>
+          </w:p>
+        </w:tc>
+        <w:tc>
+          <w:tcPr>
+            <w:tcW w:type="dxa" w:w="2707"/>
+            <w:vAlign w:val="center"/>
+            <w:tcMar>
+              <w:top w:w="0" w:type="dxa"/>
+              <w:start w:w="0" w:type="dxa"/>
+              <w:bottom w:w="0" w:type="dxa"/>
+              <w:end w:w="0" w:type="dxa"/>
             </w:tcMar>
             <w:tcBorders>
               <w:top w:val="nil"/>
@@ -880,119 +1063,13 @@
             </w:pPr>
             <w:r>
               <w:rPr>
-                <w:rFonts w:ascii="Arial" w:hAnsi="Arial" w:eastAsia="Arial"/>
+                <w:rFonts w:ascii="Cambria" w:hAnsi="Cambria" w:eastAsia="Cambria"/>
                 <w:b w:val="0"/>
                 <w:i w:val="0"/>
-                <w:sz w:val="19"/>
+                <w:color w:val="000000"/>
+                <w:sz w:val="20"/>
               </w:rPr>
-              <w:t>Supervisor’s Signature</w:t>
-            </w:r>
-          </w:p>
-        </w:tc>
-        <w:tc>
-          <w:tcPr>
-            <w:tcW w:type="dxa" w:w="4392"/>
-            <w:vAlign w:val="center"/>
-            <w:tcMar>
-              <w:top w:w="0" w:type="dxa"/>
-              <w:start w:w="30" w:type="dxa"/>
-              <w:bottom w:w="0" w:type="dxa"/>
-              <w:end w:w="30" w:type="dxa"/>
-            </w:tcMar>
-            <w:tcBorders>
-              <w:top w:val="nil"/>
-              <w:left w:val="nil"/>
-              <w:bottom w:val="nil"/>
-              <w:right w:val="nil"/>
-              <w:insideH w:val="nil"/>
-              <w:insideV w:val="nil"/>
-            </w:tcBorders>
-          </w:tcPr>
-          <w:p>
-            <w:pPr>
-              <w:spacing w:after="0"/>
-              <w:jc w:val="center"/>
-            </w:pPr>
-            <w:r>
-              <w:rPr>
-                <w:rFonts w:ascii="Arial" w:hAnsi="Arial" w:eastAsia="Arial"/>
-                <w:b w:val="0"/>
-                <w:i w:val="0"/>
-                <w:sz w:val="19"/>
-              </w:rPr>
-              <w:t>Student’s Signature</w:t>
-            </w:r>
-          </w:p>
-        </w:tc>
-      </w:tr>
-      <w:tr>
-        <w:tc>
-          <w:tcPr>
-            <w:tcW w:type="dxa" w:w="4392"/>
-            <w:vAlign w:val="center"/>
-            <w:tcMar>
-              <w:top w:w="0" w:type="dxa"/>
-              <w:start w:w="30" w:type="dxa"/>
-              <w:bottom w:w="0" w:type="dxa"/>
-              <w:end w:w="30" w:type="dxa"/>
-            </w:tcMar>
-            <w:tcBorders>
-              <w:top w:val="nil"/>
-              <w:left w:val="nil"/>
-              <w:bottom w:val="nil"/>
-              <w:right w:val="nil"/>
-              <w:insideH w:val="nil"/>
-              <w:insideV w:val="nil"/>
-            </w:tcBorders>
-          </w:tcPr>
-          <w:p>
-            <w:pPr>
-              <w:spacing w:after="0"/>
-              <w:jc w:val="center"/>
-            </w:pPr>
-            <w:r>
-              <w:rPr>
-                <w:rFonts w:ascii="Arial" w:hAnsi="Arial" w:eastAsia="Arial"/>
-                <w:b w:val="0"/>
-                <w:i w:val="0"/>
-                <w:sz w:val="19"/>
-              </w:rPr>
-              <w:t>____________________________</w:t>
-            </w:r>
-          </w:p>
-        </w:tc>
-        <w:tc>
-          <w:tcPr>
-            <w:tcW w:type="dxa" w:w="4392"/>
-            <w:vAlign w:val="center"/>
-            <w:tcMar>
-              <w:top w:w="0" w:type="dxa"/>
-              <w:start w:w="30" w:type="dxa"/>
-              <w:bottom w:w="0" w:type="dxa"/>
-              <w:end w:w="30" w:type="dxa"/>
-            </w:tcMar>
-            <w:tcBorders>
-              <w:top w:val="nil"/>
-              <w:left w:val="nil"/>
-              <w:bottom w:val="nil"/>
-              <w:right w:val="nil"/>
-              <w:insideH w:val="nil"/>
-              <w:insideV w:val="nil"/>
-            </w:tcBorders>
-          </w:tcPr>
-          <w:p>
-            <w:pPr>
-              <w:spacing w:after="0"/>
-              <w:jc w:val="center"/>
-            </w:pPr>
-            <w:r>
-              <w:rPr>
-                <w:rFonts w:ascii="Arial" w:hAnsi="Arial" w:eastAsia="Arial"/>
-                <w:b w:val="0"/>
-                <w:i w:val="0"/>
-                <w:sz w:val="19"/>
-              </w:rPr>
-              <w:t>____________________________</w:t>
+              <w:t>____________________</w:t>
             </w:r>
           </w:p>
         </w:tc>
@@ -1042,10 +1119,11 @@
             </w:pPr>
             <w:r>
               <w:rPr>
-                <w:rFonts w:ascii="Arial" w:hAnsi="Arial" w:eastAsia="Arial"/>
+                <w:rFonts w:ascii="Cambria" w:hAnsi="Cambria" w:eastAsia="Cambria"/>
                 <w:b w:val="0"/>
                 <w:i w:val="0"/>
-                <w:sz w:val="21"/>
+                <w:color w:val="000000"/>
+                <w:sz w:val="22"/>
               </w:rPr>
               <w:t>Week Number:</w:t>
             </w:r>
@@ -1074,10 +1152,11 @@
             </w:pPr>
             <w:r>
               <w:rPr>
-                <w:rFonts w:ascii="Arial" w:hAnsi="Arial" w:eastAsia="Arial"/>
+                <w:rFonts w:ascii="Cambria" w:hAnsi="Cambria" w:eastAsia="Cambria"/>
                 <w:b w:val="0"/>
                 <w:i w:val="0"/>
-                <w:sz w:val="21"/>
+                <w:color w:val="000000"/>
+                <w:sz w:val="22"/>
               </w:rPr>
               <w:t>2</w:t>
             </w:r>
@@ -1111,10 +1190,11 @@
             </w:pPr>
             <w:r>
               <w:rPr>
-                <w:rFonts w:ascii="Arial" w:hAnsi="Arial" w:eastAsia="Arial"/>
+                <w:rFonts w:ascii="Cambria" w:hAnsi="Cambria" w:eastAsia="Cambria"/>
                 <w:b w:val="0"/>
                 <w:i w:val="0"/>
-                <w:sz w:val="21"/>
+                <w:color w:val="000000"/>
+                <w:sz w:val="22"/>
               </w:rPr>
               <w:t>Date Range:</w:t>
             </w:r>
@@ -1143,10 +1223,11 @@
             </w:pPr>
             <w:r>
               <w:rPr>
-                <w:rFonts w:ascii="Arial" w:hAnsi="Arial" w:eastAsia="Arial"/>
+                <w:rFonts w:ascii="Cambria" w:hAnsi="Cambria" w:eastAsia="Cambria"/>
                 <w:b w:val="0"/>
                 <w:i w:val="0"/>
-                <w:sz w:val="21"/>
+                <w:color w:val="000000"/>
+                <w:sz w:val="22"/>
               </w:rPr>
               <w:t>18-24 May 2026</w:t>
             </w:r>
@@ -1157,117 +1238,139 @@
     </w:tbl>
     <w:p>
       <w:pPr>
-        <w:keepNext/>
-        <w:spacing w:before="100" w:after="80"/>
-      </w:pPr>
-      <w:r>
-        <w:rPr>
-          <w:rFonts w:ascii="Arial" w:hAnsi="Arial" w:eastAsia="Arial"/>
+        <w:keepLines/>
+        <w:spacing w:line="240" w:lineRule="auto" w:before="0" w:after="80"/>
+        <w:jc w:val="left"/>
+      </w:pPr>
+      <w:r>
+        <w:rPr>
+          <w:rFonts w:ascii="Cambria" w:hAnsi="Cambria" w:eastAsia="Cambria"/>
           <w:b/>
           <w:i w:val="0"/>
-          <w:color w:val="1F4E79"/>
+          <w:color w:val="000000"/>
           <w:sz w:val="21"/>
         </w:rPr>
-        <w:t>Week 2: Supervisor Continuity and Semester Planning</w:t>
+        <w:t>Objectives for the Week:</w:t>
+      </w:r>
+      <w:r>
+        <w:rPr>
+          <w:rFonts w:ascii="Cambria" w:hAnsi="Cambria" w:eastAsia="Cambria"/>
+          <w:b w:val="0"/>
+          <w:i w:val="0"/>
+          <w:color w:val="000000"/>
+          <w:sz w:val="21"/>
+        </w:rPr>
+        <w:t xml:space="preserve"> Confirm the CP2 administrative starting point and plan the work against the Week 12 submission deadline.</w:t>
       </w:r>
     </w:p>
     <w:p>
       <w:pPr>
         <w:keepLines/>
-        <w:spacing w:line="240" w:lineRule="auto" w:before="0" w:after="60"/>
+        <w:spacing w:line="240" w:lineRule="auto" w:before="0" w:after="40"/>
         <w:jc w:val="left"/>
       </w:pPr>
       <w:r>
         <w:rPr>
-          <w:rFonts w:ascii="Arial" w:hAnsi="Arial" w:eastAsia="Arial"/>
+          <w:rFonts w:ascii="Cambria" w:hAnsi="Cambria" w:eastAsia="Cambria"/>
           <w:b/>
           <w:i w:val="0"/>
-          <w:sz w:val="19"/>
-        </w:rPr>
-        <w:t>Objectives for the Week:</w:t>
-      </w:r>
-      <w:r>
-        <w:rPr>
-          <w:rFonts w:ascii="Arial" w:hAnsi="Arial" w:eastAsia="Arial"/>
-          <w:b w:val="0"/>
-          <w:i w:val="0"/>
-          <w:sz w:val="19"/>
-        </w:rPr>
-        <w:t xml:space="preserve"> Confirm the CP2 administrative starting point and plan the work against the Week 12 submission deadline.</w:t>
+          <w:color w:val="000000"/>
+          <w:sz w:val="21"/>
+        </w:rPr>
+        <w:t>Activities Completed:</w:t>
       </w:r>
     </w:p>
     <w:p>
       <w:pPr>
-        <w:keepLines/>
-        <w:spacing w:line="240" w:lineRule="auto" w:before="0" w:after="60"/>
-        <w:jc w:val="left"/>
-      </w:pPr>
-      <w:r>
-        <w:rPr>
-          <w:rFonts w:ascii="Arial" w:hAnsi="Arial" w:eastAsia="Arial"/>
-          <w:b/>
-          <w:i w:val="0"/>
-          <w:sz w:val="19"/>
-        </w:rPr>
-        <w:t>Activities Completed:</w:t>
-      </w:r>
-      <w:r>
-        <w:rPr>
-          <w:rFonts w:ascii="Arial" w:hAnsi="Arial" w:eastAsia="Arial"/>
+        <w:pStyle w:val="ListBullet"/>
+        <w:spacing w:line="240" w:lineRule="auto" w:before="0" w:after="40"/>
+        <w:ind w:left="403" w:hanging="230"/>
+      </w:pPr>
+      <w:r>
+        <w:rPr>
+          <w:rFonts w:ascii="Cambria" w:hAnsi="Cambria" w:eastAsia="Cambria"/>
           <w:b w:val="0"/>
           <w:i w:val="0"/>
-          <w:sz w:val="19"/>
-        </w:rPr>
-        <w:t xml:space="preserve"> I confirmed that Dr Claymond Lim Wei Xiang remained the supervisor from CP1. I mapped the project work to the CP2 teaching timeline: design and preparation first, implementation and evaluation next, followed by the final report, logbook, presentation, and system demonstration. I also kept the project title open to revision if the detector results did not support the original Autoencoder emphasis.</w:t>
+          <w:color w:val="000000"/>
+          <w:sz w:val="20"/>
+        </w:rPr>
+        <w:t>I confirmed that Dr Claymond Lim Wei Xiang remained the supervisor from CP1.</w:t>
       </w:r>
     </w:p>
     <w:p>
       <w:pPr>
-        <w:spacing w:line="240" w:lineRule="auto" w:before="0" w:after="60"/>
-        <w:jc w:val="left"/>
-      </w:pPr>
-      <w:r>
-        <w:rPr>
-          <w:rFonts w:ascii="Arial" w:hAnsi="Arial" w:eastAsia="Arial"/>
-          <w:b/>
-          <w:i/>
-          <w:color w:val="595959"/>
-          <w:sz w:val="17"/>
-        </w:rPr>
-        <w:t>Evidence/files:</w:t>
-      </w:r>
-      <w:r>
-        <w:rPr>
-          <w:rFonts w:ascii="Arial" w:hAnsi="Arial" w:eastAsia="Arial"/>
+        <w:pStyle w:val="ListBullet"/>
+        <w:spacing w:line="240" w:lineRule="auto" w:before="0" w:after="40"/>
+        <w:ind w:left="403" w:hanging="230"/>
+      </w:pPr>
+      <w:r>
+        <w:rPr>
+          <w:rFonts w:ascii="Cambria" w:hAnsi="Cambria" w:eastAsia="Cambria"/>
+          <w:b w:val="0"/>
+          <w:i w:val="0"/>
+          <w:color w:val="000000"/>
+          <w:sz w:val="20"/>
+        </w:rPr>
+        <w:t>I mapped the project work to the CP2 teaching timeline: design and preparation first, implementation and evaluation next, followed by the final report, logbook, presentation, and system demonstration.</w:t>
+      </w:r>
+    </w:p>
+    <w:p>
+      <w:pPr>
+        <w:pStyle w:val="ListBullet"/>
+        <w:spacing w:line="240" w:lineRule="auto" w:before="0" w:after="40"/>
+        <w:ind w:left="403" w:hanging="230"/>
+      </w:pPr>
+      <w:r>
+        <w:rPr>
+          <w:rFonts w:ascii="Cambria" w:hAnsi="Cambria" w:eastAsia="Cambria"/>
+          <w:b w:val="0"/>
+          <w:i w:val="0"/>
+          <w:color w:val="000000"/>
+          <w:sz w:val="20"/>
+        </w:rPr>
+        <w:t>I also kept the project title open to revision if the detector results did not support the original Autoencoder emphasis.</w:t>
+      </w:r>
+    </w:p>
+    <w:p>
+      <w:pPr>
+        <w:pStyle w:val="ListBullet"/>
+        <w:spacing w:line="240" w:lineRule="auto" w:before="0" w:after="40"/>
+        <w:ind w:left="403" w:hanging="230"/>
+      </w:pPr>
+      <w:r>
+        <w:rPr>
+          <w:rFonts w:ascii="Cambria" w:hAnsi="Cambria" w:eastAsia="Cambria"/>
           <w:b w:val="0"/>
           <w:i/>
-          <w:color w:val="595959"/>
-          <w:sz w:val="17"/>
-        </w:rPr>
-        <w:t xml:space="preserve"> docs/references/CP2_Timeline_2026.png; CP1 proposal cover; final report cover and Section 1.3.</w:t>
+          <w:color w:val="000000"/>
+          <w:sz w:val="18"/>
+        </w:rPr>
+        <w:t>Supporting evidence: docs/references/CP2_Timeline_2026.png; CP1 proposal cover; final report cover and Section 1.3.</w:t>
       </w:r>
     </w:p>
     <w:p>
       <w:pPr>
         <w:keepLines/>
-        <w:spacing w:line="240" w:lineRule="auto" w:before="0" w:after="60"/>
+        <w:spacing w:line="240" w:lineRule="auto" w:before="0" w:after="80"/>
         <w:jc w:val="left"/>
       </w:pPr>
       <w:r>
         <w:rPr>
-          <w:rFonts w:ascii="Arial" w:hAnsi="Arial" w:eastAsia="Arial"/>
+          <w:rFonts w:ascii="Cambria" w:hAnsi="Cambria" w:eastAsia="Cambria"/>
           <w:b/>
           <w:i w:val="0"/>
-          <w:sz w:val="19"/>
+          <w:color w:val="000000"/>
+          <w:sz w:val="21"/>
         </w:rPr>
         <w:t>Challenges Encountered (if any):</w:t>
       </w:r>
       <w:r>
         <w:rPr>
-          <w:rFonts w:ascii="Arial" w:hAnsi="Arial" w:eastAsia="Arial"/>
+          <w:rFonts w:ascii="Cambria" w:hAnsi="Cambria" w:eastAsia="Cambria"/>
           <w:b w:val="0"/>
           <w:i w:val="0"/>
-          <w:sz w:val="19"/>
+          <w:color w:val="000000"/>
+          <w:sz w:val="21"/>
         </w:rPr>
         <w:t xml:space="preserve"> A schedule based only on model training would leave insufficient time for explanation validation, application work, writing, and demonstration preparation.</w:t>
       </w:r>
@@ -1275,24 +1378,26 @@
     <w:p>
       <w:pPr>
         <w:keepLines/>
-        <w:spacing w:line="240" w:lineRule="auto" w:before="0" w:after="60"/>
+        <w:spacing w:line="240" w:lineRule="auto" w:before="0" w:after="80"/>
         <w:jc w:val="left"/>
       </w:pPr>
       <w:r>
         <w:rPr>
-          <w:rFonts w:ascii="Arial" w:hAnsi="Arial" w:eastAsia="Arial"/>
+          <w:rFonts w:ascii="Cambria" w:hAnsi="Cambria" w:eastAsia="Cambria"/>
           <w:b/>
           <w:i w:val="0"/>
-          <w:sz w:val="19"/>
+          <w:color w:val="000000"/>
+          <w:sz w:val="21"/>
         </w:rPr>
         <w:t>Solutions / Actions Taken (if any):</w:t>
       </w:r>
       <w:r>
         <w:rPr>
-          <w:rFonts w:ascii="Arial" w:hAnsi="Arial" w:eastAsia="Arial"/>
+          <w:rFonts w:ascii="Cambria" w:hAnsi="Cambria" w:eastAsia="Cambria"/>
           <w:b w:val="0"/>
           <w:i w:val="0"/>
-          <w:sz w:val="19"/>
+          <w:color w:val="000000"/>
+          <w:sz w:val="21"/>
         </w:rPr>
         <w:t xml:space="preserve"> I mapped design, implementation, evaluation, writing, and demonstration tasks to the official CP2 weeks, while leaving the title open to evidence-driven revision.</w:t>
       </w:r>
@@ -1300,24 +1405,26 @@
     <w:p>
       <w:pPr>
         <w:keepLines/>
-        <w:spacing w:line="240" w:lineRule="auto" w:before="0" w:after="60"/>
+        <w:spacing w:line="240" w:lineRule="auto" w:before="0" w:after="80"/>
         <w:jc w:val="left"/>
       </w:pPr>
       <w:r>
         <w:rPr>
-          <w:rFonts w:ascii="Arial" w:hAnsi="Arial" w:eastAsia="Arial"/>
+          <w:rFonts w:ascii="Cambria" w:hAnsi="Cambria" w:eastAsia="Cambria"/>
           <w:b/>
           <w:i w:val="0"/>
-          <w:sz w:val="19"/>
+          <w:color w:val="000000"/>
+          <w:sz w:val="21"/>
         </w:rPr>
         <w:t>Progress Reflection:</w:t>
       </w:r>
       <w:r>
         <w:rPr>
-          <w:rFonts w:ascii="Arial" w:hAnsi="Arial" w:eastAsia="Arial"/>
+          <w:rFonts w:ascii="Cambria" w:hAnsi="Cambria" w:eastAsia="Cambria"/>
           <w:b w:val="0"/>
           <w:i w:val="0"/>
-          <w:sz w:val="19"/>
+          <w:color w:val="000000"/>
+          <w:sz w:val="21"/>
         </w:rPr>
         <w:t xml:space="preserve"> Treating the report, reproducibility evidence, and system demonstration as project outputs from the beginning reduced the risk of building a model that could not later be explained or defended.</w:t>
       </w:r>
@@ -1325,24 +1432,26 @@
     <w:p>
       <w:pPr>
         <w:keepLines/>
-        <w:spacing w:line="240" w:lineRule="auto" w:before="0" w:after="60"/>
+        <w:spacing w:line="240" w:lineRule="auto" w:before="0" w:after="80"/>
         <w:jc w:val="left"/>
       </w:pPr>
       <w:r>
         <w:rPr>
-          <w:rFonts w:ascii="Arial" w:hAnsi="Arial" w:eastAsia="Arial"/>
+          <w:rFonts w:ascii="Cambria" w:hAnsi="Cambria" w:eastAsia="Cambria"/>
           <w:b/>
           <w:i w:val="0"/>
-          <w:sz w:val="19"/>
+          <w:color w:val="000000"/>
+          <w:sz w:val="21"/>
         </w:rPr>
         <w:t>Plans for Next Week:</w:t>
       </w:r>
       <w:r>
         <w:rPr>
-          <w:rFonts w:ascii="Arial" w:hAnsi="Arial" w:eastAsia="Arial"/>
+          <w:rFonts w:ascii="Cambria" w:hAnsi="Cambria" w:eastAsia="Cambria"/>
           <w:b w:val="0"/>
           <w:i w:val="0"/>
-          <w:sz w:val="19"/>
+          <w:color w:val="000000"/>
+          <w:sz w:val="21"/>
         </w:rPr>
         <w:t xml:space="preserve"> Revisit the literature and identify the most defensible research gap.</w:t>
       </w:r>
@@ -1350,26 +1459,28 @@
     <w:p>
       <w:pPr>
         <w:keepLines/>
-        <w:spacing w:line="240" w:lineRule="auto" w:before="0" w:after="30"/>
+        <w:spacing w:line="240" w:lineRule="auto" w:before="0" w:after="40"/>
         <w:jc w:val="left"/>
       </w:pPr>
       <w:r>
         <w:rPr>
-          <w:rFonts w:ascii="Arial" w:hAnsi="Arial" w:eastAsia="Arial"/>
+          <w:rFonts w:ascii="Cambria" w:hAnsi="Cambria" w:eastAsia="Cambria"/>
           <w:b/>
           <w:i w:val="0"/>
-          <w:sz w:val="19"/>
+          <w:color w:val="000000"/>
+          <w:sz w:val="21"/>
         </w:rPr>
         <w:t>Supervisor's Feedback (if any):</w:t>
       </w:r>
       <w:r>
         <w:rPr>
-          <w:rFonts w:ascii="Arial" w:hAnsi="Arial" w:eastAsia="Arial"/>
+          <w:rFonts w:ascii="Cambria" w:hAnsi="Cambria" w:eastAsia="Cambria"/>
           <w:b w:val="0"/>
           <w:i w:val="0"/>
-          <w:sz w:val="19"/>
-        </w:rPr>
-        <w:t xml:space="preserve"> —</w:t>
+          <w:color w:val="000000"/>
+          <w:sz w:val="21"/>
+        </w:rPr>
+        <w:t xml:space="preserve"> ________________</w:t>
       </w:r>
     </w:p>
     <w:tbl>
@@ -1380,19 +1491,129 @@
         <w:tblLook w:firstColumn="1" w:firstRow="1" w:lastColumn="0" w:lastRow="0" w:noHBand="0" w:noVBand="1" w:val="04A0"/>
       </w:tblPr>
       <w:tblGrid>
-        <w:gridCol w:w="4392"/>
-        <w:gridCol w:w="4392"/>
+        <w:gridCol w:w="2477"/>
+        <w:gridCol w:w="1613"/>
+        <w:gridCol w:w="2275"/>
+        <w:gridCol w:w="2707"/>
       </w:tblGrid>
       <w:tr>
         <w:tc>
           <w:tcPr>
-            <w:tcW w:type="dxa" w:w="4392"/>
+            <w:tcW w:type="dxa" w:w="2477"/>
             <w:vAlign w:val="center"/>
             <w:tcMar>
               <w:top w:w="0" w:type="dxa"/>
-              <w:start w:w="30" w:type="dxa"/>
+              <w:start w:w="0" w:type="dxa"/>
               <w:bottom w:w="0" w:type="dxa"/>
-              <w:end w:w="30" w:type="dxa"/>
+              <w:end w:w="0" w:type="dxa"/>
+            </w:tcMar>
+            <w:tcBorders>
+              <w:top w:val="nil"/>
+              <w:left w:val="nil"/>
+              <w:bottom w:val="nil"/>
+              <w:right w:val="nil"/>
+              <w:insideH w:val="nil"/>
+              <w:insideV w:val="nil"/>
+            </w:tcBorders>
+          </w:tcPr>
+          <w:p>
+            <w:pPr>
+              <w:spacing w:after="0"/>
+              <w:jc w:val="left"/>
+            </w:pPr>
+            <w:r>
+              <w:rPr>
+                <w:rFonts w:ascii="Cambria" w:hAnsi="Cambria" w:eastAsia="Cambria"/>
+                <w:b w:val="0"/>
+                <w:i w:val="0"/>
+                <w:color w:val="000000"/>
+                <w:sz w:val="20"/>
+              </w:rPr>
+              <w:t>Supervisor’s Signature:</w:t>
+            </w:r>
+          </w:p>
+        </w:tc>
+        <w:tc>
+          <w:tcPr>
+            <w:tcW w:type="dxa" w:w="1613"/>
+            <w:vAlign w:val="center"/>
+            <w:tcMar>
+              <w:top w:w="0" w:type="dxa"/>
+              <w:start w:w="0" w:type="dxa"/>
+              <w:bottom w:w="0" w:type="dxa"/>
+              <w:end w:w="0" w:type="dxa"/>
+            </w:tcMar>
+            <w:tcBorders>
+              <w:top w:val="nil"/>
+              <w:left w:val="nil"/>
+              <w:bottom w:val="nil"/>
+              <w:right w:val="nil"/>
+              <w:insideH w:val="nil"/>
+              <w:insideV w:val="nil"/>
+            </w:tcBorders>
+          </w:tcPr>
+          <w:p>
+            <w:pPr>
+              <w:spacing w:after="0"/>
+              <w:jc w:val="left"/>
+            </w:pPr>
+            <w:r>
+              <w:rPr>
+                <w:rFonts w:ascii="Cambria" w:hAnsi="Cambria" w:eastAsia="Cambria"/>
+                <w:b w:val="0"/>
+                <w:i w:val="0"/>
+                <w:color w:val="000000"/>
+                <w:sz w:val="20"/>
+              </w:rPr>
+              <w:t>________________</w:t>
+            </w:r>
+          </w:p>
+        </w:tc>
+        <w:tc>
+          <w:tcPr>
+            <w:tcW w:type="dxa" w:w="2275"/>
+            <w:vAlign w:val="center"/>
+            <w:tcMar>
+              <w:top w:w="0" w:type="dxa"/>
+              <w:start w:w="0" w:type="dxa"/>
+              <w:bottom w:w="0" w:type="dxa"/>
+              <w:end w:w="0" w:type="dxa"/>
+            </w:tcMar>
+            <w:tcBorders>
+              <w:top w:val="nil"/>
+              <w:left w:val="nil"/>
+              <w:bottom w:val="nil"/>
+              <w:right w:val="nil"/>
+              <w:insideH w:val="nil"/>
+              <w:insideV w:val="nil"/>
+            </w:tcBorders>
+          </w:tcPr>
+          <w:p>
+            <w:pPr>
+              <w:spacing w:after="0"/>
+              <w:jc w:val="left"/>
+            </w:pPr>
+            <w:r>
+              <w:rPr>
+                <w:rFonts w:ascii="Cambria" w:hAnsi="Cambria" w:eastAsia="Cambria"/>
+                <w:b w:val="0"/>
+                <w:i w:val="0"/>
+                <w:color w:val="000000"/>
+                <w:sz w:val="20"/>
+              </w:rPr>
+              <w:t>Student’s Signature:</w:t>
+            </w:r>
+          </w:p>
+        </w:tc>
+        <w:tc>
+          <w:tcPr>
+            <w:tcW w:type="dxa" w:w="2707"/>
+            <w:vAlign w:val="center"/>
+            <w:tcMar>
+              <w:top w:w="0" w:type="dxa"/>
+              <w:start w:w="0" w:type="dxa"/>
+              <w:bottom w:w="0" w:type="dxa"/>
+              <w:end w:w="0" w:type="dxa"/>
             </w:tcMar>
             <w:tcBorders>
               <w:top w:val="nil"/>
@@ -1410,119 +1631,13 @@
             </w:pPr>
             <w:r>
               <w:rPr>
-                <w:rFonts w:ascii="Arial" w:hAnsi="Arial" w:eastAsia="Arial"/>
+                <w:rFonts w:ascii="Cambria" w:hAnsi="Cambria" w:eastAsia="Cambria"/>
                 <w:b w:val="0"/>
                 <w:i w:val="0"/>
-                <w:sz w:val="19"/>
+                <w:color w:val="000000"/>
+                <w:sz w:val="20"/>
               </w:rPr>
-              <w:t>Supervisor’s Signature</w:t>
-            </w:r>
-          </w:p>
-        </w:tc>
-        <w:tc>
-          <w:tcPr>
-            <w:tcW w:type="dxa" w:w="4392"/>
-            <w:vAlign w:val="center"/>
-            <w:tcMar>
-              <w:top w:w="0" w:type="dxa"/>
-              <w:start w:w="30" w:type="dxa"/>
-              <w:bottom w:w="0" w:type="dxa"/>
-              <w:end w:w="30" w:type="dxa"/>
-            </w:tcMar>
-            <w:tcBorders>
-              <w:top w:val="nil"/>
-              <w:left w:val="nil"/>
-              <w:bottom w:val="nil"/>
-              <w:right w:val="nil"/>
-              <w:insideH w:val="nil"/>
-              <w:insideV w:val="nil"/>
-            </w:tcBorders>
-          </w:tcPr>
-          <w:p>
-            <w:pPr>
-              <w:spacing w:after="0"/>
-              <w:jc w:val="center"/>
-            </w:pPr>
-            <w:r>
-              <w:rPr>
-                <w:rFonts w:ascii="Arial" w:hAnsi="Arial" w:eastAsia="Arial"/>
-                <w:b w:val="0"/>
-                <w:i w:val="0"/>
-                <w:sz w:val="19"/>
-              </w:rPr>
-              <w:t>Student’s Signature</w:t>
-            </w:r>
-          </w:p>
-        </w:tc>
-      </w:tr>
-      <w:tr>
-        <w:tc>
-          <w:tcPr>
-            <w:tcW w:type="dxa" w:w="4392"/>
-            <w:vAlign w:val="center"/>
-            <w:tcMar>
-              <w:top w:w="0" w:type="dxa"/>
-              <w:start w:w="30" w:type="dxa"/>
-              <w:bottom w:w="0" w:type="dxa"/>
-              <w:end w:w="30" w:type="dxa"/>
-            </w:tcMar>
-            <w:tcBorders>
-              <w:top w:val="nil"/>
-              <w:left w:val="nil"/>
-              <w:bottom w:val="nil"/>
-              <w:right w:val="nil"/>
-              <w:insideH w:val="nil"/>
-              <w:insideV w:val="nil"/>
-            </w:tcBorders>
-          </w:tcPr>
-          <w:p>
-            <w:pPr>
-              <w:spacing w:after="0"/>
-              <w:jc w:val="center"/>
-            </w:pPr>
-            <w:r>
-              <w:rPr>
-                <w:rFonts w:ascii="Arial" w:hAnsi="Arial" w:eastAsia="Arial"/>
-                <w:b w:val="0"/>
-                <w:i w:val="0"/>
-                <w:sz w:val="19"/>
-              </w:rPr>
-              <w:t>____________________________</w:t>
-            </w:r>
-          </w:p>
-        </w:tc>
-        <w:tc>
-          <w:tcPr>
-            <w:tcW w:type="dxa" w:w="4392"/>
-            <w:vAlign w:val="center"/>
-            <w:tcMar>
-              <w:top w:w="0" w:type="dxa"/>
-              <w:start w:w="30" w:type="dxa"/>
-              <w:bottom w:w="0" w:type="dxa"/>
-              <w:end w:w="30" w:type="dxa"/>
-            </w:tcMar>
-            <w:tcBorders>
-              <w:top w:val="nil"/>
-              <w:left w:val="nil"/>
-              <w:bottom w:val="nil"/>
-              <w:right w:val="nil"/>
-              <w:insideH w:val="nil"/>
-              <w:insideV w:val="nil"/>
-            </w:tcBorders>
-          </w:tcPr>
-          <w:p>
-            <w:pPr>
-              <w:spacing w:after="0"/>
-              <w:jc w:val="center"/>
-            </w:pPr>
-            <w:r>
-              <w:rPr>
-                <w:rFonts w:ascii="Arial" w:hAnsi="Arial" w:eastAsia="Arial"/>
-                <w:b w:val="0"/>
-                <w:i w:val="0"/>
-                <w:sz w:val="19"/>
-              </w:rPr>
-              <w:t>____________________________</w:t>
+              <w:t>____________________</w:t>
             </w:r>
           </w:p>
         </w:tc>
@@ -1572,10 +1687,11 @@
             </w:pPr>
             <w:r>
               <w:rPr>
-                <w:rFonts w:ascii="Arial" w:hAnsi="Arial" w:eastAsia="Arial"/>
+                <w:rFonts w:ascii="Cambria" w:hAnsi="Cambria" w:eastAsia="Cambria"/>
                 <w:b w:val="0"/>
                 <w:i w:val="0"/>
-                <w:sz w:val="21"/>
+                <w:color w:val="000000"/>
+                <w:sz w:val="22"/>
               </w:rPr>
               <w:t>Week Number:</w:t>
             </w:r>
@@ -1604,10 +1720,11 @@
             </w:pPr>
             <w:r>
               <w:rPr>
-                <w:rFonts w:ascii="Arial" w:hAnsi="Arial" w:eastAsia="Arial"/>
+                <w:rFonts w:ascii="Cambria" w:hAnsi="Cambria" w:eastAsia="Cambria"/>
                 <w:b w:val="0"/>
                 <w:i w:val="0"/>
-                <w:sz w:val="21"/>
+                <w:color w:val="000000"/>
+                <w:sz w:val="22"/>
               </w:rPr>
               <w:t>3</w:t>
             </w:r>
@@ -1641,10 +1758,11 @@
             </w:pPr>
             <w:r>
               <w:rPr>
-                <w:rFonts w:ascii="Arial" w:hAnsi="Arial" w:eastAsia="Arial"/>
+                <w:rFonts w:ascii="Cambria" w:hAnsi="Cambria" w:eastAsia="Cambria"/>
                 <w:b w:val="0"/>
                 <w:i w:val="0"/>
-                <w:sz w:val="21"/>
+                <w:color w:val="000000"/>
+                <w:sz w:val="22"/>
               </w:rPr>
               <w:t>Date Range:</w:t>
             </w:r>
@@ -1673,10 +1791,11 @@
             </w:pPr>
             <w:r>
               <w:rPr>
-                <w:rFonts w:ascii="Arial" w:hAnsi="Arial" w:eastAsia="Arial"/>
+                <w:rFonts w:ascii="Cambria" w:hAnsi="Cambria" w:eastAsia="Cambria"/>
                 <w:b w:val="0"/>
                 <w:i w:val="0"/>
-                <w:sz w:val="21"/>
+                <w:color w:val="000000"/>
+                <w:sz w:val="22"/>
               </w:rPr>
               <w:t>25-31 May 2026</w:t>
             </w:r>
@@ -1687,117 +1806,139 @@
     </w:tbl>
     <w:p>
       <w:pPr>
-        <w:keepNext/>
-        <w:spacing w:before="100" w:after="80"/>
-      </w:pPr>
-      <w:r>
-        <w:rPr>
-          <w:rFonts w:ascii="Arial" w:hAnsi="Arial" w:eastAsia="Arial"/>
+        <w:keepLines/>
+        <w:spacing w:line="240" w:lineRule="auto" w:before="0" w:after="80"/>
+        <w:jc w:val="left"/>
+      </w:pPr>
+      <w:r>
+        <w:rPr>
+          <w:rFonts w:ascii="Cambria" w:hAnsi="Cambria" w:eastAsia="Cambria"/>
           <w:b/>
           <w:i w:val="0"/>
-          <w:color w:val="1F4E79"/>
+          <w:color w:val="000000"/>
           <w:sz w:val="21"/>
         </w:rPr>
-        <w:t>Week 3: Literature Review and Contribution Reframing</w:t>
+        <w:t>Objectives for the Week:</w:t>
+      </w:r>
+      <w:r>
+        <w:rPr>
+          <w:rFonts w:ascii="Cambria" w:hAnsi="Cambria" w:eastAsia="Cambria"/>
+          <w:b w:val="0"/>
+          <w:i w:val="0"/>
+          <w:color w:val="000000"/>
+          <w:sz w:val="21"/>
+        </w:rPr>
+        <w:t xml:space="preserve"> Reassess which part of the proposed project could make a credible FYP contribution.</w:t>
       </w:r>
     </w:p>
     <w:p>
       <w:pPr>
         <w:keepLines/>
-        <w:spacing w:line="240" w:lineRule="auto" w:before="0" w:after="60"/>
+        <w:spacing w:line="240" w:lineRule="auto" w:before="0" w:after="40"/>
         <w:jc w:val="left"/>
       </w:pPr>
       <w:r>
         <w:rPr>
-          <w:rFonts w:ascii="Arial" w:hAnsi="Arial" w:eastAsia="Arial"/>
+          <w:rFonts w:ascii="Cambria" w:hAnsi="Cambria" w:eastAsia="Cambria"/>
           <w:b/>
           <w:i w:val="0"/>
-          <w:sz w:val="19"/>
-        </w:rPr>
-        <w:t>Objectives for the Week:</w:t>
-      </w:r>
-      <w:r>
-        <w:rPr>
-          <w:rFonts w:ascii="Arial" w:hAnsi="Arial" w:eastAsia="Arial"/>
-          <w:b w:val="0"/>
-          <w:i w:val="0"/>
-          <w:sz w:val="19"/>
-        </w:rPr>
-        <w:t xml:space="preserve"> Reassess which part of the proposed project could make a credible FYP contribution.</w:t>
+          <w:color w:val="000000"/>
+          <w:sz w:val="21"/>
+        </w:rPr>
+        <w:t>Activities Completed:</w:t>
       </w:r>
     </w:p>
     <w:p>
       <w:pPr>
-        <w:keepLines/>
-        <w:spacing w:line="240" w:lineRule="auto" w:before="0" w:after="60"/>
-        <w:jc w:val="left"/>
-      </w:pPr>
-      <w:r>
-        <w:rPr>
-          <w:rFonts w:ascii="Arial" w:hAnsi="Arial" w:eastAsia="Arial"/>
-          <w:b/>
-          <w:i w:val="0"/>
-          <w:sz w:val="19"/>
-        </w:rPr>
-        <w:t>Activities Completed:</w:t>
-      </w:r>
-      <w:r>
-        <w:rPr>
-          <w:rFonts w:ascii="Arial" w:hAnsi="Arial" w:eastAsia="Arial"/>
+        <w:pStyle w:val="ListBullet"/>
+        <w:spacing w:line="240" w:lineRule="auto" w:before="0" w:after="40"/>
+        <w:ind w:left="403" w:hanging="230"/>
+      </w:pPr>
+      <w:r>
+        <w:rPr>
+          <w:rFonts w:ascii="Cambria" w:hAnsi="Cambria" w:eastAsia="Cambria"/>
           <w:b w:val="0"/>
           <w:i w:val="0"/>
-          <w:sz w:val="19"/>
-        </w:rPr>
-        <w:t xml:space="preserve"> I reviewed literature on imbalanced fraud detection, SMOTE, cost-sensitive learning, autoencoder features, XGBoost, SHAP, narrative explanations, local language models, hallucination, and programmable guardrails. Existing work already covered hybrid fraud detectors and LLM-based explanation. The more specific gap was the measurement and fail-closed control of LLM text against fixed SHAP evidence.</w:t>
+          <w:color w:val="000000"/>
+          <w:sz w:val="20"/>
+        </w:rPr>
+        <w:t>I reviewed literature on imbalanced fraud detection, SMOTE, cost-sensitive learning, autoencoder features, XGBoost, SHAP, narrative explanations, local language models, hallucination, and programmable guardrails.</w:t>
       </w:r>
     </w:p>
     <w:p>
       <w:pPr>
-        <w:spacing w:line="240" w:lineRule="auto" w:before="0" w:after="60"/>
-        <w:jc w:val="left"/>
-      </w:pPr>
-      <w:r>
-        <w:rPr>
-          <w:rFonts w:ascii="Arial" w:hAnsi="Arial" w:eastAsia="Arial"/>
-          <w:b/>
-          <w:i/>
-          <w:color w:val="595959"/>
-          <w:sz w:val="17"/>
-        </w:rPr>
-        <w:t>Evidence/files:</w:t>
-      </w:r>
-      <w:r>
-        <w:rPr>
-          <w:rFonts w:ascii="Arial" w:hAnsi="Arial" w:eastAsia="Arial"/>
+        <w:pStyle w:val="ListBullet"/>
+        <w:spacing w:line="240" w:lineRule="auto" w:before="0" w:after="40"/>
+        <w:ind w:left="403" w:hanging="230"/>
+      </w:pPr>
+      <w:r>
+        <w:rPr>
+          <w:rFonts w:ascii="Cambria" w:hAnsi="Cambria" w:eastAsia="Cambria"/>
+          <w:b w:val="0"/>
+          <w:i w:val="0"/>
+          <w:color w:val="000000"/>
+          <w:sz w:val="20"/>
+        </w:rPr>
+        <w:t>Existing work already covered hybrid fraud detectors and LLM-based explanation.</w:t>
+      </w:r>
+    </w:p>
+    <w:p>
+      <w:pPr>
+        <w:pStyle w:val="ListBullet"/>
+        <w:spacing w:line="240" w:lineRule="auto" w:before="0" w:after="40"/>
+        <w:ind w:left="403" w:hanging="230"/>
+      </w:pPr>
+      <w:r>
+        <w:rPr>
+          <w:rFonts w:ascii="Cambria" w:hAnsi="Cambria" w:eastAsia="Cambria"/>
+          <w:b w:val="0"/>
+          <w:i w:val="0"/>
+          <w:color w:val="000000"/>
+          <w:sz w:val="20"/>
+        </w:rPr>
+        <w:t>The more specific gap was the measurement and fail-closed control of LLM text against fixed SHAP evidence.</w:t>
+      </w:r>
+    </w:p>
+    <w:p>
+      <w:pPr>
+        <w:pStyle w:val="ListBullet"/>
+        <w:spacing w:line="240" w:lineRule="auto" w:before="0" w:after="40"/>
+        <w:ind w:left="403" w:hanging="230"/>
+      </w:pPr>
+      <w:r>
+        <w:rPr>
+          <w:rFonts w:ascii="Cambria" w:hAnsi="Cambria" w:eastAsia="Cambria"/>
           <w:b w:val="0"/>
           <w:i/>
-          <w:color w:val="595959"/>
-          <w:sz w:val="17"/>
-        </w:rPr>
-        <w:t xml:space="preserve"> The starting literature foundation is recorded in the CP1 literature review. The resulting CP2 synthesis was later formalised in final report Chapter 2 and Table 2.1 and verified in docs/reviews/2026-07-26-final-reference-audit.md.</w:t>
+          <w:color w:val="000000"/>
+          <w:sz w:val="18"/>
+        </w:rPr>
+        <w:t>Supporting evidence: The starting literature foundation is recorded in the CP1 literature review. The resulting CP2 synthesis was later formalised in final report Chapter 2 and Table 2.1 and verified in docs/reviews/2026-07-26-final-reference-audit.md.</w:t>
       </w:r>
     </w:p>
     <w:p>
       <w:pPr>
         <w:keepLines/>
-        <w:spacing w:line="240" w:lineRule="auto" w:before="0" w:after="60"/>
+        <w:spacing w:line="240" w:lineRule="auto" w:before="0" w:after="80"/>
         <w:jc w:val="left"/>
       </w:pPr>
       <w:r>
         <w:rPr>
-          <w:rFonts w:ascii="Arial" w:hAnsi="Arial" w:eastAsia="Arial"/>
+          <w:rFonts w:ascii="Cambria" w:hAnsi="Cambria" w:eastAsia="Cambria"/>
           <w:b/>
           <w:i w:val="0"/>
-          <w:sz w:val="19"/>
+          <w:color w:val="000000"/>
+          <w:sz w:val="21"/>
         </w:rPr>
         <w:t>Challenges Encountered (if any):</w:t>
       </w:r>
       <w:r>
         <w:rPr>
-          <w:rFonts w:ascii="Arial" w:hAnsi="Arial" w:eastAsia="Arial"/>
+          <w:rFonts w:ascii="Cambria" w:hAnsi="Cambria" w:eastAsia="Cambria"/>
           <w:b w:val="0"/>
           <w:i w:val="0"/>
-          <w:sz w:val="19"/>
+          <w:color w:val="000000"/>
+          <w:sz w:val="21"/>
         </w:rPr>
         <w:t xml:space="preserve"> Claiming that Autoencoder plus XGBoost or “using an LLM for explanations” was new would be difficult to defend against prior research.</w:t>
       </w:r>
@@ -1805,24 +1946,26 @@
     <w:p>
       <w:pPr>
         <w:keepLines/>
-        <w:spacing w:line="240" w:lineRule="auto" w:before="0" w:after="60"/>
+        <w:spacing w:line="240" w:lineRule="auto" w:before="0" w:after="80"/>
         <w:jc w:val="left"/>
       </w:pPr>
       <w:r>
         <w:rPr>
-          <w:rFonts w:ascii="Arial" w:hAnsi="Arial" w:eastAsia="Arial"/>
+          <w:rFonts w:ascii="Cambria" w:hAnsi="Cambria" w:eastAsia="Cambria"/>
           <w:b/>
           <w:i w:val="0"/>
-          <w:sz w:val="19"/>
+          <w:color w:val="000000"/>
+          <w:sz w:val="21"/>
         </w:rPr>
         <w:t>Solutions / Actions Taken (if any):</w:t>
       </w:r>
       <w:r>
         <w:rPr>
-          <w:rFonts w:ascii="Arial" w:hAnsi="Arial" w:eastAsia="Arial"/>
+          <w:rFonts w:ascii="Cambria" w:hAnsi="Cambria" w:eastAsia="Cambria"/>
           <w:b w:val="0"/>
           <w:i w:val="0"/>
-          <w:sz w:val="19"/>
+          <w:color w:val="000000"/>
+          <w:sz w:val="21"/>
         </w:rPr>
         <w:t xml:space="preserve"> I reframed the contribution around local generation, minimised evidence, deterministic validation, measured failure rates, and fail-closed fallback.</w:t>
       </w:r>
@@ -1830,24 +1973,26 @@
     <w:p>
       <w:pPr>
         <w:keepLines/>
-        <w:spacing w:line="240" w:lineRule="auto" w:before="0" w:after="60"/>
+        <w:spacing w:line="240" w:lineRule="auto" w:before="0" w:after="80"/>
         <w:jc w:val="left"/>
       </w:pPr>
       <w:r>
         <w:rPr>
-          <w:rFonts w:ascii="Arial" w:hAnsi="Arial" w:eastAsia="Arial"/>
+          <w:rFonts w:ascii="Cambria" w:hAnsi="Cambria" w:eastAsia="Cambria"/>
           <w:b/>
           <w:i w:val="0"/>
-          <w:sz w:val="19"/>
+          <w:color w:val="000000"/>
+          <w:sz w:val="21"/>
         </w:rPr>
         <w:t>Progress Reflection:</w:t>
       </w:r>
       <w:r>
         <w:rPr>
-          <w:rFonts w:ascii="Arial" w:hAnsi="Arial" w:eastAsia="Arial"/>
+          <w:rFonts w:ascii="Cambria" w:hAnsi="Cambria" w:eastAsia="Cambria"/>
           <w:b w:val="0"/>
           <w:i w:val="0"/>
-          <w:sz w:val="19"/>
+          <w:color w:val="000000"/>
+          <w:sz w:val="21"/>
         </w:rPr>
         <w:t xml:space="preserve"> I reframed the intended contribution as an evaluated explanation-delivery boundary: local generation, minimized evidence, code-level validation, measured failure rates, and deterministic fallback. The detector benchmark would test the original CP1 assumption rather than guarantee it.</w:t>
       </w:r>
@@ -1855,24 +2000,26 @@
     <w:p>
       <w:pPr>
         <w:keepLines/>
-        <w:spacing w:line="240" w:lineRule="auto" w:before="0" w:after="60"/>
+        <w:spacing w:line="240" w:lineRule="auto" w:before="0" w:after="80"/>
         <w:jc w:val="left"/>
       </w:pPr>
       <w:r>
         <w:rPr>
-          <w:rFonts w:ascii="Arial" w:hAnsi="Arial" w:eastAsia="Arial"/>
+          <w:rFonts w:ascii="Cambria" w:hAnsi="Cambria" w:eastAsia="Cambria"/>
           <w:b/>
           <w:i w:val="0"/>
-          <w:sz w:val="19"/>
+          <w:color w:val="000000"/>
+          <w:sz w:val="21"/>
         </w:rPr>
         <w:t>Plans for Next Week:</w:t>
       </w:r>
       <w:r>
         <w:rPr>
-          <w:rFonts w:ascii="Arial" w:hAnsi="Arial" w:eastAsia="Arial"/>
+          <w:rFonts w:ascii="Cambria" w:hAnsi="Cambria" w:eastAsia="Cambria"/>
           <w:b w:val="0"/>
           <w:i w:val="0"/>
-          <w:sz w:val="19"/>
+          <w:color w:val="000000"/>
+          <w:sz w:val="21"/>
         </w:rPr>
         <w:t xml:space="preserve"> Define the detector comparison, metrics, and research questions before implementation.</w:t>
       </w:r>
@@ -1880,26 +2027,28 @@
     <w:p>
       <w:pPr>
         <w:keepLines/>
-        <w:spacing w:line="240" w:lineRule="auto" w:before="0" w:after="30"/>
+        <w:spacing w:line="240" w:lineRule="auto" w:before="0" w:after="40"/>
         <w:jc w:val="left"/>
       </w:pPr>
       <w:r>
         <w:rPr>
-          <w:rFonts w:ascii="Arial" w:hAnsi="Arial" w:eastAsia="Arial"/>
+          <w:rFonts w:ascii="Cambria" w:hAnsi="Cambria" w:eastAsia="Cambria"/>
           <w:b/>
           <w:i w:val="0"/>
-          <w:sz w:val="19"/>
+          <w:color w:val="000000"/>
+          <w:sz w:val="21"/>
         </w:rPr>
         <w:t>Supervisor's Feedback (if any):</w:t>
       </w:r>
       <w:r>
         <w:rPr>
-          <w:rFonts w:ascii="Arial" w:hAnsi="Arial" w:eastAsia="Arial"/>
+          <w:rFonts w:ascii="Cambria" w:hAnsi="Cambria" w:eastAsia="Cambria"/>
           <w:b w:val="0"/>
           <w:i w:val="0"/>
-          <w:sz w:val="19"/>
-        </w:rPr>
-        <w:t xml:space="preserve"> —</w:t>
+          <w:color w:val="000000"/>
+          <w:sz w:val="21"/>
+        </w:rPr>
+        <w:t xml:space="preserve"> ________________</w:t>
       </w:r>
     </w:p>
     <w:tbl>
@@ -1910,19 +2059,129 @@
         <w:tblLook w:firstColumn="1" w:firstRow="1" w:lastColumn="0" w:lastRow="0" w:noHBand="0" w:noVBand="1" w:val="04A0"/>
       </w:tblPr>
       <w:tblGrid>
-        <w:gridCol w:w="4392"/>
-        <w:gridCol w:w="4392"/>
+        <w:gridCol w:w="2477"/>
+        <w:gridCol w:w="1613"/>
+        <w:gridCol w:w="2275"/>
+        <w:gridCol w:w="2707"/>
       </w:tblGrid>
       <w:tr>
         <w:tc>
           <w:tcPr>
-            <w:tcW w:type="dxa" w:w="4392"/>
+            <w:tcW w:type="dxa" w:w="2477"/>
             <w:vAlign w:val="center"/>
             <w:tcMar>
               <w:top w:w="0" w:type="dxa"/>
-              <w:start w:w="30" w:type="dxa"/>
+              <w:start w:w="0" w:type="dxa"/>
               <w:bottom w:w="0" w:type="dxa"/>
-              <w:end w:w="30" w:type="dxa"/>
+              <w:end w:w="0" w:type="dxa"/>
+            </w:tcMar>
+            <w:tcBorders>
+              <w:top w:val="nil"/>
+              <w:left w:val="nil"/>
+              <w:bottom w:val="nil"/>
+              <w:right w:val="nil"/>
+              <w:insideH w:val="nil"/>
+              <w:insideV w:val="nil"/>
+            </w:tcBorders>
+          </w:tcPr>
+          <w:p>
+            <w:pPr>
+              <w:spacing w:after="0"/>
+              <w:jc w:val="left"/>
+            </w:pPr>
+            <w:r>
+              <w:rPr>
+                <w:rFonts w:ascii="Cambria" w:hAnsi="Cambria" w:eastAsia="Cambria"/>
+                <w:b w:val="0"/>
+                <w:i w:val="0"/>
+                <w:color w:val="000000"/>
+                <w:sz w:val="20"/>
+              </w:rPr>
+              <w:t>Supervisor’s Signature:</w:t>
+            </w:r>
+          </w:p>
+        </w:tc>
+        <w:tc>
+          <w:tcPr>
+            <w:tcW w:type="dxa" w:w="1613"/>
+            <w:vAlign w:val="center"/>
+            <w:tcMar>
+              <w:top w:w="0" w:type="dxa"/>
+              <w:start w:w="0" w:type="dxa"/>
+              <w:bottom w:w="0" w:type="dxa"/>
+              <w:end w:w="0" w:type="dxa"/>
+            </w:tcMar>
+            <w:tcBorders>
+              <w:top w:val="nil"/>
+              <w:left w:val="nil"/>
+              <w:bottom w:val="nil"/>
+              <w:right w:val="nil"/>
+              <w:insideH w:val="nil"/>
+              <w:insideV w:val="nil"/>
+            </w:tcBorders>
+          </w:tcPr>
+          <w:p>
+            <w:pPr>
+              <w:spacing w:after="0"/>
+              <w:jc w:val="left"/>
+            </w:pPr>
+            <w:r>
+              <w:rPr>
+                <w:rFonts w:ascii="Cambria" w:hAnsi="Cambria" w:eastAsia="Cambria"/>
+                <w:b w:val="0"/>
+                <w:i w:val="0"/>
+                <w:color w:val="000000"/>
+                <w:sz w:val="20"/>
+              </w:rPr>
+              <w:t>________________</w:t>
+            </w:r>
+          </w:p>
+        </w:tc>
+        <w:tc>
+          <w:tcPr>
+            <w:tcW w:type="dxa" w:w="2275"/>
+            <w:vAlign w:val="center"/>
+            <w:tcMar>
+              <w:top w:w="0" w:type="dxa"/>
+              <w:start w:w="0" w:type="dxa"/>
+              <w:bottom w:w="0" w:type="dxa"/>
+              <w:end w:w="0" w:type="dxa"/>
+            </w:tcMar>
+            <w:tcBorders>
+              <w:top w:val="nil"/>
+              <w:left w:val="nil"/>
+              <w:bottom w:val="nil"/>
+              <w:right w:val="nil"/>
+              <w:insideH w:val="nil"/>
+              <w:insideV w:val="nil"/>
+            </w:tcBorders>
+          </w:tcPr>
+          <w:p>
+            <w:pPr>
+              <w:spacing w:after="0"/>
+              <w:jc w:val="left"/>
+            </w:pPr>
+            <w:r>
+              <w:rPr>
+                <w:rFonts w:ascii="Cambria" w:hAnsi="Cambria" w:eastAsia="Cambria"/>
+                <w:b w:val="0"/>
+                <w:i w:val="0"/>
+                <w:color w:val="000000"/>
+                <w:sz w:val="20"/>
+              </w:rPr>
+              <w:t>Student’s Signature:</w:t>
+            </w:r>
+          </w:p>
+        </w:tc>
+        <w:tc>
+          <w:tcPr>
+            <w:tcW w:type="dxa" w:w="2707"/>
+            <w:vAlign w:val="center"/>
+            <w:tcMar>
+              <w:top w:w="0" w:type="dxa"/>
+              <w:start w:w="0" w:type="dxa"/>
+              <w:bottom w:w="0" w:type="dxa"/>
+              <w:end w:w="0" w:type="dxa"/>
             </w:tcMar>
             <w:tcBorders>
               <w:top w:val="nil"/>
@@ -1940,119 +2199,13 @@
             </w:pPr>
             <w:r>
               <w:rPr>
-                <w:rFonts w:ascii="Arial" w:hAnsi="Arial" w:eastAsia="Arial"/>
+                <w:rFonts w:ascii="Cambria" w:hAnsi="Cambria" w:eastAsia="Cambria"/>
                 <w:b w:val="0"/>
                 <w:i w:val="0"/>
-                <w:sz w:val="19"/>
+                <w:color w:val="000000"/>
+                <w:sz w:val="20"/>
               </w:rPr>
-              <w:t>Supervisor’s Signature</w:t>
-            </w:r>
-          </w:p>
-        </w:tc>
-        <w:tc>
-          <w:tcPr>
-            <w:tcW w:type="dxa" w:w="4392"/>
-            <w:vAlign w:val="center"/>
-            <w:tcMar>
-              <w:top w:w="0" w:type="dxa"/>
-              <w:start w:w="30" w:type="dxa"/>
-              <w:bottom w:w="0" w:type="dxa"/>
-              <w:end w:w="30" w:type="dxa"/>
-            </w:tcMar>
-            <w:tcBorders>
-              <w:top w:val="nil"/>
-              <w:left w:val="nil"/>
-              <w:bottom w:val="nil"/>
-              <w:right w:val="nil"/>
-              <w:insideH w:val="nil"/>
-              <w:insideV w:val="nil"/>
-            </w:tcBorders>
-          </w:tcPr>
-          <w:p>
-            <w:pPr>
-              <w:spacing w:after="0"/>
-              <w:jc w:val="center"/>
-            </w:pPr>
-            <w:r>
-              <w:rPr>
-                <w:rFonts w:ascii="Arial" w:hAnsi="Arial" w:eastAsia="Arial"/>
-                <w:b w:val="0"/>
-                <w:i w:val="0"/>
-                <w:sz w:val="19"/>
-              </w:rPr>
-              <w:t>Student’s Signature</w:t>
-            </w:r>
-          </w:p>
-        </w:tc>
-      </w:tr>
-      <w:tr>
-        <w:tc>
-          <w:tcPr>
-            <w:tcW w:type="dxa" w:w="4392"/>
-            <w:vAlign w:val="center"/>
-            <w:tcMar>
-              <w:top w:w="0" w:type="dxa"/>
-              <w:start w:w="30" w:type="dxa"/>
-              <w:bottom w:w="0" w:type="dxa"/>
-              <w:end w:w="30" w:type="dxa"/>
-            </w:tcMar>
-            <w:tcBorders>
-              <w:top w:val="nil"/>
-              <w:left w:val="nil"/>
-              <w:bottom w:val="nil"/>
-              <w:right w:val="nil"/>
-              <w:insideH w:val="nil"/>
-              <w:insideV w:val="nil"/>
-            </w:tcBorders>
-          </w:tcPr>
-          <w:p>
-            <w:pPr>
-              <w:spacing w:after="0"/>
-              <w:jc w:val="center"/>
-            </w:pPr>
-            <w:r>
-              <w:rPr>
-                <w:rFonts w:ascii="Arial" w:hAnsi="Arial" w:eastAsia="Arial"/>
-                <w:b w:val="0"/>
-                <w:i w:val="0"/>
-                <w:sz w:val="19"/>
-              </w:rPr>
-              <w:t>____________________________</w:t>
-            </w:r>
-          </w:p>
-        </w:tc>
-        <w:tc>
-          <w:tcPr>
-            <w:tcW w:type="dxa" w:w="4392"/>
-            <w:vAlign w:val="center"/>
-            <w:tcMar>
-              <w:top w:w="0" w:type="dxa"/>
-              <w:start w:w="30" w:type="dxa"/>
-              <w:bottom w:w="0" w:type="dxa"/>
-              <w:end w:w="30" w:type="dxa"/>
-            </w:tcMar>
-            <w:tcBorders>
-              <w:top w:val="nil"/>
-              <w:left w:val="nil"/>
-              <w:bottom w:val="nil"/>
-              <w:right w:val="nil"/>
-              <w:insideH w:val="nil"/>
-              <w:insideV w:val="nil"/>
-            </w:tcBorders>
-          </w:tcPr>
-          <w:p>
-            <w:pPr>
-              <w:spacing w:after="0"/>
-              <w:jc w:val="center"/>
-            </w:pPr>
-            <w:r>
-              <w:rPr>
-                <w:rFonts w:ascii="Arial" w:hAnsi="Arial" w:eastAsia="Arial"/>
-                <w:b w:val="0"/>
-                <w:i w:val="0"/>
-                <w:sz w:val="19"/>
-              </w:rPr>
-              <w:t>____________________________</w:t>
+              <w:t>____________________</w:t>
             </w:r>
           </w:p>
         </w:tc>
@@ -2102,10 +2255,11 @@
             </w:pPr>
             <w:r>
               <w:rPr>
-                <w:rFonts w:ascii="Arial" w:hAnsi="Arial" w:eastAsia="Arial"/>
+                <w:rFonts w:ascii="Cambria" w:hAnsi="Cambria" w:eastAsia="Cambria"/>
                 <w:b w:val="0"/>
                 <w:i w:val="0"/>
-                <w:sz w:val="21"/>
+                <w:color w:val="000000"/>
+                <w:sz w:val="22"/>
               </w:rPr>
               <w:t>Week Number:</w:t>
             </w:r>
@@ -2134,10 +2288,11 @@
             </w:pPr>
             <w:r>
               <w:rPr>
-                <w:rFonts w:ascii="Arial" w:hAnsi="Arial" w:eastAsia="Arial"/>
+                <w:rFonts w:ascii="Cambria" w:hAnsi="Cambria" w:eastAsia="Cambria"/>
                 <w:b w:val="0"/>
                 <w:i w:val="0"/>
-                <w:sz w:val="21"/>
+                <w:color w:val="000000"/>
+                <w:sz w:val="22"/>
               </w:rPr>
               <w:t>4</w:t>
             </w:r>
@@ -2171,10 +2326,11 @@
             </w:pPr>
             <w:r>
               <w:rPr>
-                <w:rFonts w:ascii="Arial" w:hAnsi="Arial" w:eastAsia="Arial"/>
+                <w:rFonts w:ascii="Cambria" w:hAnsi="Cambria" w:eastAsia="Cambria"/>
                 <w:b w:val="0"/>
                 <w:i w:val="0"/>
-                <w:sz w:val="21"/>
+                <w:color w:val="000000"/>
+                <w:sz w:val="22"/>
               </w:rPr>
               <w:t>Date Range:</w:t>
             </w:r>
@@ -2203,10 +2359,11 @@
             </w:pPr>
             <w:r>
               <w:rPr>
-                <w:rFonts w:ascii="Arial" w:hAnsi="Arial" w:eastAsia="Arial"/>
+                <w:rFonts w:ascii="Cambria" w:hAnsi="Cambria" w:eastAsia="Cambria"/>
                 <w:b w:val="0"/>
                 <w:i w:val="0"/>
-                <w:sz w:val="21"/>
+                <w:color w:val="000000"/>
+                <w:sz w:val="22"/>
               </w:rPr>
               <w:t>1-7 June 2026</w:t>
             </w:r>
@@ -2217,117 +2374,139 @@
     </w:tbl>
     <w:p>
       <w:pPr>
-        <w:keepNext/>
-        <w:spacing w:before="100" w:after="80"/>
-      </w:pPr>
-      <w:r>
-        <w:rPr>
-          <w:rFonts w:ascii="Arial" w:hAnsi="Arial" w:eastAsia="Arial"/>
+        <w:keepLines/>
+        <w:spacing w:line="240" w:lineRule="auto" w:before="0" w:after="80"/>
+        <w:jc w:val="left"/>
+      </w:pPr>
+      <w:r>
+        <w:rPr>
+          <w:rFonts w:ascii="Cambria" w:hAnsi="Cambria" w:eastAsia="Cambria"/>
           <w:b/>
           <w:i w:val="0"/>
-          <w:color w:val="1F4E79"/>
+          <w:color w:val="000000"/>
           <w:sz w:val="21"/>
         </w:rPr>
-        <w:t>Week 4: Experimental Groups and Evaluation Design</w:t>
+        <w:t>Objectives for the Week:</w:t>
+      </w:r>
+      <w:r>
+        <w:rPr>
+          <w:rFonts w:ascii="Cambria" w:hAnsi="Cambria" w:eastAsia="Cambria"/>
+          <w:b w:val="0"/>
+          <w:i w:val="0"/>
+          <w:color w:val="000000"/>
+          <w:sz w:val="21"/>
+        </w:rPr>
+        <w:t xml:space="preserve"> Design a fair detector experiment that could test the CP1 hybrid-model assumption.</w:t>
       </w:r>
     </w:p>
     <w:p>
       <w:pPr>
         <w:keepLines/>
-        <w:spacing w:line="240" w:lineRule="auto" w:before="0" w:after="60"/>
+        <w:spacing w:line="240" w:lineRule="auto" w:before="0" w:after="40"/>
         <w:jc w:val="left"/>
       </w:pPr>
       <w:r>
         <w:rPr>
-          <w:rFonts w:ascii="Arial" w:hAnsi="Arial" w:eastAsia="Arial"/>
+          <w:rFonts w:ascii="Cambria" w:hAnsi="Cambria" w:eastAsia="Cambria"/>
           <w:b/>
           <w:i w:val="0"/>
-          <w:sz w:val="19"/>
-        </w:rPr>
-        <w:t>Objectives for the Week:</w:t>
-      </w:r>
-      <w:r>
-        <w:rPr>
-          <w:rFonts w:ascii="Arial" w:hAnsi="Arial" w:eastAsia="Arial"/>
-          <w:b w:val="0"/>
-          <w:i w:val="0"/>
-          <w:sz w:val="19"/>
-        </w:rPr>
-        <w:t xml:space="preserve"> Design a fair detector experiment that could test the CP1 hybrid-model assumption.</w:t>
+          <w:color w:val="000000"/>
+          <w:sz w:val="21"/>
+        </w:rPr>
+        <w:t>Activities Completed:</w:t>
       </w:r>
     </w:p>
     <w:p>
       <w:pPr>
-        <w:keepLines/>
-        <w:spacing w:line="240" w:lineRule="auto" w:before="0" w:after="60"/>
-        <w:jc w:val="left"/>
-      </w:pPr>
-      <w:r>
-        <w:rPr>
-          <w:rFonts w:ascii="Arial" w:hAnsi="Arial" w:eastAsia="Arial"/>
-          <w:b/>
-          <w:i w:val="0"/>
-          <w:sz w:val="19"/>
-        </w:rPr>
-        <w:t>Activities Completed:</w:t>
-      </w:r>
-      <w:r>
-        <w:rPr>
-          <w:rFonts w:ascii="Arial" w:hAnsi="Arial" w:eastAsia="Arial"/>
+        <w:pStyle w:val="ListBullet"/>
+        <w:spacing w:line="240" w:lineRule="auto" w:before="0" w:after="40"/>
+        <w:ind w:left="403" w:hanging="230"/>
+      </w:pPr>
+      <w:r>
+        <w:rPr>
+          <w:rFonts w:ascii="Cambria" w:hAnsi="Cambria" w:eastAsia="Cambria"/>
           <w:b w:val="0"/>
           <w:i w:val="0"/>
-          <w:sz w:val="19"/>
-        </w:rPr>
-        <w:t xml:space="preserve"> I specified six detector groups: baseline XGBoost, SMOTE-XGBoost, reconstruction-error hybrid, reconstruction-error plus SMOTE, cost-sensitive XGBoost, and latent-feature hybrid. Five fixed seeds were planned for every group. Average Precision was selected as the primary ranking metric, with precision, recall, F1, ROC-AUC, ranked-alert metrics, confusion counts, and runtime retained for interpretation.</w:t>
+          <w:color w:val="000000"/>
+          <w:sz w:val="20"/>
+        </w:rPr>
+        <w:t>I specified six detector groups: baseline XGBoost, SMOTE-XGBoost, reconstruction-error hybrid, reconstruction-error plus SMOTE, cost-sensitive XGBoost, and latent-feature hybrid.</w:t>
       </w:r>
     </w:p>
     <w:p>
       <w:pPr>
-        <w:spacing w:line="240" w:lineRule="auto" w:before="0" w:after="60"/>
-        <w:jc w:val="left"/>
-      </w:pPr>
-      <w:r>
-        <w:rPr>
-          <w:rFonts w:ascii="Arial" w:hAnsi="Arial" w:eastAsia="Arial"/>
-          <w:b/>
-          <w:i/>
-          <w:color w:val="595959"/>
-          <w:sz w:val="17"/>
-        </w:rPr>
-        <w:t>Evidence/files:</w:t>
-      </w:r>
-      <w:r>
-        <w:rPr>
-          <w:rFonts w:ascii="Arial" w:hAnsi="Arial" w:eastAsia="Arial"/>
+        <w:pStyle w:val="ListBullet"/>
+        <w:spacing w:line="240" w:lineRule="auto" w:before="0" w:after="40"/>
+        <w:ind w:left="403" w:hanging="230"/>
+      </w:pPr>
+      <w:r>
+        <w:rPr>
+          <w:rFonts w:ascii="Cambria" w:hAnsi="Cambria" w:eastAsia="Cambria"/>
+          <w:b w:val="0"/>
+          <w:i w:val="0"/>
+          <w:color w:val="000000"/>
+          <w:sz w:val="20"/>
+        </w:rPr>
+        <w:t>Five fixed seeds were planned for every group.</w:t>
+      </w:r>
+    </w:p>
+    <w:p>
+      <w:pPr>
+        <w:pStyle w:val="ListBullet"/>
+        <w:spacing w:line="240" w:lineRule="auto" w:before="0" w:after="40"/>
+        <w:ind w:left="403" w:hanging="230"/>
+      </w:pPr>
+      <w:r>
+        <w:rPr>
+          <w:rFonts w:ascii="Cambria" w:hAnsi="Cambria" w:eastAsia="Cambria"/>
+          <w:b w:val="0"/>
+          <w:i w:val="0"/>
+          <w:color w:val="000000"/>
+          <w:sz w:val="20"/>
+        </w:rPr>
+        <w:t>Average Precision was selected as the primary ranking metric, with precision, recall, F1, ROC-AUC, ranked-alert metrics, confusion counts, and runtime retained for interpretation.</w:t>
+      </w:r>
+    </w:p>
+    <w:p>
+      <w:pPr>
+        <w:pStyle w:val="ListBullet"/>
+        <w:spacing w:line="240" w:lineRule="auto" w:before="0" w:after="40"/>
+        <w:ind w:left="403" w:hanging="230"/>
+      </w:pPr>
+      <w:r>
+        <w:rPr>
+          <w:rFonts w:ascii="Cambria" w:hAnsi="Cambria" w:eastAsia="Cambria"/>
           <w:b w:val="0"/>
           <w:i/>
-          <w:color w:val="595959"/>
-          <w:sz w:val="17"/>
-        </w:rPr>
-        <w:t xml:space="preserve"> This design was later formalised in final report Sections 3.4-3.5 and Tables 3.1-3.2 and implemented in configs/g0_xgb.yaml to configs/g7_ae_latent_xgb.yaml.</w:t>
+          <w:color w:val="000000"/>
+          <w:sz w:val="18"/>
+        </w:rPr>
+        <w:t>Supporting evidence: This design was later formalised in final report Sections 3.4-3.5 and Tables 3.1-3.2 and implemented in configs/g0_xgb.yaml to configs/g7_ae_latent_xgb.yaml.</w:t>
       </w:r>
     </w:p>
     <w:p>
       <w:pPr>
         <w:keepLines/>
-        <w:spacing w:line="240" w:lineRule="auto" w:before="0" w:after="60"/>
+        <w:spacing w:line="240" w:lineRule="auto" w:before="0" w:after="80"/>
         <w:jc w:val="left"/>
       </w:pPr>
       <w:r>
         <w:rPr>
-          <w:rFonts w:ascii="Arial" w:hAnsi="Arial" w:eastAsia="Arial"/>
+          <w:rFonts w:ascii="Cambria" w:hAnsi="Cambria" w:eastAsia="Cambria"/>
           <w:b/>
           <w:i w:val="0"/>
-          <w:sz w:val="19"/>
+          <w:color w:val="000000"/>
+          <w:sz w:val="21"/>
         </w:rPr>
         <w:t>Challenges Encountered (if any):</w:t>
       </w:r>
       <w:r>
         <w:rPr>
-          <w:rFonts w:ascii="Arial" w:hAnsi="Arial" w:eastAsia="Arial"/>
+          <w:rFonts w:ascii="Cambria" w:hAnsi="Cambria" w:eastAsia="Cambria"/>
           <w:b w:val="0"/>
           <w:i w:val="0"/>
-          <w:sz w:val="19"/>
+          <w:color w:val="000000"/>
+          <w:sz w:val="21"/>
         </w:rPr>
         <w:t xml:space="preserve"> Fraud accuracy is misleading because non-fraud cases dominate the dataset. A single metric could also hide operational trade-offs between missed frauds and unnecessary reviews.</w:t>
       </w:r>
@@ -2335,24 +2514,26 @@
     <w:p>
       <w:pPr>
         <w:keepLines/>
-        <w:spacing w:line="240" w:lineRule="auto" w:before="0" w:after="60"/>
+        <w:spacing w:line="240" w:lineRule="auto" w:before="0" w:after="80"/>
         <w:jc w:val="left"/>
       </w:pPr>
       <w:r>
         <w:rPr>
-          <w:rFonts w:ascii="Arial" w:hAnsi="Arial" w:eastAsia="Arial"/>
+          <w:rFonts w:ascii="Cambria" w:hAnsi="Cambria" w:eastAsia="Cambria"/>
           <w:b/>
           <w:i w:val="0"/>
-          <w:sz w:val="19"/>
+          <w:color w:val="000000"/>
+          <w:sz w:val="21"/>
         </w:rPr>
         <w:t>Solutions / Actions Taken (if any):</w:t>
       </w:r>
       <w:r>
         <w:rPr>
-          <w:rFonts w:ascii="Arial" w:hAnsi="Arial" w:eastAsia="Arial"/>
+          <w:rFonts w:ascii="Cambria" w:hAnsi="Cambria" w:eastAsia="Cambria"/>
           <w:b w:val="0"/>
           <w:i w:val="0"/>
-          <w:sz w:val="19"/>
+          <w:color w:val="000000"/>
+          <w:sz w:val="21"/>
         </w:rPr>
         <w:t xml:space="preserve"> I fixed the six experimental groups, five seeds, shared split, and multi-metric evaluation before training so the original hybrid hypothesis could fail fairly.</w:t>
       </w:r>
@@ -2360,24 +2541,26 @@
     <w:p>
       <w:pPr>
         <w:keepLines/>
-        <w:spacing w:line="240" w:lineRule="auto" w:before="0" w:after="60"/>
+        <w:spacing w:line="240" w:lineRule="auto" w:before="0" w:after="80"/>
         <w:jc w:val="left"/>
       </w:pPr>
       <w:r>
         <w:rPr>
-          <w:rFonts w:ascii="Arial" w:hAnsi="Arial" w:eastAsia="Arial"/>
+          <w:rFonts w:ascii="Cambria" w:hAnsi="Cambria" w:eastAsia="Cambria"/>
           <w:b/>
           <w:i w:val="0"/>
-          <w:sz w:val="19"/>
+          <w:color w:val="000000"/>
+          <w:sz w:val="21"/>
         </w:rPr>
         <w:t>Progress Reflection:</w:t>
       </w:r>
       <w:r>
         <w:rPr>
-          <w:rFonts w:ascii="Arial" w:hAnsi="Arial" w:eastAsia="Arial"/>
+          <w:rFonts w:ascii="Cambria" w:hAnsi="Cambria" w:eastAsia="Cambria"/>
           <w:b w:val="0"/>
           <w:i w:val="0"/>
-          <w:sz w:val="19"/>
+          <w:color w:val="000000"/>
+          <w:sz w:val="21"/>
         </w:rPr>
         <w:t xml:space="preserve"> The multi-group, multi-seed design allowed the original hybrid idea to fail without invalidating the project. It also created a stronger basis for choosing one frozen detector for later SHAP and narrative work.</w:t>
       </w:r>
@@ -2385,24 +2568,26 @@
     <w:p>
       <w:pPr>
         <w:keepLines/>
-        <w:spacing w:line="240" w:lineRule="auto" w:before="0" w:after="60"/>
+        <w:spacing w:line="240" w:lineRule="auto" w:before="0" w:after="80"/>
         <w:jc w:val="left"/>
       </w:pPr>
       <w:r>
         <w:rPr>
-          <w:rFonts w:ascii="Arial" w:hAnsi="Arial" w:eastAsia="Arial"/>
+          <w:rFonts w:ascii="Cambria" w:hAnsi="Cambria" w:eastAsia="Cambria"/>
           <w:b/>
           <w:i w:val="0"/>
-          <w:sz w:val="19"/>
+          <w:color w:val="000000"/>
+          <w:sz w:val="21"/>
         </w:rPr>
         <w:t>Plans for Next Week:</w:t>
       </w:r>
       <w:r>
         <w:rPr>
-          <w:rFonts w:ascii="Arial" w:hAnsi="Arial" w:eastAsia="Arial"/>
+          <w:rFonts w:ascii="Cambria" w:hAnsi="Cambria" w:eastAsia="Cambria"/>
           <w:b w:val="0"/>
           <w:i w:val="0"/>
-          <w:sz w:val="19"/>
+          <w:color w:val="000000"/>
+          <w:sz w:val="21"/>
         </w:rPr>
         <w:t xml:space="preserve"> Define the data split, preprocessing, identity, and leakage controls.</w:t>
       </w:r>
@@ -2410,26 +2595,28 @@
     <w:p>
       <w:pPr>
         <w:keepLines/>
-        <w:spacing w:line="240" w:lineRule="auto" w:before="0" w:after="30"/>
+        <w:spacing w:line="240" w:lineRule="auto" w:before="0" w:after="40"/>
         <w:jc w:val="left"/>
       </w:pPr>
       <w:r>
         <w:rPr>
-          <w:rFonts w:ascii="Arial" w:hAnsi="Arial" w:eastAsia="Arial"/>
+          <w:rFonts w:ascii="Cambria" w:hAnsi="Cambria" w:eastAsia="Cambria"/>
           <w:b/>
           <w:i w:val="0"/>
-          <w:sz w:val="19"/>
+          <w:color w:val="000000"/>
+          <w:sz w:val="21"/>
         </w:rPr>
         <w:t>Supervisor's Feedback (if any):</w:t>
       </w:r>
       <w:r>
         <w:rPr>
-          <w:rFonts w:ascii="Arial" w:hAnsi="Arial" w:eastAsia="Arial"/>
+          <w:rFonts w:ascii="Cambria" w:hAnsi="Cambria" w:eastAsia="Cambria"/>
           <w:b w:val="0"/>
           <w:i w:val="0"/>
-          <w:sz w:val="19"/>
-        </w:rPr>
-        <w:t xml:space="preserve"> —</w:t>
+          <w:color w:val="000000"/>
+          <w:sz w:val="21"/>
+        </w:rPr>
+        <w:t xml:space="preserve"> ________________</w:t>
       </w:r>
     </w:p>
     <w:tbl>
@@ -2440,19 +2627,129 @@
         <w:tblLook w:firstColumn="1" w:firstRow="1" w:lastColumn="0" w:lastRow="0" w:noHBand="0" w:noVBand="1" w:val="04A0"/>
       </w:tblPr>
       <w:tblGrid>
-        <w:gridCol w:w="4392"/>
-        <w:gridCol w:w="4392"/>
+        <w:gridCol w:w="2477"/>
+        <w:gridCol w:w="1613"/>
+        <w:gridCol w:w="2275"/>
+        <w:gridCol w:w="2707"/>
       </w:tblGrid>
       <w:tr>
         <w:tc>
           <w:tcPr>
-            <w:tcW w:type="dxa" w:w="4392"/>
+            <w:tcW w:type="dxa" w:w="2477"/>
             <w:vAlign w:val="center"/>
             <w:tcMar>
               <w:top w:w="0" w:type="dxa"/>
-              <w:start w:w="30" w:type="dxa"/>
+              <w:start w:w="0" w:type="dxa"/>
               <w:bottom w:w="0" w:type="dxa"/>
-              <w:end w:w="30" w:type="dxa"/>
+              <w:end w:w="0" w:type="dxa"/>
+            </w:tcMar>
+            <w:tcBorders>
+              <w:top w:val="nil"/>
+              <w:left w:val="nil"/>
+              <w:bottom w:val="nil"/>
+              <w:right w:val="nil"/>
+              <w:insideH w:val="nil"/>
+              <w:insideV w:val="nil"/>
+            </w:tcBorders>
+          </w:tcPr>
+          <w:p>
+            <w:pPr>
+              <w:spacing w:after="0"/>
+              <w:jc w:val="left"/>
+            </w:pPr>
+            <w:r>
+              <w:rPr>
+                <w:rFonts w:ascii="Cambria" w:hAnsi="Cambria" w:eastAsia="Cambria"/>
+                <w:b w:val="0"/>
+                <w:i w:val="0"/>
+                <w:color w:val="000000"/>
+                <w:sz w:val="20"/>
+              </w:rPr>
+              <w:t>Supervisor’s Signature:</w:t>
+            </w:r>
+          </w:p>
+        </w:tc>
+        <w:tc>
+          <w:tcPr>
+            <w:tcW w:type="dxa" w:w="1613"/>
+            <w:vAlign w:val="center"/>
+            <w:tcMar>
+              <w:top w:w="0" w:type="dxa"/>
+              <w:start w:w="0" w:type="dxa"/>
+              <w:bottom w:w="0" w:type="dxa"/>
+              <w:end w:w="0" w:type="dxa"/>
+            </w:tcMar>
+            <w:tcBorders>
+              <w:top w:val="nil"/>
+              <w:left w:val="nil"/>
+              <w:bottom w:val="nil"/>
+              <w:right w:val="nil"/>
+              <w:insideH w:val="nil"/>
+              <w:insideV w:val="nil"/>
+            </w:tcBorders>
+          </w:tcPr>
+          <w:p>
+            <w:pPr>
+              <w:spacing w:after="0"/>
+              <w:jc w:val="left"/>
+            </w:pPr>
+            <w:r>
+              <w:rPr>
+                <w:rFonts w:ascii="Cambria" w:hAnsi="Cambria" w:eastAsia="Cambria"/>
+                <w:b w:val="0"/>
+                <w:i w:val="0"/>
+                <w:color w:val="000000"/>
+                <w:sz w:val="20"/>
+              </w:rPr>
+              <w:t>________________</w:t>
+            </w:r>
+          </w:p>
+        </w:tc>
+        <w:tc>
+          <w:tcPr>
+            <w:tcW w:type="dxa" w:w="2275"/>
+            <w:vAlign w:val="center"/>
+            <w:tcMar>
+              <w:top w:w="0" w:type="dxa"/>
+              <w:start w:w="0" w:type="dxa"/>
+              <w:bottom w:w="0" w:type="dxa"/>
+              <w:end w:w="0" w:type="dxa"/>
+            </w:tcMar>
+            <w:tcBorders>
+              <w:top w:val="nil"/>
+              <w:left w:val="nil"/>
+              <w:bottom w:val="nil"/>
+              <w:right w:val="nil"/>
+              <w:insideH w:val="nil"/>
+              <w:insideV w:val="nil"/>
+            </w:tcBorders>
+          </w:tcPr>
+          <w:p>
+            <w:pPr>
+              <w:spacing w:after="0"/>
+              <w:jc w:val="left"/>
+            </w:pPr>
+            <w:r>
+              <w:rPr>
+                <w:rFonts w:ascii="Cambria" w:hAnsi="Cambria" w:eastAsia="Cambria"/>
+                <w:b w:val="0"/>
+                <w:i w:val="0"/>
+                <w:color w:val="000000"/>
+                <w:sz w:val="20"/>
+              </w:rPr>
+              <w:t>Student’s Signature:</w:t>
+            </w:r>
+          </w:p>
+        </w:tc>
+        <w:tc>
+          <w:tcPr>
+            <w:tcW w:type="dxa" w:w="2707"/>
+            <w:vAlign w:val="center"/>
+            <w:tcMar>
+              <w:top w:w="0" w:type="dxa"/>
+              <w:start w:w="0" w:type="dxa"/>
+              <w:bottom w:w="0" w:type="dxa"/>
+              <w:end w:w="0" w:type="dxa"/>
             </w:tcMar>
             <w:tcBorders>
               <w:top w:val="nil"/>
@@ -2470,119 +2767,13 @@
             </w:pPr>
             <w:r>
               <w:rPr>
-                <w:rFonts w:ascii="Arial" w:hAnsi="Arial" w:eastAsia="Arial"/>
+                <w:rFonts w:ascii="Cambria" w:hAnsi="Cambria" w:eastAsia="Cambria"/>
                 <w:b w:val="0"/>
                 <w:i w:val="0"/>
-                <w:sz w:val="19"/>
+                <w:color w:val="000000"/>
+                <w:sz w:val="20"/>
               </w:rPr>
-              <w:t>Supervisor’s Signature</w:t>
-            </w:r>
-          </w:p>
-        </w:tc>
-        <w:tc>
-          <w:tcPr>
-            <w:tcW w:type="dxa" w:w="4392"/>
-            <w:vAlign w:val="center"/>
-            <w:tcMar>
-              <w:top w:w="0" w:type="dxa"/>
-              <w:start w:w="30" w:type="dxa"/>
-              <w:bottom w:w="0" w:type="dxa"/>
-              <w:end w:w="30" w:type="dxa"/>
-            </w:tcMar>
-            <w:tcBorders>
-              <w:top w:val="nil"/>
-              <w:left w:val="nil"/>
-              <w:bottom w:val="nil"/>
-              <w:right w:val="nil"/>
-              <w:insideH w:val="nil"/>
-              <w:insideV w:val="nil"/>
-            </w:tcBorders>
-          </w:tcPr>
-          <w:p>
-            <w:pPr>
-              <w:spacing w:after="0"/>
-              <w:jc w:val="center"/>
-            </w:pPr>
-            <w:r>
-              <w:rPr>
-                <w:rFonts w:ascii="Arial" w:hAnsi="Arial" w:eastAsia="Arial"/>
-                <w:b w:val="0"/>
-                <w:i w:val="0"/>
-                <w:sz w:val="19"/>
-              </w:rPr>
-              <w:t>Student’s Signature</w:t>
-            </w:r>
-          </w:p>
-        </w:tc>
-      </w:tr>
-      <w:tr>
-        <w:tc>
-          <w:tcPr>
-            <w:tcW w:type="dxa" w:w="4392"/>
-            <w:vAlign w:val="center"/>
-            <w:tcMar>
-              <w:top w:w="0" w:type="dxa"/>
-              <w:start w:w="30" w:type="dxa"/>
-              <w:bottom w:w="0" w:type="dxa"/>
-              <w:end w:w="30" w:type="dxa"/>
-            </w:tcMar>
-            <w:tcBorders>
-              <w:top w:val="nil"/>
-              <w:left w:val="nil"/>
-              <w:bottom w:val="nil"/>
-              <w:right w:val="nil"/>
-              <w:insideH w:val="nil"/>
-              <w:insideV w:val="nil"/>
-            </w:tcBorders>
-          </w:tcPr>
-          <w:p>
-            <w:pPr>
-              <w:spacing w:after="0"/>
-              <w:jc w:val="center"/>
-            </w:pPr>
-            <w:r>
-              <w:rPr>
-                <w:rFonts w:ascii="Arial" w:hAnsi="Arial" w:eastAsia="Arial"/>
-                <w:b w:val="0"/>
-                <w:i w:val="0"/>
-                <w:sz w:val="19"/>
-              </w:rPr>
-              <w:t>____________________________</w:t>
-            </w:r>
-          </w:p>
-        </w:tc>
-        <w:tc>
-          <w:tcPr>
-            <w:tcW w:type="dxa" w:w="4392"/>
-            <w:vAlign w:val="center"/>
-            <w:tcMar>
-              <w:top w:w="0" w:type="dxa"/>
-              <w:start w:w="30" w:type="dxa"/>
-              <w:bottom w:w="0" w:type="dxa"/>
-              <w:end w:w="30" w:type="dxa"/>
-            </w:tcMar>
-            <w:tcBorders>
-              <w:top w:val="nil"/>
-              <w:left w:val="nil"/>
-              <w:bottom w:val="nil"/>
-              <w:right w:val="nil"/>
-              <w:insideH w:val="nil"/>
-              <w:insideV w:val="nil"/>
-            </w:tcBorders>
-          </w:tcPr>
-          <w:p>
-            <w:pPr>
-              <w:spacing w:after="0"/>
-              <w:jc w:val="center"/>
-            </w:pPr>
-            <w:r>
-              <w:rPr>
-                <w:rFonts w:ascii="Arial" w:hAnsi="Arial" w:eastAsia="Arial"/>
-                <w:b w:val="0"/>
-                <w:i w:val="0"/>
-                <w:sz w:val="19"/>
-              </w:rPr>
-              <w:t>____________________________</w:t>
+              <w:t>____________________</w:t>
             </w:r>
           </w:p>
         </w:tc>
@@ -2632,10 +2823,11 @@
             </w:pPr>
             <w:r>
               <w:rPr>
-                <w:rFonts w:ascii="Arial" w:hAnsi="Arial" w:eastAsia="Arial"/>
+                <w:rFonts w:ascii="Cambria" w:hAnsi="Cambria" w:eastAsia="Cambria"/>
                 <w:b w:val="0"/>
                 <w:i w:val="0"/>
-                <w:sz w:val="21"/>
+                <w:color w:val="000000"/>
+                <w:sz w:val="22"/>
               </w:rPr>
               <w:t>Week Number:</w:t>
             </w:r>
@@ -2664,10 +2856,11 @@
             </w:pPr>
             <w:r>
               <w:rPr>
-                <w:rFonts w:ascii="Arial" w:hAnsi="Arial" w:eastAsia="Arial"/>
+                <w:rFonts w:ascii="Cambria" w:hAnsi="Cambria" w:eastAsia="Cambria"/>
                 <w:b w:val="0"/>
                 <w:i w:val="0"/>
-                <w:sz w:val="21"/>
+                <w:color w:val="000000"/>
+                <w:sz w:val="22"/>
               </w:rPr>
               <w:t>5</w:t>
             </w:r>
@@ -2701,10 +2894,11 @@
             </w:pPr>
             <w:r>
               <w:rPr>
-                <w:rFonts w:ascii="Arial" w:hAnsi="Arial" w:eastAsia="Arial"/>
+                <w:rFonts w:ascii="Cambria" w:hAnsi="Cambria" w:eastAsia="Cambria"/>
                 <w:b w:val="0"/>
                 <w:i w:val="0"/>
-                <w:sz w:val="21"/>
+                <w:color w:val="000000"/>
+                <w:sz w:val="22"/>
               </w:rPr>
               <w:t>Date Range:</w:t>
             </w:r>
@@ -2733,10 +2927,11 @@
             </w:pPr>
             <w:r>
               <w:rPr>
-                <w:rFonts w:ascii="Arial" w:hAnsi="Arial" w:eastAsia="Arial"/>
+                <w:rFonts w:ascii="Cambria" w:hAnsi="Cambria" w:eastAsia="Cambria"/>
                 <w:b w:val="0"/>
                 <w:i w:val="0"/>
-                <w:sz w:val="21"/>
+                <w:color w:val="000000"/>
+                <w:sz w:val="22"/>
               </w:rPr>
               <w:t>8-14 June 2026</w:t>
             </w:r>
@@ -2747,117 +2942,122 @@
     </w:tbl>
     <w:p>
       <w:pPr>
-        <w:keepNext/>
-        <w:spacing w:before="100" w:after="80"/>
-      </w:pPr>
-      <w:r>
-        <w:rPr>
-          <w:rFonts w:ascii="Arial" w:hAnsi="Arial" w:eastAsia="Arial"/>
+        <w:keepLines/>
+        <w:spacing w:line="240" w:lineRule="auto" w:before="0" w:after="80"/>
+        <w:jc w:val="left"/>
+      </w:pPr>
+      <w:r>
+        <w:rPr>
+          <w:rFonts w:ascii="Cambria" w:hAnsi="Cambria" w:eastAsia="Cambria"/>
           <w:b/>
           <w:i w:val="0"/>
-          <w:color w:val="1F4E79"/>
+          <w:color w:val="000000"/>
           <w:sz w:val="21"/>
         </w:rPr>
-        <w:t>Week 5: Dataset and Leakage-Control Design</w:t>
+        <w:t>Objectives for the Week:</w:t>
+      </w:r>
+      <w:r>
+        <w:rPr>
+          <w:rFonts w:ascii="Cambria" w:hAnsi="Cambria" w:eastAsia="Cambria"/>
+          <w:b w:val="0"/>
+          <w:i w:val="0"/>
+          <w:color w:val="000000"/>
+          <w:sz w:val="21"/>
+        </w:rPr>
+        <w:t xml:space="preserve"> Establish a reproducible data protocol before model training.</w:t>
       </w:r>
     </w:p>
     <w:p>
       <w:pPr>
         <w:keepLines/>
-        <w:spacing w:line="240" w:lineRule="auto" w:before="0" w:after="60"/>
+        <w:spacing w:line="240" w:lineRule="auto" w:before="0" w:after="40"/>
         <w:jc w:val="left"/>
       </w:pPr>
       <w:r>
         <w:rPr>
-          <w:rFonts w:ascii="Arial" w:hAnsi="Arial" w:eastAsia="Arial"/>
+          <w:rFonts w:ascii="Cambria" w:hAnsi="Cambria" w:eastAsia="Cambria"/>
           <w:b/>
           <w:i w:val="0"/>
-          <w:sz w:val="19"/>
-        </w:rPr>
-        <w:t>Objectives for the Week:</w:t>
-      </w:r>
-      <w:r>
-        <w:rPr>
-          <w:rFonts w:ascii="Arial" w:hAnsi="Arial" w:eastAsia="Arial"/>
-          <w:b w:val="0"/>
-          <w:i w:val="0"/>
-          <w:sz w:val="19"/>
-        </w:rPr>
-        <w:t xml:space="preserve"> Establish a reproducible data protocol before model training.</w:t>
+          <w:color w:val="000000"/>
+          <w:sz w:val="21"/>
+        </w:rPr>
+        <w:t>Activities Completed:</w:t>
       </w:r>
     </w:p>
     <w:p>
       <w:pPr>
-        <w:keepLines/>
-        <w:spacing w:line="240" w:lineRule="auto" w:before="0" w:after="60"/>
-        <w:jc w:val="left"/>
-      </w:pPr>
-      <w:r>
-        <w:rPr>
-          <w:rFonts w:ascii="Arial" w:hAnsi="Arial" w:eastAsia="Arial"/>
-          <w:b/>
-          <w:i w:val="0"/>
-          <w:sz w:val="19"/>
-        </w:rPr>
-        <w:t>Activities Completed:</w:t>
-      </w:r>
-      <w:r>
-        <w:rPr>
-          <w:rFonts w:ascii="Arial" w:hAnsi="Arial" w:eastAsia="Arial"/>
+        <w:pStyle w:val="ListBullet"/>
+        <w:spacing w:line="240" w:lineRule="auto" w:before="0" w:after="40"/>
+        <w:ind w:left="403" w:hanging="230"/>
+      </w:pPr>
+      <w:r>
+        <w:rPr>
+          <w:rFonts w:ascii="Cambria" w:hAnsi="Cambria" w:eastAsia="Cambria"/>
           <w:b w:val="0"/>
           <w:i w:val="0"/>
-          <w:sz w:val="19"/>
-        </w:rPr>
-        <w:t xml:space="preserve"> I retained the European Credit Card Fraud dataset from the CP1 proposal and defined content deduplication, stable case identifiers, a stratified 70/15/15 train-validation-test split, train-only scaler fitting, and train-only SMOTE. Validation data would be used for tuning, detector selection, and threshold selection; test data would remain untouched until freezing.</w:t>
+          <w:color w:val="000000"/>
+          <w:sz w:val="20"/>
+        </w:rPr>
+        <w:t>I retained the European Credit Card Fraud dataset from the CP1 proposal and defined content deduplication, stable case identifiers, a stratified 70/15/15 train-validation-test split, train-only scaler fitting, and train-only SMOTE.</w:t>
       </w:r>
     </w:p>
     <w:p>
       <w:pPr>
-        <w:spacing w:line="240" w:lineRule="auto" w:before="0" w:after="60"/>
-        <w:jc w:val="left"/>
-      </w:pPr>
-      <w:r>
-        <w:rPr>
-          <w:rFonts w:ascii="Arial" w:hAnsi="Arial" w:eastAsia="Arial"/>
-          <w:b/>
-          <w:i/>
-          <w:color w:val="595959"/>
-          <w:sz w:val="17"/>
-        </w:rPr>
-        <w:t>Evidence/files:</w:t>
-      </w:r>
-      <w:r>
-        <w:rPr>
-          <w:rFonts w:ascii="Arial" w:hAnsi="Arial" w:eastAsia="Arial"/>
+        <w:pStyle w:val="ListBullet"/>
+        <w:spacing w:line="240" w:lineRule="auto" w:before="0" w:after="40"/>
+        <w:ind w:left="403" w:hanging="230"/>
+      </w:pPr>
+      <w:r>
+        <w:rPr>
+          <w:rFonts w:ascii="Cambria" w:hAnsi="Cambria" w:eastAsia="Cambria"/>
+          <w:b w:val="0"/>
+          <w:i w:val="0"/>
+          <w:color w:val="000000"/>
+          <w:sz w:val="20"/>
+        </w:rPr>
+        <w:t>Validation data would be used for tuning, detector selection, and threshold selection; test data would remain untouched until freezing.</w:t>
+      </w:r>
+    </w:p>
+    <w:p>
+      <w:pPr>
+        <w:pStyle w:val="ListBullet"/>
+        <w:spacing w:line="240" w:lineRule="auto" w:before="0" w:after="40"/>
+        <w:ind w:left="403" w:hanging="230"/>
+      </w:pPr>
+      <w:r>
+        <w:rPr>
+          <w:rFonts w:ascii="Cambria" w:hAnsi="Cambria" w:eastAsia="Cambria"/>
           <w:b w:val="0"/>
           <w:i/>
-          <w:color w:val="595959"/>
-          <w:sz w:val="17"/>
-        </w:rPr>
-        <w:t xml:space="preserve"> This protocol was later formalised in data/raw/DATA_MANIFEST.md and final report Sections 3.2-3.3, then implemented in src/data/load.py, src/data/split.py, src/data/preprocess.py, and src/data/resample.py.</w:t>
+          <w:color w:val="000000"/>
+          <w:sz w:val="18"/>
+        </w:rPr>
+        <w:t>Supporting evidence: This protocol was later formalised in data/raw/DATA_MANIFEST.md and final report Sections 3.2-3.3, then implemented in src/data/load.py, src/data/split.py, src/data/preprocess.py, and src/data/resample.py.</w:t>
       </w:r>
     </w:p>
     <w:p>
       <w:pPr>
         <w:keepLines/>
-        <w:spacing w:line="240" w:lineRule="auto" w:before="0" w:after="60"/>
+        <w:spacing w:line="240" w:lineRule="auto" w:before="0" w:after="80"/>
         <w:jc w:val="left"/>
       </w:pPr>
       <w:r>
         <w:rPr>
-          <w:rFonts w:ascii="Arial" w:hAnsi="Arial" w:eastAsia="Arial"/>
+          <w:rFonts w:ascii="Cambria" w:hAnsi="Cambria" w:eastAsia="Cambria"/>
           <w:b/>
           <w:i w:val="0"/>
-          <w:sz w:val="19"/>
+          <w:color w:val="000000"/>
+          <w:sz w:val="21"/>
         </w:rPr>
         <w:t>Challenges Encountered (if any):</w:t>
       </w:r>
       <w:r>
         <w:rPr>
-          <w:rFonts w:ascii="Arial" w:hAnsi="Arial" w:eastAsia="Arial"/>
+          <w:rFonts w:ascii="Cambria" w:hAnsi="Cambria" w:eastAsia="Cambria"/>
           <w:b w:val="0"/>
           <w:i w:val="0"/>
-          <w:sz w:val="19"/>
+          <w:color w:val="000000"/>
+          <w:sz w:val="21"/>
         </w:rPr>
         <w:t xml:space="preserve"> Leakage could occur through duplicate transactions, scaling, resampling, autoencoder fitting, threshold selection, or unsafe joins between predictions and explanations.</w:t>
       </w:r>
@@ -2865,24 +3065,26 @@
     <w:p>
       <w:pPr>
         <w:keepLines/>
-        <w:spacing w:line="240" w:lineRule="auto" w:before="0" w:after="60"/>
+        <w:spacing w:line="240" w:lineRule="auto" w:before="0" w:after="80"/>
         <w:jc w:val="left"/>
       </w:pPr>
       <w:r>
         <w:rPr>
-          <w:rFonts w:ascii="Arial" w:hAnsi="Arial" w:eastAsia="Arial"/>
+          <w:rFonts w:ascii="Cambria" w:hAnsi="Cambria" w:eastAsia="Cambria"/>
           <w:b/>
           <w:i w:val="0"/>
-          <w:sz w:val="19"/>
+          <w:color w:val="000000"/>
+          <w:sz w:val="21"/>
         </w:rPr>
         <w:t>Solutions / Actions Taken (if any):</w:t>
       </w:r>
       <w:r>
         <w:rPr>
-          <w:rFonts w:ascii="Arial" w:hAnsi="Arial" w:eastAsia="Arial"/>
+          <w:rFonts w:ascii="Cambria" w:hAnsi="Cambria" w:eastAsia="Cambria"/>
           <w:b w:val="0"/>
           <w:i w:val="0"/>
-          <w:sz w:val="19"/>
+          <w:color w:val="000000"/>
+          <w:sz w:val="21"/>
         </w:rPr>
         <w:t xml:space="preserve"> I introduced content deduplication, stable case IDs, train-only preprocessing and resampling, validation-only selection, and manifest-based checks.</w:t>
       </w:r>
@@ -2890,24 +3092,26 @@
     <w:p>
       <w:pPr>
         <w:keepLines/>
-        <w:spacing w:line="240" w:lineRule="auto" w:before="0" w:after="60"/>
+        <w:spacing w:line="240" w:lineRule="auto" w:before="0" w:after="80"/>
         <w:jc w:val="left"/>
       </w:pPr>
       <w:r>
         <w:rPr>
-          <w:rFonts w:ascii="Arial" w:hAnsi="Arial" w:eastAsia="Arial"/>
+          <w:rFonts w:ascii="Cambria" w:hAnsi="Cambria" w:eastAsia="Cambria"/>
           <w:b/>
           <w:i w:val="0"/>
-          <w:sz w:val="19"/>
+          <w:color w:val="000000"/>
+          <w:sz w:val="21"/>
         </w:rPr>
         <w:t>Progress Reflection:</w:t>
       </w:r>
       <w:r>
         <w:rPr>
-          <w:rFonts w:ascii="Arial" w:hAnsi="Arial" w:eastAsia="Arial"/>
+          <w:rFonts w:ascii="Cambria" w:hAnsi="Cambria" w:eastAsia="Cambria"/>
           <w:b w:val="0"/>
           <w:i w:val="0"/>
-          <w:sz w:val="19"/>
+          <w:color w:val="000000"/>
+          <w:sz w:val="21"/>
         </w:rPr>
         <w:t xml:space="preserve"> Stable case_id values became necessary because SHAP, LLM, and application records should never be joined by row position. I also recognised that leakage prevention had to be demonstrated by tests and manifests, not only described in the report.</w:t>
       </w:r>
@@ -2915,24 +3119,26 @@
     <w:p>
       <w:pPr>
         <w:keepLines/>
-        <w:spacing w:line="240" w:lineRule="auto" w:before="0" w:after="60"/>
+        <w:spacing w:line="240" w:lineRule="auto" w:before="0" w:after="80"/>
         <w:jc w:val="left"/>
       </w:pPr>
       <w:r>
         <w:rPr>
-          <w:rFonts w:ascii="Arial" w:hAnsi="Arial" w:eastAsia="Arial"/>
+          <w:rFonts w:ascii="Cambria" w:hAnsi="Cambria" w:eastAsia="Cambria"/>
           <w:b/>
           <w:i w:val="0"/>
-          <w:sz w:val="19"/>
+          <w:color w:val="000000"/>
+          <w:sz w:val="21"/>
         </w:rPr>
         <w:t>Plans for Next Week:</w:t>
       </w:r>
       <w:r>
         <w:rPr>
-          <w:rFonts w:ascii="Arial" w:hAnsi="Arial" w:eastAsia="Arial"/>
+          <w:rFonts w:ascii="Cambria" w:hAnsi="Cambria" w:eastAsia="Cambria"/>
           <w:b w:val="0"/>
           <w:i w:val="0"/>
-          <w:sz w:val="19"/>
+          <w:color w:val="000000"/>
+          <w:sz w:val="21"/>
         </w:rPr>
         <w:t xml:space="preserve"> Finalise the Autoencoder and XGBoost component design.</w:t>
       </w:r>
@@ -2940,26 +3146,28 @@
     <w:p>
       <w:pPr>
         <w:keepLines/>
-        <w:spacing w:line="240" w:lineRule="auto" w:before="0" w:after="30"/>
+        <w:spacing w:line="240" w:lineRule="auto" w:before="0" w:after="40"/>
         <w:jc w:val="left"/>
       </w:pPr>
       <w:r>
         <w:rPr>
-          <w:rFonts w:ascii="Arial" w:hAnsi="Arial" w:eastAsia="Arial"/>
+          <w:rFonts w:ascii="Cambria" w:hAnsi="Cambria" w:eastAsia="Cambria"/>
           <w:b/>
           <w:i w:val="0"/>
-          <w:sz w:val="19"/>
+          <w:color w:val="000000"/>
+          <w:sz w:val="21"/>
         </w:rPr>
         <w:t>Supervisor's Feedback (if any):</w:t>
       </w:r>
       <w:r>
         <w:rPr>
-          <w:rFonts w:ascii="Arial" w:hAnsi="Arial" w:eastAsia="Arial"/>
+          <w:rFonts w:ascii="Cambria" w:hAnsi="Cambria" w:eastAsia="Cambria"/>
           <w:b w:val="0"/>
           <w:i w:val="0"/>
-          <w:sz w:val="19"/>
-        </w:rPr>
-        <w:t xml:space="preserve"> —</w:t>
+          <w:color w:val="000000"/>
+          <w:sz w:val="21"/>
+        </w:rPr>
+        <w:t xml:space="preserve"> ________________</w:t>
       </w:r>
     </w:p>
     <w:tbl>
@@ -2970,19 +3178,129 @@
         <w:tblLook w:firstColumn="1" w:firstRow="1" w:lastColumn="0" w:lastRow="0" w:noHBand="0" w:noVBand="1" w:val="04A0"/>
       </w:tblPr>
       <w:tblGrid>
-        <w:gridCol w:w="4392"/>
-        <w:gridCol w:w="4392"/>
+        <w:gridCol w:w="2477"/>
+        <w:gridCol w:w="1613"/>
+        <w:gridCol w:w="2275"/>
+        <w:gridCol w:w="2707"/>
       </w:tblGrid>
       <w:tr>
         <w:tc>
           <w:tcPr>
-            <w:tcW w:type="dxa" w:w="4392"/>
+            <w:tcW w:type="dxa" w:w="2477"/>
             <w:vAlign w:val="center"/>
             <w:tcMar>
               <w:top w:w="0" w:type="dxa"/>
-              <w:start w:w="30" w:type="dxa"/>
+              <w:start w:w="0" w:type="dxa"/>
               <w:bottom w:w="0" w:type="dxa"/>
-              <w:end w:w="30" w:type="dxa"/>
+              <w:end w:w="0" w:type="dxa"/>
+            </w:tcMar>
+            <w:tcBorders>
+              <w:top w:val="nil"/>
+              <w:left w:val="nil"/>
+              <w:bottom w:val="nil"/>
+              <w:right w:val="nil"/>
+              <w:insideH w:val="nil"/>
+              <w:insideV w:val="nil"/>
+            </w:tcBorders>
+          </w:tcPr>
+          <w:p>
+            <w:pPr>
+              <w:spacing w:after="0"/>
+              <w:jc w:val="left"/>
+            </w:pPr>
+            <w:r>
+              <w:rPr>
+                <w:rFonts w:ascii="Cambria" w:hAnsi="Cambria" w:eastAsia="Cambria"/>
+                <w:b w:val="0"/>
+                <w:i w:val="0"/>
+                <w:color w:val="000000"/>
+                <w:sz w:val="20"/>
+              </w:rPr>
+              <w:t>Supervisor’s Signature:</w:t>
+            </w:r>
+          </w:p>
+        </w:tc>
+        <w:tc>
+          <w:tcPr>
+            <w:tcW w:type="dxa" w:w="1613"/>
+            <w:vAlign w:val="center"/>
+            <w:tcMar>
+              <w:top w:w="0" w:type="dxa"/>
+              <w:start w:w="0" w:type="dxa"/>
+              <w:bottom w:w="0" w:type="dxa"/>
+              <w:end w:w="0" w:type="dxa"/>
+            </w:tcMar>
+            <w:tcBorders>
+              <w:top w:val="nil"/>
+              <w:left w:val="nil"/>
+              <w:bottom w:val="nil"/>
+              <w:right w:val="nil"/>
+              <w:insideH w:val="nil"/>
+              <w:insideV w:val="nil"/>
+            </w:tcBorders>
+          </w:tcPr>
+          <w:p>
+            <w:pPr>
+              <w:spacing w:after="0"/>
+              <w:jc w:val="left"/>
+            </w:pPr>
+            <w:r>
+              <w:rPr>
+                <w:rFonts w:ascii="Cambria" w:hAnsi="Cambria" w:eastAsia="Cambria"/>
+                <w:b w:val="0"/>
+                <w:i w:val="0"/>
+                <w:color w:val="000000"/>
+                <w:sz w:val="20"/>
+              </w:rPr>
+              <w:t>________________</w:t>
+            </w:r>
+          </w:p>
+        </w:tc>
+        <w:tc>
+          <w:tcPr>
+            <w:tcW w:type="dxa" w:w="2275"/>
+            <w:vAlign w:val="center"/>
+            <w:tcMar>
+              <w:top w:w="0" w:type="dxa"/>
+              <w:start w:w="0" w:type="dxa"/>
+              <w:bottom w:w="0" w:type="dxa"/>
+              <w:end w:w="0" w:type="dxa"/>
+            </w:tcMar>
+            <w:tcBorders>
+              <w:top w:val="nil"/>
+              <w:left w:val="nil"/>
+              <w:bottom w:val="nil"/>
+              <w:right w:val="nil"/>
+              <w:insideH w:val="nil"/>
+              <w:insideV w:val="nil"/>
+            </w:tcBorders>
+          </w:tcPr>
+          <w:p>
+            <w:pPr>
+              <w:spacing w:after="0"/>
+              <w:jc w:val="left"/>
+            </w:pPr>
+            <w:r>
+              <w:rPr>
+                <w:rFonts w:ascii="Cambria" w:hAnsi="Cambria" w:eastAsia="Cambria"/>
+                <w:b w:val="0"/>
+                <w:i w:val="0"/>
+                <w:color w:val="000000"/>
+                <w:sz w:val="20"/>
+              </w:rPr>
+              <w:t>Student’s Signature:</w:t>
+            </w:r>
+          </w:p>
+        </w:tc>
+        <w:tc>
+          <w:tcPr>
+            <w:tcW w:type="dxa" w:w="2707"/>
+            <w:vAlign w:val="center"/>
+            <w:tcMar>
+              <w:top w:w="0" w:type="dxa"/>
+              <w:start w:w="0" w:type="dxa"/>
+              <w:bottom w:w="0" w:type="dxa"/>
+              <w:end w:w="0" w:type="dxa"/>
             </w:tcMar>
             <w:tcBorders>
               <w:top w:val="nil"/>
@@ -3000,119 +3318,13 @@
             </w:pPr>
             <w:r>
               <w:rPr>
-                <w:rFonts w:ascii="Arial" w:hAnsi="Arial" w:eastAsia="Arial"/>
+                <w:rFonts w:ascii="Cambria" w:hAnsi="Cambria" w:eastAsia="Cambria"/>
                 <w:b w:val="0"/>
                 <w:i w:val="0"/>
-                <w:sz w:val="19"/>
+                <w:color w:val="000000"/>
+                <w:sz w:val="20"/>
               </w:rPr>
-              <w:t>Supervisor’s Signature</w:t>
-            </w:r>
-          </w:p>
-        </w:tc>
-        <w:tc>
-          <w:tcPr>
-            <w:tcW w:type="dxa" w:w="4392"/>
-            <w:vAlign w:val="center"/>
-            <w:tcMar>
-              <w:top w:w="0" w:type="dxa"/>
-              <w:start w:w="30" w:type="dxa"/>
-              <w:bottom w:w="0" w:type="dxa"/>
-              <w:end w:w="30" w:type="dxa"/>
-            </w:tcMar>
-            <w:tcBorders>
-              <w:top w:val="nil"/>
-              <w:left w:val="nil"/>
-              <w:bottom w:val="nil"/>
-              <w:right w:val="nil"/>
-              <w:insideH w:val="nil"/>
-              <w:insideV w:val="nil"/>
-            </w:tcBorders>
-          </w:tcPr>
-          <w:p>
-            <w:pPr>
-              <w:spacing w:after="0"/>
-              <w:jc w:val="center"/>
-            </w:pPr>
-            <w:r>
-              <w:rPr>
-                <w:rFonts w:ascii="Arial" w:hAnsi="Arial" w:eastAsia="Arial"/>
-                <w:b w:val="0"/>
-                <w:i w:val="0"/>
-                <w:sz w:val="19"/>
-              </w:rPr>
-              <w:t>Student’s Signature</w:t>
-            </w:r>
-          </w:p>
-        </w:tc>
-      </w:tr>
-      <w:tr>
-        <w:tc>
-          <w:tcPr>
-            <w:tcW w:type="dxa" w:w="4392"/>
-            <w:vAlign w:val="center"/>
-            <w:tcMar>
-              <w:top w:w="0" w:type="dxa"/>
-              <w:start w:w="30" w:type="dxa"/>
-              <w:bottom w:w="0" w:type="dxa"/>
-              <w:end w:w="30" w:type="dxa"/>
-            </w:tcMar>
-            <w:tcBorders>
-              <w:top w:val="nil"/>
-              <w:left w:val="nil"/>
-              <w:bottom w:val="nil"/>
-              <w:right w:val="nil"/>
-              <w:insideH w:val="nil"/>
-              <w:insideV w:val="nil"/>
-            </w:tcBorders>
-          </w:tcPr>
-          <w:p>
-            <w:pPr>
-              <w:spacing w:after="0"/>
-              <w:jc w:val="center"/>
-            </w:pPr>
-            <w:r>
-              <w:rPr>
-                <w:rFonts w:ascii="Arial" w:hAnsi="Arial" w:eastAsia="Arial"/>
-                <w:b w:val="0"/>
-                <w:i w:val="0"/>
-                <w:sz w:val="19"/>
-              </w:rPr>
-              <w:t>____________________________</w:t>
-            </w:r>
-          </w:p>
-        </w:tc>
-        <w:tc>
-          <w:tcPr>
-            <w:tcW w:type="dxa" w:w="4392"/>
-            <w:vAlign w:val="center"/>
-            <w:tcMar>
-              <w:top w:w="0" w:type="dxa"/>
-              <w:start w:w="30" w:type="dxa"/>
-              <w:bottom w:w="0" w:type="dxa"/>
-              <w:end w:w="30" w:type="dxa"/>
-            </w:tcMar>
-            <w:tcBorders>
-              <w:top w:val="nil"/>
-              <w:left w:val="nil"/>
-              <w:bottom w:val="nil"/>
-              <w:right w:val="nil"/>
-              <w:insideH w:val="nil"/>
-              <w:insideV w:val="nil"/>
-            </w:tcBorders>
-          </w:tcPr>
-          <w:p>
-            <w:pPr>
-              <w:spacing w:after="0"/>
-              <w:jc w:val="center"/>
-            </w:pPr>
-            <w:r>
-              <w:rPr>
-                <w:rFonts w:ascii="Arial" w:hAnsi="Arial" w:eastAsia="Arial"/>
-                <w:b w:val="0"/>
-                <w:i w:val="0"/>
-                <w:sz w:val="19"/>
-              </w:rPr>
-              <w:t>____________________________</w:t>
+              <w:t>____________________</w:t>
             </w:r>
           </w:p>
         </w:tc>
@@ -3162,10 +3374,11 @@
             </w:pPr>
             <w:r>
               <w:rPr>
-                <w:rFonts w:ascii="Arial" w:hAnsi="Arial" w:eastAsia="Arial"/>
+                <w:rFonts w:ascii="Cambria" w:hAnsi="Cambria" w:eastAsia="Cambria"/>
                 <w:b w:val="0"/>
                 <w:i w:val="0"/>
-                <w:sz w:val="21"/>
+                <w:color w:val="000000"/>
+                <w:sz w:val="22"/>
               </w:rPr>
               <w:t>Week Number:</w:t>
             </w:r>
@@ -3194,10 +3407,11 @@
             </w:pPr>
             <w:r>
               <w:rPr>
-                <w:rFonts w:ascii="Arial" w:hAnsi="Arial" w:eastAsia="Arial"/>
+                <w:rFonts w:ascii="Cambria" w:hAnsi="Cambria" w:eastAsia="Cambria"/>
                 <w:b w:val="0"/>
                 <w:i w:val="0"/>
-                <w:sz w:val="21"/>
+                <w:color w:val="000000"/>
+                <w:sz w:val="22"/>
               </w:rPr>
               <w:t>6</w:t>
             </w:r>
@@ -3231,10 +3445,11 @@
             </w:pPr>
             <w:r>
               <w:rPr>
-                <w:rFonts w:ascii="Arial" w:hAnsi="Arial" w:eastAsia="Arial"/>
+                <w:rFonts w:ascii="Cambria" w:hAnsi="Cambria" w:eastAsia="Cambria"/>
                 <w:b w:val="0"/>
                 <w:i w:val="0"/>
-                <w:sz w:val="21"/>
+                <w:color w:val="000000"/>
+                <w:sz w:val="22"/>
               </w:rPr>
               <w:t>Date Range:</w:t>
             </w:r>
@@ -3263,10 +3478,11 @@
             </w:pPr>
             <w:r>
               <w:rPr>
-                <w:rFonts w:ascii="Arial" w:hAnsi="Arial" w:eastAsia="Arial"/>
+                <w:rFonts w:ascii="Cambria" w:hAnsi="Cambria" w:eastAsia="Cambria"/>
                 <w:b w:val="0"/>
                 <w:i w:val="0"/>
-                <w:sz w:val="21"/>
+                <w:color w:val="000000"/>
+                <w:sz w:val="22"/>
               </w:rPr>
               <w:t>15-21 June 2026</w:t>
             </w:r>
@@ -3277,117 +3493,122 @@
     </w:tbl>
     <w:p>
       <w:pPr>
-        <w:keepNext/>
-        <w:spacing w:before="100" w:after="80"/>
-      </w:pPr>
-      <w:r>
-        <w:rPr>
-          <w:rFonts w:ascii="Arial" w:hAnsi="Arial" w:eastAsia="Arial"/>
+        <w:keepLines/>
+        <w:spacing w:line="240" w:lineRule="auto" w:before="0" w:after="80"/>
+        <w:jc w:val="left"/>
+      </w:pPr>
+      <w:r>
+        <w:rPr>
+          <w:rFonts w:ascii="Cambria" w:hAnsi="Cambria" w:eastAsia="Cambria"/>
           <w:b/>
           <w:i w:val="0"/>
-          <w:color w:val="1F4E79"/>
+          <w:color w:val="000000"/>
           <w:sz w:val="21"/>
         </w:rPr>
-        <w:t>Week 6: Detector Architecture and Hybrid-Feature Plan</w:t>
+        <w:t>Objectives for the Week:</w:t>
+      </w:r>
+      <w:r>
+        <w:rPr>
+          <w:rFonts w:ascii="Cambria" w:hAnsi="Cambria" w:eastAsia="Cambria"/>
+          <w:b w:val="0"/>
+          <w:i w:val="0"/>
+          <w:color w:val="000000"/>
+          <w:sz w:val="21"/>
+        </w:rPr>
+        <w:t xml:space="preserve"> Translate the model proposal into components that could be compared under one interface.</w:t>
       </w:r>
     </w:p>
     <w:p>
       <w:pPr>
         <w:keepLines/>
-        <w:spacing w:line="240" w:lineRule="auto" w:before="0" w:after="60"/>
+        <w:spacing w:line="240" w:lineRule="auto" w:before="0" w:after="40"/>
         <w:jc w:val="left"/>
       </w:pPr>
       <w:r>
         <w:rPr>
-          <w:rFonts w:ascii="Arial" w:hAnsi="Arial" w:eastAsia="Arial"/>
+          <w:rFonts w:ascii="Cambria" w:hAnsi="Cambria" w:eastAsia="Cambria"/>
           <w:b/>
           <w:i w:val="0"/>
-          <w:sz w:val="19"/>
-        </w:rPr>
-        <w:t>Objectives for the Week:</w:t>
-      </w:r>
-      <w:r>
-        <w:rPr>
-          <w:rFonts w:ascii="Arial" w:hAnsi="Arial" w:eastAsia="Arial"/>
-          <w:b w:val="0"/>
-          <w:i w:val="0"/>
-          <w:sz w:val="19"/>
-        </w:rPr>
-        <w:t xml:space="preserve"> Translate the model proposal into components that could be compared under one interface.</w:t>
+          <w:color w:val="000000"/>
+          <w:sz w:val="21"/>
+        </w:rPr>
+        <w:t>Activities Completed:</w:t>
       </w:r>
     </w:p>
     <w:p>
       <w:pPr>
-        <w:keepLines/>
-        <w:spacing w:line="240" w:lineRule="auto" w:before="0" w:after="60"/>
-        <w:jc w:val="left"/>
-      </w:pPr>
-      <w:r>
-        <w:rPr>
-          <w:rFonts w:ascii="Arial" w:hAnsi="Arial" w:eastAsia="Arial"/>
-          <w:b/>
-          <w:i w:val="0"/>
-          <w:sz w:val="19"/>
-        </w:rPr>
-        <w:t>Activities Completed:</w:t>
-      </w:r>
-      <w:r>
-        <w:rPr>
-          <w:rFonts w:ascii="Arial" w:hAnsi="Arial" w:eastAsia="Arial"/>
+        <w:pStyle w:val="ListBullet"/>
+        <w:spacing w:line="240" w:lineRule="auto" w:before="0" w:after="40"/>
+        <w:ind w:left="403" w:hanging="230"/>
+      </w:pPr>
+      <w:r>
+        <w:rPr>
+          <w:rFonts w:ascii="Cambria" w:hAnsi="Cambria" w:eastAsia="Cambria"/>
           <w:b w:val="0"/>
           <w:i w:val="0"/>
-          <w:sz w:val="19"/>
-        </w:rPr>
-        <w:t xml:space="preserve"> I planned a common XGBoost wrapper, validation-only early stopping, validation-selected thresholding, an Autoencoder trained on legitimate training observations, reconstruction-error features, and latent features. SMOTE and class weighting were kept as separate imbalance strategies so their effects would not be mixed.</w:t>
+          <w:color w:val="000000"/>
+          <w:sz w:val="20"/>
+        </w:rPr>
+        <w:t>I planned a common XGBoost wrapper, validation-only early stopping, validation-selected thresholding, an Autoencoder trained on legitimate training observations, reconstruction-error features, and latent features.</w:t>
       </w:r>
     </w:p>
     <w:p>
       <w:pPr>
-        <w:spacing w:line="240" w:lineRule="auto" w:before="0" w:after="60"/>
-        <w:jc w:val="left"/>
-      </w:pPr>
-      <w:r>
-        <w:rPr>
-          <w:rFonts w:ascii="Arial" w:hAnsi="Arial" w:eastAsia="Arial"/>
-          <w:b/>
-          <w:i/>
-          <w:color w:val="595959"/>
-          <w:sz w:val="17"/>
-        </w:rPr>
-        <w:t>Evidence/files:</w:t>
-      </w:r>
-      <w:r>
-        <w:rPr>
-          <w:rFonts w:ascii="Arial" w:hAnsi="Arial" w:eastAsia="Arial"/>
+        <w:pStyle w:val="ListBullet"/>
+        <w:spacing w:line="240" w:lineRule="auto" w:before="0" w:after="40"/>
+        <w:ind w:left="403" w:hanging="230"/>
+      </w:pPr>
+      <w:r>
+        <w:rPr>
+          <w:rFonts w:ascii="Cambria" w:hAnsi="Cambria" w:eastAsia="Cambria"/>
+          <w:b w:val="0"/>
+          <w:i w:val="0"/>
+          <w:color w:val="000000"/>
+          <w:sz w:val="20"/>
+        </w:rPr>
+        <w:t>SMOTE and class weighting were kept as separate imbalance strategies so their effects would not be mixed.</w:t>
+      </w:r>
+    </w:p>
+    <w:p>
+      <w:pPr>
+        <w:pStyle w:val="ListBullet"/>
+        <w:spacing w:line="240" w:lineRule="auto" w:before="0" w:after="40"/>
+        <w:ind w:left="403" w:hanging="230"/>
+      </w:pPr>
+      <w:r>
+        <w:rPr>
+          <w:rFonts w:ascii="Cambria" w:hAnsi="Cambria" w:eastAsia="Cambria"/>
           <w:b w:val="0"/>
           <w:i/>
-          <w:color w:val="595959"/>
-          <w:sz w:val="17"/>
-        </w:rPr>
-        <w:t xml:space="preserve"> The component design was later formalised in final report Sections 3.4-3.6 and implemented in src/models/xgb.py, src/models/autoencoder.py, src/evaluation/metrics.py, and src/evaluation/threshold.py.</w:t>
+          <w:color w:val="000000"/>
+          <w:sz w:val="18"/>
+        </w:rPr>
+        <w:t>Supporting evidence: The component design was later formalised in final report Sections 3.4-3.6 and implemented in src/models/xgb.py, src/models/autoencoder.py, src/evaluation/metrics.py, and src/evaluation/threshold.py.</w:t>
       </w:r>
     </w:p>
     <w:p>
       <w:pPr>
         <w:keepLines/>
-        <w:spacing w:line="240" w:lineRule="auto" w:before="0" w:after="60"/>
+        <w:spacing w:line="240" w:lineRule="auto" w:before="0" w:after="80"/>
         <w:jc w:val="left"/>
       </w:pPr>
       <w:r>
         <w:rPr>
-          <w:rFonts w:ascii="Arial" w:hAnsi="Arial" w:eastAsia="Arial"/>
+          <w:rFonts w:ascii="Cambria" w:hAnsi="Cambria" w:eastAsia="Cambria"/>
           <w:b/>
           <w:i w:val="0"/>
-          <w:sz w:val="19"/>
+          <w:color w:val="000000"/>
+          <w:sz w:val="21"/>
         </w:rPr>
         <w:t>Challenges Encountered (if any):</w:t>
       </w:r>
       <w:r>
         <w:rPr>
-          <w:rFonts w:ascii="Arial" w:hAnsi="Arial" w:eastAsia="Arial"/>
+          <w:rFonts w:ascii="Cambria" w:hAnsi="Cambria" w:eastAsia="Cambria"/>
           <w:b w:val="0"/>
           <w:i w:val="0"/>
-          <w:sz w:val="19"/>
+          <w:color w:val="000000"/>
+          <w:sz w:val="21"/>
         </w:rPr>
         <w:t xml:space="preserve"> The original title could encourage selecting the hybrid model regardless of the result. I instead planned all groups to use the same split, metrics, artifact contract, and seeds.</w:t>
       </w:r>
@@ -3395,24 +3616,26 @@
     <w:p>
       <w:pPr>
         <w:keepLines/>
-        <w:spacing w:line="240" w:lineRule="auto" w:before="0" w:after="60"/>
+        <w:spacing w:line="240" w:lineRule="auto" w:before="0" w:after="80"/>
         <w:jc w:val="left"/>
       </w:pPr>
       <w:r>
         <w:rPr>
-          <w:rFonts w:ascii="Arial" w:hAnsi="Arial" w:eastAsia="Arial"/>
+          <w:rFonts w:ascii="Cambria" w:hAnsi="Cambria" w:eastAsia="Cambria"/>
           <w:b/>
           <w:i w:val="0"/>
-          <w:sz w:val="19"/>
+          <w:color w:val="000000"/>
+          <w:sz w:val="21"/>
         </w:rPr>
         <w:t>Solutions / Actions Taken (if any):</w:t>
       </w:r>
       <w:r>
         <w:rPr>
-          <w:rFonts w:ascii="Arial" w:hAnsi="Arial" w:eastAsia="Arial"/>
+          <w:rFonts w:ascii="Cambria" w:hAnsi="Cambria" w:eastAsia="Cambria"/>
           <w:b w:val="0"/>
           <w:i w:val="0"/>
-          <w:sz w:val="19"/>
+          <w:color w:val="000000"/>
+          <w:sz w:val="21"/>
         </w:rPr>
         <w:t xml:space="preserve"> I placed every detector group behind the same XGBoost interface, split, seeds, metrics, and artifact contract instead of favouring the hybrid configuration.</w:t>
       </w:r>
@@ -3420,24 +3643,26 @@
     <w:p>
       <w:pPr>
         <w:keepLines/>
-        <w:spacing w:line="240" w:lineRule="auto" w:before="0" w:after="60"/>
+        <w:spacing w:line="240" w:lineRule="auto" w:before="0" w:after="80"/>
         <w:jc w:val="left"/>
       </w:pPr>
       <w:r>
         <w:rPr>
-          <w:rFonts w:ascii="Arial" w:hAnsi="Arial" w:eastAsia="Arial"/>
+          <w:rFonts w:ascii="Cambria" w:hAnsi="Cambria" w:eastAsia="Cambria"/>
           <w:b/>
           <w:i w:val="0"/>
-          <w:sz w:val="19"/>
+          <w:color w:val="000000"/>
+          <w:sz w:val="21"/>
         </w:rPr>
         <w:t>Progress Reflection:</w:t>
       </w:r>
       <w:r>
         <w:rPr>
-          <w:rFonts w:ascii="Arial" w:hAnsi="Arial" w:eastAsia="Arial"/>
+          <w:rFonts w:ascii="Cambria" w:hAnsi="Cambria" w:eastAsia="Cambria"/>
           <w:b w:val="0"/>
           <w:i w:val="0"/>
-          <w:sz w:val="19"/>
+          <w:color w:val="000000"/>
+          <w:sz w:val="21"/>
         </w:rPr>
         <w:t xml:space="preserve"> A negative Autoencoder result would still answer a valid research question. This was more academically useful than changing the metric or comparison after seeing the outcome.</w:t>
       </w:r>
@@ -3445,24 +3670,26 @@
     <w:p>
       <w:pPr>
         <w:keepLines/>
-        <w:spacing w:line="240" w:lineRule="auto" w:before="0" w:after="60"/>
+        <w:spacing w:line="240" w:lineRule="auto" w:before="0" w:after="80"/>
         <w:jc w:val="left"/>
       </w:pPr>
       <w:r>
         <w:rPr>
-          <w:rFonts w:ascii="Arial" w:hAnsi="Arial" w:eastAsia="Arial"/>
+          <w:rFonts w:ascii="Cambria" w:hAnsi="Cambria" w:eastAsia="Cambria"/>
           <w:b/>
           <w:i w:val="0"/>
-          <w:sz w:val="19"/>
+          <w:color w:val="000000"/>
+          <w:sz w:val="21"/>
         </w:rPr>
         <w:t>Plans for Next Week:</w:t>
       </w:r>
       <w:r>
         <w:rPr>
-          <w:rFonts w:ascii="Arial" w:hAnsi="Arial" w:eastAsia="Arial"/>
+          <w:rFonts w:ascii="Cambria" w:hAnsi="Cambria" w:eastAsia="Cambria"/>
           <w:b w:val="0"/>
           <w:i w:val="0"/>
-          <w:sz w:val="19"/>
+          <w:color w:val="000000"/>
+          <w:sz w:val="21"/>
         </w:rPr>
         <w:t xml:space="preserve"> Define the SHAP-to-LLM evidence boundary and narrative failure checks.</w:t>
       </w:r>
@@ -3470,26 +3697,28 @@
     <w:p>
       <w:pPr>
         <w:keepLines/>
-        <w:spacing w:line="240" w:lineRule="auto" w:before="0" w:after="30"/>
+        <w:spacing w:line="240" w:lineRule="auto" w:before="0" w:after="40"/>
         <w:jc w:val="left"/>
       </w:pPr>
       <w:r>
         <w:rPr>
-          <w:rFonts w:ascii="Arial" w:hAnsi="Arial" w:eastAsia="Arial"/>
+          <w:rFonts w:ascii="Cambria" w:hAnsi="Cambria" w:eastAsia="Cambria"/>
           <w:b/>
           <w:i w:val="0"/>
-          <w:sz w:val="19"/>
+          <w:color w:val="000000"/>
+          <w:sz w:val="21"/>
         </w:rPr>
         <w:t>Supervisor's Feedback (if any):</w:t>
       </w:r>
       <w:r>
         <w:rPr>
-          <w:rFonts w:ascii="Arial" w:hAnsi="Arial" w:eastAsia="Arial"/>
+          <w:rFonts w:ascii="Cambria" w:hAnsi="Cambria" w:eastAsia="Cambria"/>
           <w:b w:val="0"/>
           <w:i w:val="0"/>
-          <w:sz w:val="19"/>
-        </w:rPr>
-        <w:t xml:space="preserve"> —</w:t>
+          <w:color w:val="000000"/>
+          <w:sz w:val="21"/>
+        </w:rPr>
+        <w:t xml:space="preserve"> ________________</w:t>
       </w:r>
     </w:p>
     <w:tbl>
@@ -3500,19 +3729,129 @@
         <w:tblLook w:firstColumn="1" w:firstRow="1" w:lastColumn="0" w:lastRow="0" w:noHBand="0" w:noVBand="1" w:val="04A0"/>
       </w:tblPr>
       <w:tblGrid>
-        <w:gridCol w:w="4392"/>
-        <w:gridCol w:w="4392"/>
+        <w:gridCol w:w="2477"/>
+        <w:gridCol w:w="1613"/>
+        <w:gridCol w:w="2275"/>
+        <w:gridCol w:w="2707"/>
       </w:tblGrid>
       <w:tr>
         <w:tc>
           <w:tcPr>
-            <w:tcW w:type="dxa" w:w="4392"/>
+            <w:tcW w:type="dxa" w:w="2477"/>
             <w:vAlign w:val="center"/>
             <w:tcMar>
               <w:top w:w="0" w:type="dxa"/>
-              <w:start w:w="30" w:type="dxa"/>
+              <w:start w:w="0" w:type="dxa"/>
               <w:bottom w:w="0" w:type="dxa"/>
-              <w:end w:w="30" w:type="dxa"/>
+              <w:end w:w="0" w:type="dxa"/>
+            </w:tcMar>
+            <w:tcBorders>
+              <w:top w:val="nil"/>
+              <w:left w:val="nil"/>
+              <w:bottom w:val="nil"/>
+              <w:right w:val="nil"/>
+              <w:insideH w:val="nil"/>
+              <w:insideV w:val="nil"/>
+            </w:tcBorders>
+          </w:tcPr>
+          <w:p>
+            <w:pPr>
+              <w:spacing w:after="0"/>
+              <w:jc w:val="left"/>
+            </w:pPr>
+            <w:r>
+              <w:rPr>
+                <w:rFonts w:ascii="Cambria" w:hAnsi="Cambria" w:eastAsia="Cambria"/>
+                <w:b w:val="0"/>
+                <w:i w:val="0"/>
+                <w:color w:val="000000"/>
+                <w:sz w:val="20"/>
+              </w:rPr>
+              <w:t>Supervisor’s Signature:</w:t>
+            </w:r>
+          </w:p>
+        </w:tc>
+        <w:tc>
+          <w:tcPr>
+            <w:tcW w:type="dxa" w:w="1613"/>
+            <w:vAlign w:val="center"/>
+            <w:tcMar>
+              <w:top w:w="0" w:type="dxa"/>
+              <w:start w:w="0" w:type="dxa"/>
+              <w:bottom w:w="0" w:type="dxa"/>
+              <w:end w:w="0" w:type="dxa"/>
+            </w:tcMar>
+            <w:tcBorders>
+              <w:top w:val="nil"/>
+              <w:left w:val="nil"/>
+              <w:bottom w:val="nil"/>
+              <w:right w:val="nil"/>
+              <w:insideH w:val="nil"/>
+              <w:insideV w:val="nil"/>
+            </w:tcBorders>
+          </w:tcPr>
+          <w:p>
+            <w:pPr>
+              <w:spacing w:after="0"/>
+              <w:jc w:val="left"/>
+            </w:pPr>
+            <w:r>
+              <w:rPr>
+                <w:rFonts w:ascii="Cambria" w:hAnsi="Cambria" w:eastAsia="Cambria"/>
+                <w:b w:val="0"/>
+                <w:i w:val="0"/>
+                <w:color w:val="000000"/>
+                <w:sz w:val="20"/>
+              </w:rPr>
+              <w:t>________________</w:t>
+            </w:r>
+          </w:p>
+        </w:tc>
+        <w:tc>
+          <w:tcPr>
+            <w:tcW w:type="dxa" w:w="2275"/>
+            <w:vAlign w:val="center"/>
+            <w:tcMar>
+              <w:top w:w="0" w:type="dxa"/>
+              <w:start w:w="0" w:type="dxa"/>
+              <w:bottom w:w="0" w:type="dxa"/>
+              <w:end w:w="0" w:type="dxa"/>
+            </w:tcMar>
+            <w:tcBorders>
+              <w:top w:val="nil"/>
+              <w:left w:val="nil"/>
+              <w:bottom w:val="nil"/>
+              <w:right w:val="nil"/>
+              <w:insideH w:val="nil"/>
+              <w:insideV w:val="nil"/>
+            </w:tcBorders>
+          </w:tcPr>
+          <w:p>
+            <w:pPr>
+              <w:spacing w:after="0"/>
+              <w:jc w:val="left"/>
+            </w:pPr>
+            <w:r>
+              <w:rPr>
+                <w:rFonts w:ascii="Cambria" w:hAnsi="Cambria" w:eastAsia="Cambria"/>
+                <w:b w:val="0"/>
+                <w:i w:val="0"/>
+                <w:color w:val="000000"/>
+                <w:sz w:val="20"/>
+              </w:rPr>
+              <w:t>Student’s Signature:</w:t>
+            </w:r>
+          </w:p>
+        </w:tc>
+        <w:tc>
+          <w:tcPr>
+            <w:tcW w:type="dxa" w:w="2707"/>
+            <w:vAlign w:val="center"/>
+            <w:tcMar>
+              <w:top w:w="0" w:type="dxa"/>
+              <w:start w:w="0" w:type="dxa"/>
+              <w:bottom w:w="0" w:type="dxa"/>
+              <w:end w:w="0" w:type="dxa"/>
             </w:tcMar>
             <w:tcBorders>
               <w:top w:val="nil"/>
@@ -3530,119 +3869,13 @@
             </w:pPr>
             <w:r>
               <w:rPr>
-                <w:rFonts w:ascii="Arial" w:hAnsi="Arial" w:eastAsia="Arial"/>
+                <w:rFonts w:ascii="Cambria" w:hAnsi="Cambria" w:eastAsia="Cambria"/>
                 <w:b w:val="0"/>
                 <w:i w:val="0"/>
-                <w:sz w:val="19"/>
+                <w:color w:val="000000"/>
+                <w:sz w:val="20"/>
               </w:rPr>
-              <w:t>Supervisor’s Signature</w:t>
-            </w:r>
-          </w:p>
-        </w:tc>
-        <w:tc>
-          <w:tcPr>
-            <w:tcW w:type="dxa" w:w="4392"/>
-            <w:vAlign w:val="center"/>
-            <w:tcMar>
-              <w:top w:w="0" w:type="dxa"/>
-              <w:start w:w="30" w:type="dxa"/>
-              <w:bottom w:w="0" w:type="dxa"/>
-              <w:end w:w="30" w:type="dxa"/>
-            </w:tcMar>
-            <w:tcBorders>
-              <w:top w:val="nil"/>
-              <w:left w:val="nil"/>
-              <w:bottom w:val="nil"/>
-              <w:right w:val="nil"/>
-              <w:insideH w:val="nil"/>
-              <w:insideV w:val="nil"/>
-            </w:tcBorders>
-          </w:tcPr>
-          <w:p>
-            <w:pPr>
-              <w:spacing w:after="0"/>
-              <w:jc w:val="center"/>
-            </w:pPr>
-            <w:r>
-              <w:rPr>
-                <w:rFonts w:ascii="Arial" w:hAnsi="Arial" w:eastAsia="Arial"/>
-                <w:b w:val="0"/>
-                <w:i w:val="0"/>
-                <w:sz w:val="19"/>
-              </w:rPr>
-              <w:t>Student’s Signature</w:t>
-            </w:r>
-          </w:p>
-        </w:tc>
-      </w:tr>
-      <w:tr>
-        <w:tc>
-          <w:tcPr>
-            <w:tcW w:type="dxa" w:w="4392"/>
-            <w:vAlign w:val="center"/>
-            <w:tcMar>
-              <w:top w:w="0" w:type="dxa"/>
-              <w:start w:w="30" w:type="dxa"/>
-              <w:bottom w:w="0" w:type="dxa"/>
-              <w:end w:w="30" w:type="dxa"/>
-            </w:tcMar>
-            <w:tcBorders>
-              <w:top w:val="nil"/>
-              <w:left w:val="nil"/>
-              <w:bottom w:val="nil"/>
-              <w:right w:val="nil"/>
-              <w:insideH w:val="nil"/>
-              <w:insideV w:val="nil"/>
-            </w:tcBorders>
-          </w:tcPr>
-          <w:p>
-            <w:pPr>
-              <w:spacing w:after="0"/>
-              <w:jc w:val="center"/>
-            </w:pPr>
-            <w:r>
-              <w:rPr>
-                <w:rFonts w:ascii="Arial" w:hAnsi="Arial" w:eastAsia="Arial"/>
-                <w:b w:val="0"/>
-                <w:i w:val="0"/>
-                <w:sz w:val="19"/>
-              </w:rPr>
-              <w:t>____________________________</w:t>
-            </w:r>
-          </w:p>
-        </w:tc>
-        <w:tc>
-          <w:tcPr>
-            <w:tcW w:type="dxa" w:w="4392"/>
-            <w:vAlign w:val="center"/>
-            <w:tcMar>
-              <w:top w:w="0" w:type="dxa"/>
-              <w:start w:w="30" w:type="dxa"/>
-              <w:bottom w:w="0" w:type="dxa"/>
-              <w:end w:w="30" w:type="dxa"/>
-            </w:tcMar>
-            <w:tcBorders>
-              <w:top w:val="nil"/>
-              <w:left w:val="nil"/>
-              <w:bottom w:val="nil"/>
-              <w:right w:val="nil"/>
-              <w:insideH w:val="nil"/>
-              <w:insideV w:val="nil"/>
-            </w:tcBorders>
-          </w:tcPr>
-          <w:p>
-            <w:pPr>
-              <w:spacing w:after="0"/>
-              <w:jc w:val="center"/>
-            </w:pPr>
-            <w:r>
-              <w:rPr>
-                <w:rFonts w:ascii="Arial" w:hAnsi="Arial" w:eastAsia="Arial"/>
-                <w:b w:val="0"/>
-                <w:i w:val="0"/>
-                <w:sz w:val="19"/>
-              </w:rPr>
-              <w:t>____________________________</w:t>
+              <w:t>____________________</w:t>
             </w:r>
           </w:p>
         </w:tc>
@@ -3692,10 +3925,11 @@
             </w:pPr>
             <w:r>
               <w:rPr>
-                <w:rFonts w:ascii="Arial" w:hAnsi="Arial" w:eastAsia="Arial"/>
+                <w:rFonts w:ascii="Cambria" w:hAnsi="Cambria" w:eastAsia="Cambria"/>
                 <w:b w:val="0"/>
                 <w:i w:val="0"/>
-                <w:sz w:val="21"/>
+                <w:color w:val="000000"/>
+                <w:sz w:val="22"/>
               </w:rPr>
               <w:t>Week Number:</w:t>
             </w:r>
@@ -3724,10 +3958,11 @@
             </w:pPr>
             <w:r>
               <w:rPr>
-                <w:rFonts w:ascii="Arial" w:hAnsi="Arial" w:eastAsia="Arial"/>
+                <w:rFonts w:ascii="Cambria" w:hAnsi="Cambria" w:eastAsia="Cambria"/>
                 <w:b w:val="0"/>
                 <w:i w:val="0"/>
-                <w:sz w:val="21"/>
+                <w:color w:val="000000"/>
+                <w:sz w:val="22"/>
               </w:rPr>
               <w:t>7</w:t>
             </w:r>
@@ -3761,10 +3996,11 @@
             </w:pPr>
             <w:r>
               <w:rPr>
-                <w:rFonts w:ascii="Arial" w:hAnsi="Arial" w:eastAsia="Arial"/>
+                <w:rFonts w:ascii="Cambria" w:hAnsi="Cambria" w:eastAsia="Cambria"/>
                 <w:b w:val="0"/>
                 <w:i w:val="0"/>
-                <w:sz w:val="21"/>
+                <w:color w:val="000000"/>
+                <w:sz w:val="22"/>
               </w:rPr>
               <w:t>Date Range:</w:t>
             </w:r>
@@ -3793,10 +4029,11 @@
             </w:pPr>
             <w:r>
               <w:rPr>
-                <w:rFonts w:ascii="Arial" w:hAnsi="Arial" w:eastAsia="Arial"/>
+                <w:rFonts w:ascii="Cambria" w:hAnsi="Cambria" w:eastAsia="Cambria"/>
                 <w:b w:val="0"/>
                 <w:i w:val="0"/>
-                <w:sz w:val="21"/>
+                <w:color w:val="000000"/>
+                <w:sz w:val="22"/>
               </w:rPr>
               <w:t>22-28 June 2026</w:t>
             </w:r>
@@ -3807,117 +4044,156 @@
     </w:tbl>
     <w:p>
       <w:pPr>
-        <w:keepNext/>
-        <w:spacing w:before="100" w:after="80"/>
-      </w:pPr>
-      <w:r>
-        <w:rPr>
-          <w:rFonts w:ascii="Arial" w:hAnsi="Arial" w:eastAsia="Arial"/>
+        <w:keepLines/>
+        <w:spacing w:line="240" w:lineRule="auto" w:before="0" w:after="80"/>
+        <w:jc w:val="left"/>
+      </w:pPr>
+      <w:r>
+        <w:rPr>
+          <w:rFonts w:ascii="Cambria" w:hAnsi="Cambria" w:eastAsia="Cambria"/>
           <w:b/>
           <w:i w:val="0"/>
-          <w:color w:val="1F4E79"/>
+          <w:color w:val="000000"/>
           <w:sz w:val="21"/>
         </w:rPr>
-        <w:t>Week 7: Explainability, Local LLM, and Guardrail Design</w:t>
+        <w:t>Objectives for the Week:</w:t>
+      </w:r>
+      <w:r>
+        <w:rPr>
+          <w:rFonts w:ascii="Cambria" w:hAnsi="Cambria" w:eastAsia="Cambria"/>
+          <w:b w:val="0"/>
+          <w:i w:val="0"/>
+          <w:color w:val="000000"/>
+          <w:sz w:val="21"/>
+        </w:rPr>
+        <w:t xml:space="preserve"> Specify how generated text would remain subordinate to detector evidence.</w:t>
       </w:r>
     </w:p>
     <w:p>
       <w:pPr>
         <w:keepLines/>
-        <w:spacing w:line="240" w:lineRule="auto" w:before="0" w:after="60"/>
+        <w:spacing w:line="240" w:lineRule="auto" w:before="0" w:after="40"/>
         <w:jc w:val="left"/>
       </w:pPr>
       <w:r>
         <w:rPr>
-          <w:rFonts w:ascii="Arial" w:hAnsi="Arial" w:eastAsia="Arial"/>
+          <w:rFonts w:ascii="Cambria" w:hAnsi="Cambria" w:eastAsia="Cambria"/>
           <w:b/>
           <w:i w:val="0"/>
-          <w:sz w:val="19"/>
-        </w:rPr>
-        <w:t>Objectives for the Week:</w:t>
-      </w:r>
-      <w:r>
-        <w:rPr>
-          <w:rFonts w:ascii="Arial" w:hAnsi="Arial" w:eastAsia="Arial"/>
-          <w:b w:val="0"/>
-          <w:i w:val="0"/>
-          <w:sz w:val="19"/>
-        </w:rPr>
-        <w:t xml:space="preserve"> Specify how generated text would remain subordinate to detector evidence.</w:t>
+          <w:color w:val="000000"/>
+          <w:sz w:val="21"/>
+        </w:rPr>
+        <w:t>Activities Completed:</w:t>
       </w:r>
     </w:p>
     <w:p>
       <w:pPr>
-        <w:keepLines/>
-        <w:spacing w:line="240" w:lineRule="auto" w:before="0" w:after="60"/>
-        <w:jc w:val="left"/>
-      </w:pPr>
-      <w:r>
-        <w:rPr>
-          <w:rFonts w:ascii="Arial" w:hAnsi="Arial" w:eastAsia="Arial"/>
-          <w:b/>
-          <w:i w:val="0"/>
-          <w:sz w:val="19"/>
-        </w:rPr>
-        <w:t>Activities Completed:</w:t>
-      </w:r>
-      <w:r>
-        <w:rPr>
-          <w:rFonts w:ascii="Arial" w:hAnsi="Arial" w:eastAsia="Arial"/>
+        <w:pStyle w:val="ListBullet"/>
+        <w:spacing w:line="240" w:lineRule="auto" w:before="0" w:after="40"/>
+        <w:ind w:left="403" w:hanging="230"/>
+      </w:pPr>
+      <w:r>
+        <w:rPr>
+          <w:rFonts w:ascii="Cambria" w:hAnsi="Cambria" w:eastAsia="Cambria"/>
           <w:b w:val="0"/>
           <w:i w:val="0"/>
-          <w:sz w:val="19"/>
-        </w:rPr>
-        <w:t xml:space="preserve"> I designed signed SHAP reason codes containing feature identity, rank, and contribution direction. The local Ollama model would receive only a minimized reason-code package, not a raw transaction row, exact values, labels, probabilities, or SHAP magnitudes. Candidate narratives would be checked for format, completeness, grounding, and direction. A failed check or unavailable LLM would return a deterministic brief.</w:t>
+          <w:color w:val="000000"/>
+          <w:sz w:val="20"/>
+        </w:rPr>
+        <w:t>I designed signed SHAP reason codes containing feature identity, rank, and contribution direction.</w:t>
       </w:r>
     </w:p>
     <w:p>
       <w:pPr>
-        <w:spacing w:line="240" w:lineRule="auto" w:before="0" w:after="60"/>
-        <w:jc w:val="left"/>
-      </w:pPr>
-      <w:r>
-        <w:rPr>
-          <w:rFonts w:ascii="Arial" w:hAnsi="Arial" w:eastAsia="Arial"/>
-          <w:b/>
-          <w:i/>
-          <w:color w:val="595959"/>
-          <w:sz w:val="17"/>
-        </w:rPr>
-        <w:t>Evidence/files:</w:t>
-      </w:r>
-      <w:r>
-        <w:rPr>
-          <w:rFonts w:ascii="Arial" w:hAnsi="Arial" w:eastAsia="Arial"/>
+        <w:pStyle w:val="ListBullet"/>
+        <w:spacing w:line="240" w:lineRule="auto" w:before="0" w:after="40"/>
+        <w:ind w:left="403" w:hanging="230"/>
+      </w:pPr>
+      <w:r>
+        <w:rPr>
+          <w:rFonts w:ascii="Cambria" w:hAnsi="Cambria" w:eastAsia="Cambria"/>
+          <w:b w:val="0"/>
+          <w:i w:val="0"/>
+          <w:color w:val="000000"/>
+          <w:sz w:val="20"/>
+        </w:rPr>
+        <w:t>The local Ollama model would receive only a minimized reason-code package, not a raw transaction row, exact values, labels, probabilities, or SHAP magnitudes.</w:t>
+      </w:r>
+    </w:p>
+    <w:p>
+      <w:pPr>
+        <w:pStyle w:val="ListBullet"/>
+        <w:spacing w:line="240" w:lineRule="auto" w:before="0" w:after="40"/>
+        <w:ind w:left="403" w:hanging="230"/>
+      </w:pPr>
+      <w:r>
+        <w:rPr>
+          <w:rFonts w:ascii="Cambria" w:hAnsi="Cambria" w:eastAsia="Cambria"/>
+          <w:b w:val="0"/>
+          <w:i w:val="0"/>
+          <w:color w:val="000000"/>
+          <w:sz w:val="20"/>
+        </w:rPr>
+        <w:t>Candidate narratives would be checked for format, completeness, grounding, and direction.</w:t>
+      </w:r>
+    </w:p>
+    <w:p>
+      <w:pPr>
+        <w:pStyle w:val="ListBullet"/>
+        <w:spacing w:line="240" w:lineRule="auto" w:before="0" w:after="40"/>
+        <w:ind w:left="403" w:hanging="230"/>
+      </w:pPr>
+      <w:r>
+        <w:rPr>
+          <w:rFonts w:ascii="Cambria" w:hAnsi="Cambria" w:eastAsia="Cambria"/>
+          <w:b w:val="0"/>
+          <w:i w:val="0"/>
+          <w:color w:val="000000"/>
+          <w:sz w:val="20"/>
+        </w:rPr>
+        <w:t>A failed check or unavailable LLM would return a deterministic brief.</w:t>
+      </w:r>
+    </w:p>
+    <w:p>
+      <w:pPr>
+        <w:pStyle w:val="ListBullet"/>
+        <w:spacing w:line="240" w:lineRule="auto" w:before="0" w:after="40"/>
+        <w:ind w:left="403" w:hanging="230"/>
+      </w:pPr>
+      <w:r>
+        <w:rPr>
+          <w:rFonts w:ascii="Cambria" w:hAnsi="Cambria" w:eastAsia="Cambria"/>
           <w:b w:val="0"/>
           <w:i/>
-          <w:color w:val="595959"/>
-          <w:sz w:val="17"/>
-        </w:rPr>
-        <w:t xml:space="preserve"> This boundary was later formalised in final report Sections 3.6-3.8 and implemented in src/explainability/, src/narratives/, and corpus/guardrail_corpus_v1.jsonl.</w:t>
+          <w:color w:val="000000"/>
+          <w:sz w:val="18"/>
+        </w:rPr>
+        <w:t>Supporting evidence: This boundary was later formalised in final report Sections 3.6-3.8 and implemented in src/explainability/, src/narratives/, and corpus/guardrail_corpus_v1.jsonl.</w:t>
       </w:r>
     </w:p>
     <w:p>
       <w:pPr>
         <w:keepLines/>
-        <w:spacing w:line="240" w:lineRule="auto" w:before="0" w:after="60"/>
+        <w:spacing w:line="240" w:lineRule="auto" w:before="0" w:after="80"/>
         <w:jc w:val="left"/>
       </w:pPr>
       <w:r>
         <w:rPr>
-          <w:rFonts w:ascii="Arial" w:hAnsi="Arial" w:eastAsia="Arial"/>
+          <w:rFonts w:ascii="Cambria" w:hAnsi="Cambria" w:eastAsia="Cambria"/>
           <w:b/>
           <w:i w:val="0"/>
-          <w:sz w:val="19"/>
+          <w:color w:val="000000"/>
+          <w:sz w:val="21"/>
         </w:rPr>
         <w:t>Challenges Encountered (if any):</w:t>
       </w:r>
       <w:r>
         <w:rPr>
-          <w:rFonts w:ascii="Arial" w:hAnsi="Arial" w:eastAsia="Arial"/>
+          <w:rFonts w:ascii="Cambria" w:hAnsi="Cambria" w:eastAsia="Cambria"/>
           <w:b w:val="0"/>
           <w:i w:val="0"/>
-          <w:sz w:val="19"/>
+          <w:color w:val="000000"/>
+          <w:sz w:val="21"/>
         </w:rPr>
         <w:t xml:space="preserve"> Automatically normalizing or repairing rejected LLM text would make the output look correct while hiding what the model originally generated.</w:t>
       </w:r>
@@ -3925,24 +4201,26 @@
     <w:p>
       <w:pPr>
         <w:keepLines/>
-        <w:spacing w:line="240" w:lineRule="auto" w:before="0" w:after="60"/>
+        <w:spacing w:line="240" w:lineRule="auto" w:before="0" w:after="80"/>
         <w:jc w:val="left"/>
       </w:pPr>
       <w:r>
         <w:rPr>
-          <w:rFonts w:ascii="Arial" w:hAnsi="Arial" w:eastAsia="Arial"/>
+          <w:rFonts w:ascii="Cambria" w:hAnsi="Cambria" w:eastAsia="Cambria"/>
           <w:b/>
           <w:i w:val="0"/>
-          <w:sz w:val="19"/>
+          <w:color w:val="000000"/>
+          <w:sz w:val="21"/>
         </w:rPr>
         <w:t>Solutions / Actions Taken (if any):</w:t>
       </w:r>
       <w:r>
         <w:rPr>
-          <w:rFonts w:ascii="Arial" w:hAnsi="Arial" w:eastAsia="Arial"/>
+          <w:rFonts w:ascii="Cambria" w:hAnsi="Cambria" w:eastAsia="Cambria"/>
           <w:b w:val="0"/>
           <w:i w:val="0"/>
-          <w:sz w:val="19"/>
+          <w:color w:val="000000"/>
+          <w:sz w:val="21"/>
         </w:rPr>
         <w:t xml:space="preserve"> I separated raw-output measurement from delivered-output policy and rejected repair or normalisation of failed LLM text.</w:t>
       </w:r>
@@ -3950,24 +4228,26 @@
     <w:p>
       <w:pPr>
         <w:keepLines/>
-        <w:spacing w:line="240" w:lineRule="auto" w:before="0" w:after="60"/>
+        <w:spacing w:line="240" w:lineRule="auto" w:before="0" w:after="80"/>
         <w:jc w:val="left"/>
       </w:pPr>
       <w:r>
         <w:rPr>
-          <w:rFonts w:ascii="Arial" w:hAnsi="Arial" w:eastAsia="Arial"/>
+          <w:rFonts w:ascii="Cambria" w:hAnsi="Cambria" w:eastAsia="Cambria"/>
           <w:b/>
           <w:i w:val="0"/>
-          <w:sz w:val="19"/>
+          <w:color w:val="000000"/>
+          <w:sz w:val="21"/>
         </w:rPr>
         <w:t>Progress Reflection:</w:t>
       </w:r>
       <w:r>
         <w:rPr>
-          <w:rFonts w:ascii="Arial" w:hAnsi="Arial" w:eastAsia="Arial"/>
+          <w:rFonts w:ascii="Cambria" w:hAnsi="Cambria" w:eastAsia="Cambria"/>
           <w:b w:val="0"/>
           <w:i w:val="0"/>
-          <w:sz w:val="19"/>
+          <w:color w:val="000000"/>
+          <w:sz w:val="21"/>
         </w:rPr>
         <w:t xml:space="preserve"> I separated OFF-policy measurement of raw output from ON-policy delivery. This allowed the project to report the LLM's observed failure rate while ensuring that detected failures were not shown as accepted evidence.</w:t>
       </w:r>
@@ -3975,24 +4255,26 @@
     <w:p>
       <w:pPr>
         <w:keepLines/>
-        <w:spacing w:line="240" w:lineRule="auto" w:before="0" w:after="60"/>
+        <w:spacing w:line="240" w:lineRule="auto" w:before="0" w:after="80"/>
         <w:jc w:val="left"/>
       </w:pPr>
       <w:r>
         <w:rPr>
-          <w:rFonts w:ascii="Arial" w:hAnsi="Arial" w:eastAsia="Arial"/>
+          <w:rFonts w:ascii="Cambria" w:hAnsi="Cambria" w:eastAsia="Cambria"/>
           <w:b/>
           <w:i w:val="0"/>
-          <w:sz w:val="19"/>
+          <w:color w:val="000000"/>
+          <w:sz w:val="21"/>
         </w:rPr>
         <w:t>Plans for Next Week:</w:t>
       </w:r>
       <w:r>
         <w:rPr>
-          <w:rFonts w:ascii="Arial" w:hAnsi="Arial" w:eastAsia="Arial"/>
+          <w:rFonts w:ascii="Cambria" w:hAnsi="Cambria" w:eastAsia="Cambria"/>
           <w:b w:val="0"/>
           <w:i w:val="0"/>
-          <w:sz w:val="19"/>
+          <w:color w:val="000000"/>
+          <w:sz w:val="21"/>
         </w:rPr>
         <w:t xml:space="preserve"> Design an application that demonstrates the same evaluated evidence chain.</w:t>
       </w:r>
@@ -4000,26 +4282,28 @@
     <w:p>
       <w:pPr>
         <w:keepLines/>
-        <w:spacing w:line="240" w:lineRule="auto" w:before="0" w:after="30"/>
+        <w:spacing w:line="240" w:lineRule="auto" w:before="0" w:after="40"/>
         <w:jc w:val="left"/>
       </w:pPr>
       <w:r>
         <w:rPr>
-          <w:rFonts w:ascii="Arial" w:hAnsi="Arial" w:eastAsia="Arial"/>
+          <w:rFonts w:ascii="Cambria" w:hAnsi="Cambria" w:eastAsia="Cambria"/>
           <w:b/>
           <w:i w:val="0"/>
-          <w:sz w:val="19"/>
+          <w:color w:val="000000"/>
+          <w:sz w:val="21"/>
         </w:rPr>
         <w:t>Supervisor's Feedback (if any):</w:t>
       </w:r>
       <w:r>
         <w:rPr>
-          <w:rFonts w:ascii="Arial" w:hAnsi="Arial" w:eastAsia="Arial"/>
+          <w:rFonts w:ascii="Cambria" w:hAnsi="Cambria" w:eastAsia="Cambria"/>
           <w:b w:val="0"/>
           <w:i w:val="0"/>
-          <w:sz w:val="19"/>
-        </w:rPr>
-        <w:t xml:space="preserve"> —</w:t>
+          <w:color w:val="000000"/>
+          <w:sz w:val="21"/>
+        </w:rPr>
+        <w:t xml:space="preserve"> ________________</w:t>
       </w:r>
     </w:p>
     <w:tbl>
@@ -4030,19 +4314,129 @@
         <w:tblLook w:firstColumn="1" w:firstRow="1" w:lastColumn="0" w:lastRow="0" w:noHBand="0" w:noVBand="1" w:val="04A0"/>
       </w:tblPr>
       <w:tblGrid>
-        <w:gridCol w:w="4392"/>
-        <w:gridCol w:w="4392"/>
+        <w:gridCol w:w="2477"/>
+        <w:gridCol w:w="1613"/>
+        <w:gridCol w:w="2275"/>
+        <w:gridCol w:w="2707"/>
       </w:tblGrid>
       <w:tr>
         <w:tc>
           <w:tcPr>
-            <w:tcW w:type="dxa" w:w="4392"/>
+            <w:tcW w:type="dxa" w:w="2477"/>
             <w:vAlign w:val="center"/>
             <w:tcMar>
               <w:top w:w="0" w:type="dxa"/>
-              <w:start w:w="30" w:type="dxa"/>
+              <w:start w:w="0" w:type="dxa"/>
               <w:bottom w:w="0" w:type="dxa"/>
-              <w:end w:w="30" w:type="dxa"/>
+              <w:end w:w="0" w:type="dxa"/>
+            </w:tcMar>
+            <w:tcBorders>
+              <w:top w:val="nil"/>
+              <w:left w:val="nil"/>
+              <w:bottom w:val="nil"/>
+              <w:right w:val="nil"/>
+              <w:insideH w:val="nil"/>
+              <w:insideV w:val="nil"/>
+            </w:tcBorders>
+          </w:tcPr>
+          <w:p>
+            <w:pPr>
+              <w:spacing w:after="0"/>
+              <w:jc w:val="left"/>
+            </w:pPr>
+            <w:r>
+              <w:rPr>
+                <w:rFonts w:ascii="Cambria" w:hAnsi="Cambria" w:eastAsia="Cambria"/>
+                <w:b w:val="0"/>
+                <w:i w:val="0"/>
+                <w:color w:val="000000"/>
+                <w:sz w:val="20"/>
+              </w:rPr>
+              <w:t>Supervisor’s Signature:</w:t>
+            </w:r>
+          </w:p>
+        </w:tc>
+        <w:tc>
+          <w:tcPr>
+            <w:tcW w:type="dxa" w:w="1613"/>
+            <w:vAlign w:val="center"/>
+            <w:tcMar>
+              <w:top w:w="0" w:type="dxa"/>
+              <w:start w:w="0" w:type="dxa"/>
+              <w:bottom w:w="0" w:type="dxa"/>
+              <w:end w:w="0" w:type="dxa"/>
+            </w:tcMar>
+            <w:tcBorders>
+              <w:top w:val="nil"/>
+              <w:left w:val="nil"/>
+              <w:bottom w:val="nil"/>
+              <w:right w:val="nil"/>
+              <w:insideH w:val="nil"/>
+              <w:insideV w:val="nil"/>
+            </w:tcBorders>
+          </w:tcPr>
+          <w:p>
+            <w:pPr>
+              <w:spacing w:after="0"/>
+              <w:jc w:val="left"/>
+            </w:pPr>
+            <w:r>
+              <w:rPr>
+                <w:rFonts w:ascii="Cambria" w:hAnsi="Cambria" w:eastAsia="Cambria"/>
+                <w:b w:val="0"/>
+                <w:i w:val="0"/>
+                <w:color w:val="000000"/>
+                <w:sz w:val="20"/>
+              </w:rPr>
+              <w:t>________________</w:t>
+            </w:r>
+          </w:p>
+        </w:tc>
+        <w:tc>
+          <w:tcPr>
+            <w:tcW w:type="dxa" w:w="2275"/>
+            <w:vAlign w:val="center"/>
+            <w:tcMar>
+              <w:top w:w="0" w:type="dxa"/>
+              <w:start w:w="0" w:type="dxa"/>
+              <w:bottom w:w="0" w:type="dxa"/>
+              <w:end w:w="0" w:type="dxa"/>
+            </w:tcMar>
+            <w:tcBorders>
+              <w:top w:val="nil"/>
+              <w:left w:val="nil"/>
+              <w:bottom w:val="nil"/>
+              <w:right w:val="nil"/>
+              <w:insideH w:val="nil"/>
+              <w:insideV w:val="nil"/>
+            </w:tcBorders>
+          </w:tcPr>
+          <w:p>
+            <w:pPr>
+              <w:spacing w:after="0"/>
+              <w:jc w:val="left"/>
+            </w:pPr>
+            <w:r>
+              <w:rPr>
+                <w:rFonts w:ascii="Cambria" w:hAnsi="Cambria" w:eastAsia="Cambria"/>
+                <w:b w:val="0"/>
+                <w:i w:val="0"/>
+                <w:color w:val="000000"/>
+                <w:sz w:val="20"/>
+              </w:rPr>
+              <w:t>Student’s Signature:</w:t>
+            </w:r>
+          </w:p>
+        </w:tc>
+        <w:tc>
+          <w:tcPr>
+            <w:tcW w:type="dxa" w:w="2707"/>
+            <w:vAlign w:val="center"/>
+            <w:tcMar>
+              <w:top w:w="0" w:type="dxa"/>
+              <w:start w:w="0" w:type="dxa"/>
+              <w:bottom w:w="0" w:type="dxa"/>
+              <w:end w:w="0" w:type="dxa"/>
             </w:tcMar>
             <w:tcBorders>
               <w:top w:val="nil"/>
@@ -4060,119 +4454,13 @@
             </w:pPr>
             <w:r>
               <w:rPr>
-                <w:rFonts w:ascii="Arial" w:hAnsi="Arial" w:eastAsia="Arial"/>
+                <w:rFonts w:ascii="Cambria" w:hAnsi="Cambria" w:eastAsia="Cambria"/>
                 <w:b w:val="0"/>
                 <w:i w:val="0"/>
-                <w:sz w:val="19"/>
+                <w:color w:val="000000"/>
+                <w:sz w:val="20"/>
               </w:rPr>
-              <w:t>Supervisor’s Signature</w:t>
-            </w:r>
-          </w:p>
-        </w:tc>
-        <w:tc>
-          <w:tcPr>
-            <w:tcW w:type="dxa" w:w="4392"/>
-            <w:vAlign w:val="center"/>
-            <w:tcMar>
-              <w:top w:w="0" w:type="dxa"/>
-              <w:start w:w="30" w:type="dxa"/>
-              <w:bottom w:w="0" w:type="dxa"/>
-              <w:end w:w="30" w:type="dxa"/>
-            </w:tcMar>
-            <w:tcBorders>
-              <w:top w:val="nil"/>
-              <w:left w:val="nil"/>
-              <w:bottom w:val="nil"/>
-              <w:right w:val="nil"/>
-              <w:insideH w:val="nil"/>
-              <w:insideV w:val="nil"/>
-            </w:tcBorders>
-          </w:tcPr>
-          <w:p>
-            <w:pPr>
-              <w:spacing w:after="0"/>
-              <w:jc w:val="center"/>
-            </w:pPr>
-            <w:r>
-              <w:rPr>
-                <w:rFonts w:ascii="Arial" w:hAnsi="Arial" w:eastAsia="Arial"/>
-                <w:b w:val="0"/>
-                <w:i w:val="0"/>
-                <w:sz w:val="19"/>
-              </w:rPr>
-              <w:t>Student’s Signature</w:t>
-            </w:r>
-          </w:p>
-        </w:tc>
-      </w:tr>
-      <w:tr>
-        <w:tc>
-          <w:tcPr>
-            <w:tcW w:type="dxa" w:w="4392"/>
-            <w:vAlign w:val="center"/>
-            <w:tcMar>
-              <w:top w:w="0" w:type="dxa"/>
-              <w:start w:w="30" w:type="dxa"/>
-              <w:bottom w:w="0" w:type="dxa"/>
-              <w:end w:w="30" w:type="dxa"/>
-            </w:tcMar>
-            <w:tcBorders>
-              <w:top w:val="nil"/>
-              <w:left w:val="nil"/>
-              <w:bottom w:val="nil"/>
-              <w:right w:val="nil"/>
-              <w:insideH w:val="nil"/>
-              <w:insideV w:val="nil"/>
-            </w:tcBorders>
-          </w:tcPr>
-          <w:p>
-            <w:pPr>
-              <w:spacing w:after="0"/>
-              <w:jc w:val="center"/>
-            </w:pPr>
-            <w:r>
-              <w:rPr>
-                <w:rFonts w:ascii="Arial" w:hAnsi="Arial" w:eastAsia="Arial"/>
-                <w:b w:val="0"/>
-                <w:i w:val="0"/>
-                <w:sz w:val="19"/>
-              </w:rPr>
-              <w:t>____________________________</w:t>
-            </w:r>
-          </w:p>
-        </w:tc>
-        <w:tc>
-          <w:tcPr>
-            <w:tcW w:type="dxa" w:w="4392"/>
-            <w:vAlign w:val="center"/>
-            <w:tcMar>
-              <w:top w:w="0" w:type="dxa"/>
-              <w:start w:w="30" w:type="dxa"/>
-              <w:bottom w:w="0" w:type="dxa"/>
-              <w:end w:w="30" w:type="dxa"/>
-            </w:tcMar>
-            <w:tcBorders>
-              <w:top w:val="nil"/>
-              <w:left w:val="nil"/>
-              <w:bottom w:val="nil"/>
-              <w:right w:val="nil"/>
-              <w:insideH w:val="nil"/>
-              <w:insideV w:val="nil"/>
-            </w:tcBorders>
-          </w:tcPr>
-          <w:p>
-            <w:pPr>
-              <w:spacing w:after="0"/>
-              <w:jc w:val="center"/>
-            </w:pPr>
-            <w:r>
-              <w:rPr>
-                <w:rFonts w:ascii="Arial" w:hAnsi="Arial" w:eastAsia="Arial"/>
-                <w:b w:val="0"/>
-                <w:i w:val="0"/>
-                <w:sz w:val="19"/>
-              </w:rPr>
-              <w:t>____________________________</w:t>
+              <w:t>____________________</w:t>
             </w:r>
           </w:p>
         </w:tc>
@@ -4222,10 +4510,11 @@
             </w:pPr>
             <w:r>
               <w:rPr>
-                <w:rFonts w:ascii="Arial" w:hAnsi="Arial" w:eastAsia="Arial"/>
+                <w:rFonts w:ascii="Cambria" w:hAnsi="Cambria" w:eastAsia="Cambria"/>
                 <w:b w:val="0"/>
                 <w:i w:val="0"/>
-                <w:sz w:val="21"/>
+                <w:color w:val="000000"/>
+                <w:sz w:val="22"/>
               </w:rPr>
               <w:t>Week Number:</w:t>
             </w:r>
@@ -4254,10 +4543,11 @@
             </w:pPr>
             <w:r>
               <w:rPr>
-                <w:rFonts w:ascii="Arial" w:hAnsi="Arial" w:eastAsia="Arial"/>
+                <w:rFonts w:ascii="Cambria" w:hAnsi="Cambria" w:eastAsia="Cambria"/>
                 <w:b w:val="0"/>
                 <w:i w:val="0"/>
-                <w:sz w:val="21"/>
+                <w:color w:val="000000"/>
+                <w:sz w:val="22"/>
               </w:rPr>
               <w:t>8</w:t>
             </w:r>
@@ -4291,10 +4581,11 @@
             </w:pPr>
             <w:r>
               <w:rPr>
-                <w:rFonts w:ascii="Arial" w:hAnsi="Arial" w:eastAsia="Arial"/>
+                <w:rFonts w:ascii="Cambria" w:hAnsi="Cambria" w:eastAsia="Cambria"/>
                 <w:b w:val="0"/>
                 <w:i w:val="0"/>
-                <w:sz w:val="21"/>
+                <w:color w:val="000000"/>
+                <w:sz w:val="22"/>
               </w:rPr>
               <w:t>Date Range:</w:t>
             </w:r>
@@ -4323,10 +4614,11 @@
             </w:pPr>
             <w:r>
               <w:rPr>
-                <w:rFonts w:ascii="Arial" w:hAnsi="Arial" w:eastAsia="Arial"/>
+                <w:rFonts w:ascii="Cambria" w:hAnsi="Cambria" w:eastAsia="Cambria"/>
                 <w:b w:val="0"/>
                 <w:i w:val="0"/>
-                <w:sz w:val="21"/>
+                <w:color w:val="000000"/>
+                <w:sz w:val="22"/>
               </w:rPr>
               <w:t>29 June-5 July 2026</w:t>
             </w:r>
@@ -4337,117 +4629,139 @@
     </w:tbl>
     <w:p>
       <w:pPr>
-        <w:keepNext/>
-        <w:spacing w:before="100" w:after="80"/>
-      </w:pPr>
-      <w:r>
-        <w:rPr>
-          <w:rFonts w:ascii="Arial" w:hAnsi="Arial" w:eastAsia="Arial"/>
+        <w:keepLines/>
+        <w:spacing w:line="240" w:lineRule="auto" w:before="0" w:after="80"/>
+        <w:jc w:val="left"/>
+      </w:pPr>
+      <w:r>
+        <w:rPr>
+          <w:rFonts w:ascii="Cambria" w:hAnsi="Cambria" w:eastAsia="Cambria"/>
           <w:b/>
           <w:i w:val="0"/>
-          <w:color w:val="1F4E79"/>
+          <w:color w:val="000000"/>
           <w:sz w:val="21"/>
         </w:rPr>
-        <w:t>Week 8: Analyst Workbench Architecture</w:t>
+        <w:t>Objectives for the Week:</w:t>
+      </w:r>
+      <w:r>
+        <w:rPr>
+          <w:rFonts w:ascii="Cambria" w:hAnsi="Cambria" w:eastAsia="Cambria"/>
+          <w:b w:val="0"/>
+          <w:i w:val="0"/>
+          <w:color w:val="000000"/>
+          <w:sz w:val="21"/>
+        </w:rPr>
+        <w:t xml:space="preserve"> Plan a deliverable application that resembles an analyst workflow rather than a model demonstration page.</w:t>
       </w:r>
     </w:p>
     <w:p>
       <w:pPr>
         <w:keepLines/>
-        <w:spacing w:line="240" w:lineRule="auto" w:before="0" w:after="60"/>
+        <w:spacing w:line="240" w:lineRule="auto" w:before="0" w:after="40"/>
         <w:jc w:val="left"/>
       </w:pPr>
       <w:r>
         <w:rPr>
-          <w:rFonts w:ascii="Arial" w:hAnsi="Arial" w:eastAsia="Arial"/>
+          <w:rFonts w:ascii="Cambria" w:hAnsi="Cambria" w:eastAsia="Cambria"/>
           <w:b/>
           <w:i w:val="0"/>
-          <w:sz w:val="19"/>
-        </w:rPr>
-        <w:t>Objectives for the Week:</w:t>
-      </w:r>
-      <w:r>
-        <w:rPr>
-          <w:rFonts w:ascii="Arial" w:hAnsi="Arial" w:eastAsia="Arial"/>
-          <w:b w:val="0"/>
-          <w:i w:val="0"/>
-          <w:sz w:val="19"/>
-        </w:rPr>
-        <w:t xml:space="preserve"> Plan a deliverable application that resembles an analyst workflow rather than a model demonstration page.</w:t>
+          <w:color w:val="000000"/>
+          <w:sz w:val="21"/>
+        </w:rPr>
+        <w:t>Activities Completed:</w:t>
       </w:r>
     </w:p>
     <w:p>
       <w:pPr>
-        <w:keepLines/>
-        <w:spacing w:line="240" w:lineRule="auto" w:before="0" w:after="60"/>
-        <w:jc w:val="left"/>
-      </w:pPr>
-      <w:r>
-        <w:rPr>
-          <w:rFonts w:ascii="Arial" w:hAnsi="Arial" w:eastAsia="Arial"/>
-          <w:b/>
-          <w:i w:val="0"/>
-          <w:sz w:val="19"/>
-        </w:rPr>
-        <w:t>Activities Completed:</w:t>
-      </w:r>
-      <w:r>
-        <w:rPr>
-          <w:rFonts w:ascii="Arial" w:hAnsi="Arial" w:eastAsia="Arial"/>
+        <w:pStyle w:val="ListBullet"/>
+        <w:spacing w:line="240" w:lineRule="auto" w:before="0" w:after="40"/>
+        <w:ind w:left="403" w:hanging="230"/>
+      </w:pPr>
+      <w:r>
+        <w:rPr>
+          <w:rFonts w:ascii="Cambria" w:hAnsi="Cambria" w:eastAsia="Cambria"/>
           <w:b w:val="0"/>
           <w:i w:val="0"/>
-          <w:sz w:val="19"/>
-        </w:rPr>
-        <w:t xml:space="preserve"> I selected React and TypeScript for the frontend and FastAPI for the local backend. The planned workflow used one alert queue, a case review workspace, explanation assurance, evaluation results, and separate analyst actions. Research artifacts would be immutable consumers, while status, notes, and activity would be stored in a separate local SQLite workflow plane.</w:t>
+          <w:color w:val="000000"/>
+          <w:sz w:val="20"/>
+        </w:rPr>
+        <w:t>I selected React and TypeScript for the frontend and FastAPI for the local backend.</w:t>
       </w:r>
     </w:p>
     <w:p>
       <w:pPr>
-        <w:spacing w:line="240" w:lineRule="auto" w:before="0" w:after="60"/>
-        <w:jc w:val="left"/>
-      </w:pPr>
-      <w:r>
-        <w:rPr>
-          <w:rFonts w:ascii="Arial" w:hAnsi="Arial" w:eastAsia="Arial"/>
-          <w:b/>
-          <w:i/>
-          <w:color w:val="595959"/>
-          <w:sz w:val="17"/>
-        </w:rPr>
-        <w:t>Evidence/files:</w:t>
-      </w:r>
-      <w:r>
-        <w:rPr>
-          <w:rFonts w:ascii="Arial" w:hAnsi="Arial" w:eastAsia="Arial"/>
+        <w:pStyle w:val="ListBullet"/>
+        <w:spacing w:line="240" w:lineRule="auto" w:before="0" w:after="40"/>
+        <w:ind w:left="403" w:hanging="230"/>
+      </w:pPr>
+      <w:r>
+        <w:rPr>
+          <w:rFonts w:ascii="Cambria" w:hAnsi="Cambria" w:eastAsia="Cambria"/>
+          <w:b w:val="0"/>
+          <w:i w:val="0"/>
+          <w:color w:val="000000"/>
+          <w:sz w:val="20"/>
+        </w:rPr>
+        <w:t>The planned workflow used one alert queue, a case review workspace, explanation assurance, evaluation results, and separate analyst actions.</w:t>
+      </w:r>
+    </w:p>
+    <w:p>
+      <w:pPr>
+        <w:pStyle w:val="ListBullet"/>
+        <w:spacing w:line="240" w:lineRule="auto" w:before="0" w:after="40"/>
+        <w:ind w:left="403" w:hanging="230"/>
+      </w:pPr>
+      <w:r>
+        <w:rPr>
+          <w:rFonts w:ascii="Cambria" w:hAnsi="Cambria" w:eastAsia="Cambria"/>
+          <w:b w:val="0"/>
+          <w:i w:val="0"/>
+          <w:color w:val="000000"/>
+          <w:sz w:val="20"/>
+        </w:rPr>
+        <w:t>Research artifacts would be immutable consumers, while status, notes, and activity would be stored in a separate local SQLite workflow plane.</w:t>
+      </w:r>
+    </w:p>
+    <w:p>
+      <w:pPr>
+        <w:pStyle w:val="ListBullet"/>
+        <w:spacing w:line="240" w:lineRule="auto" w:before="0" w:after="40"/>
+        <w:ind w:left="403" w:hanging="230"/>
+      </w:pPr>
+      <w:r>
+        <w:rPr>
+          <w:rFonts w:ascii="Cambria" w:hAnsi="Cambria" w:eastAsia="Cambria"/>
           <w:b w:val="0"/>
           <w:i/>
-          <w:color w:val="595959"/>
-          <w:sz w:val="17"/>
-        </w:rPr>
-        <w:t xml:space="preserve"> This architecture was later formalised in docs/specs/2026-07-13-react-fastapi-demo-dashboard-spec.md and final report Sections 3.10-3.11, then implemented in app/frontend/ and app/backend/.</w:t>
+          <w:color w:val="000000"/>
+          <w:sz w:val="18"/>
+        </w:rPr>
+        <w:t>Supporting evidence: This architecture was later formalised in docs/specs/2026-07-13-react-fastapi-demo-dashboard-spec.md and final report Sections 3.10-3.11, then implemented in app/frontend/ and app/backend/.</w:t>
       </w:r>
     </w:p>
     <w:p>
       <w:pPr>
         <w:keepLines/>
-        <w:spacing w:line="240" w:lineRule="auto" w:before="0" w:after="60"/>
+        <w:spacing w:line="240" w:lineRule="auto" w:before="0" w:after="80"/>
         <w:jc w:val="left"/>
       </w:pPr>
       <w:r>
         <w:rPr>
-          <w:rFonts w:ascii="Arial" w:hAnsi="Arial" w:eastAsia="Arial"/>
+          <w:rFonts w:ascii="Cambria" w:hAnsi="Cambria" w:eastAsia="Cambria"/>
           <w:b/>
           <w:i w:val="0"/>
-          <w:sz w:val="19"/>
+          <w:color w:val="000000"/>
+          <w:sz w:val="21"/>
         </w:rPr>
         <w:t>Challenges Encountered (if any):</w:t>
       </w:r>
       <w:r>
         <w:rPr>
-          <w:rFonts w:ascii="Arial" w:hAnsi="Arial" w:eastAsia="Arial"/>
+          <w:rFonts w:ascii="Cambria" w:hAnsi="Cambria" w:eastAsia="Cambria"/>
           <w:b w:val="0"/>
           <w:i w:val="0"/>
-          <w:sz w:val="19"/>
+          <w:color w:val="000000"/>
+          <w:sz w:val="21"/>
         </w:rPr>
         <w:t xml:space="preserve"> A dashboard organised around tabs for models and charts could appear fragmented and would not explain who uses the system or what action follows an alert.</w:t>
       </w:r>
@@ -4455,24 +4769,26 @@
     <w:p>
       <w:pPr>
         <w:keepLines/>
-        <w:spacing w:line="240" w:lineRule="auto" w:before="0" w:after="60"/>
+        <w:spacing w:line="240" w:lineRule="auto" w:before="0" w:after="80"/>
         <w:jc w:val="left"/>
       </w:pPr>
       <w:r>
         <w:rPr>
-          <w:rFonts w:ascii="Arial" w:hAnsi="Arial" w:eastAsia="Arial"/>
+          <w:rFonts w:ascii="Cambria" w:hAnsi="Cambria" w:eastAsia="Cambria"/>
           <w:b/>
           <w:i w:val="0"/>
-          <w:sz w:val="19"/>
+          <w:color w:val="000000"/>
+          <w:sz w:val="21"/>
         </w:rPr>
         <w:t>Solutions / Actions Taken (if any):</w:t>
       </w:r>
       <w:r>
         <w:rPr>
-          <w:rFonts w:ascii="Arial" w:hAnsi="Arial" w:eastAsia="Arial"/>
+          <w:rFonts w:ascii="Cambria" w:hAnsi="Cambria" w:eastAsia="Cambria"/>
           <w:b w:val="0"/>
           <w:i w:val="0"/>
-          <w:sz w:val="19"/>
+          <w:color w:val="000000"/>
+          <w:sz w:val="21"/>
         </w:rPr>
         <w:t xml:space="preserve"> I organised the application around one analyst workflow: select an alert, inspect evidence, review validation, and record an action.</w:t>
       </w:r>
@@ -4480,24 +4796,26 @@
     <w:p>
       <w:pPr>
         <w:keepLines/>
-        <w:spacing w:line="240" w:lineRule="auto" w:before="0" w:after="60"/>
+        <w:spacing w:line="240" w:lineRule="auto" w:before="0" w:after="80"/>
         <w:jc w:val="left"/>
       </w:pPr>
       <w:r>
         <w:rPr>
-          <w:rFonts w:ascii="Arial" w:hAnsi="Arial" w:eastAsia="Arial"/>
+          <w:rFonts w:ascii="Cambria" w:hAnsi="Cambria" w:eastAsia="Cambria"/>
           <w:b/>
           <w:i w:val="0"/>
-          <w:sz w:val="19"/>
+          <w:color w:val="000000"/>
+          <w:sz w:val="21"/>
         </w:rPr>
         <w:t>Progress Reflection:</w:t>
       </w:r>
       <w:r>
         <w:rPr>
-          <w:rFonts w:ascii="Arial" w:hAnsi="Arial" w:eastAsia="Arial"/>
+          <w:rFonts w:ascii="Cambria" w:hAnsi="Cambria" w:eastAsia="Cambria"/>
           <w:b w:val="0"/>
           <w:i w:val="0"/>
-          <w:sz w:val="19"/>
+          <w:color w:val="000000"/>
+          <w:sz w:val="21"/>
         </w:rPr>
         <w:t xml:space="preserve"> The application was reframed around the sequence “select alert, inspect evidence, review validation, record an action.” It would support decision-making but would not declare whether a transaction was truly fraudulent.</w:t>
       </w:r>
@@ -4505,24 +4823,26 @@
     <w:p>
       <w:pPr>
         <w:keepLines/>
-        <w:spacing w:line="240" w:lineRule="auto" w:before="0" w:after="60"/>
+        <w:spacing w:line="240" w:lineRule="auto" w:before="0" w:after="80"/>
         <w:jc w:val="left"/>
       </w:pPr>
       <w:r>
         <w:rPr>
-          <w:rFonts w:ascii="Arial" w:hAnsi="Arial" w:eastAsia="Arial"/>
+          <w:rFonts w:ascii="Cambria" w:hAnsi="Cambria" w:eastAsia="Cambria"/>
           <w:b/>
           <w:i w:val="0"/>
-          <w:sz w:val="19"/>
+          <w:color w:val="000000"/>
+          <w:sz w:val="21"/>
         </w:rPr>
         <w:t>Plans for Next Week:</w:t>
       </w:r>
       <w:r>
         <w:rPr>
-          <w:rFonts w:ascii="Arial" w:hAnsi="Arial" w:eastAsia="Arial"/>
+          <w:rFonts w:ascii="Cambria" w:hAnsi="Cambria" w:eastAsia="Cambria"/>
           <w:b w:val="0"/>
           <w:i w:val="0"/>
-          <w:sz w:val="19"/>
+          <w:color w:val="000000"/>
+          <w:sz w:val="21"/>
         </w:rPr>
         <w:t xml:space="preserve"> Prepare the implementation contracts, provenance schema, and review criteria.</w:t>
       </w:r>
@@ -4530,26 +4850,28 @@
     <w:p>
       <w:pPr>
         <w:keepLines/>
-        <w:spacing w:line="240" w:lineRule="auto" w:before="0" w:after="30"/>
+        <w:spacing w:line="240" w:lineRule="auto" w:before="0" w:after="40"/>
         <w:jc w:val="left"/>
       </w:pPr>
       <w:r>
         <w:rPr>
-          <w:rFonts w:ascii="Arial" w:hAnsi="Arial" w:eastAsia="Arial"/>
+          <w:rFonts w:ascii="Cambria" w:hAnsi="Cambria" w:eastAsia="Cambria"/>
           <w:b/>
           <w:i w:val="0"/>
-          <w:sz w:val="19"/>
+          <w:color w:val="000000"/>
+          <w:sz w:val="21"/>
         </w:rPr>
         <w:t>Supervisor's Feedback (if any):</w:t>
       </w:r>
       <w:r>
         <w:rPr>
-          <w:rFonts w:ascii="Arial" w:hAnsi="Arial" w:eastAsia="Arial"/>
+          <w:rFonts w:ascii="Cambria" w:hAnsi="Cambria" w:eastAsia="Cambria"/>
           <w:b w:val="0"/>
           <w:i w:val="0"/>
-          <w:sz w:val="19"/>
-        </w:rPr>
-        <w:t xml:space="preserve"> —</w:t>
+          <w:color w:val="000000"/>
+          <w:sz w:val="21"/>
+        </w:rPr>
+        <w:t xml:space="preserve"> ________________</w:t>
       </w:r>
     </w:p>
     <w:tbl>
@@ -4560,19 +4882,129 @@
         <w:tblLook w:firstColumn="1" w:firstRow="1" w:lastColumn="0" w:lastRow="0" w:noHBand="0" w:noVBand="1" w:val="04A0"/>
       </w:tblPr>
       <w:tblGrid>
-        <w:gridCol w:w="4392"/>
-        <w:gridCol w:w="4392"/>
+        <w:gridCol w:w="2477"/>
+        <w:gridCol w:w="1613"/>
+        <w:gridCol w:w="2275"/>
+        <w:gridCol w:w="2707"/>
       </w:tblGrid>
       <w:tr>
         <w:tc>
           <w:tcPr>
-            <w:tcW w:type="dxa" w:w="4392"/>
+            <w:tcW w:type="dxa" w:w="2477"/>
             <w:vAlign w:val="center"/>
             <w:tcMar>
               <w:top w:w="0" w:type="dxa"/>
-              <w:start w:w="30" w:type="dxa"/>
+              <w:start w:w="0" w:type="dxa"/>
               <w:bottom w:w="0" w:type="dxa"/>
-              <w:end w:w="30" w:type="dxa"/>
+              <w:end w:w="0" w:type="dxa"/>
+            </w:tcMar>
+            <w:tcBorders>
+              <w:top w:val="nil"/>
+              <w:left w:val="nil"/>
+              <w:bottom w:val="nil"/>
+              <w:right w:val="nil"/>
+              <w:insideH w:val="nil"/>
+              <w:insideV w:val="nil"/>
+            </w:tcBorders>
+          </w:tcPr>
+          <w:p>
+            <w:pPr>
+              <w:spacing w:after="0"/>
+              <w:jc w:val="left"/>
+            </w:pPr>
+            <w:r>
+              <w:rPr>
+                <w:rFonts w:ascii="Cambria" w:hAnsi="Cambria" w:eastAsia="Cambria"/>
+                <w:b w:val="0"/>
+                <w:i w:val="0"/>
+                <w:color w:val="000000"/>
+                <w:sz w:val="20"/>
+              </w:rPr>
+              <w:t>Supervisor’s Signature:</w:t>
+            </w:r>
+          </w:p>
+        </w:tc>
+        <w:tc>
+          <w:tcPr>
+            <w:tcW w:type="dxa" w:w="1613"/>
+            <w:vAlign w:val="center"/>
+            <w:tcMar>
+              <w:top w:w="0" w:type="dxa"/>
+              <w:start w:w="0" w:type="dxa"/>
+              <w:bottom w:w="0" w:type="dxa"/>
+              <w:end w:w="0" w:type="dxa"/>
+            </w:tcMar>
+            <w:tcBorders>
+              <w:top w:val="nil"/>
+              <w:left w:val="nil"/>
+              <w:bottom w:val="nil"/>
+              <w:right w:val="nil"/>
+              <w:insideH w:val="nil"/>
+              <w:insideV w:val="nil"/>
+            </w:tcBorders>
+          </w:tcPr>
+          <w:p>
+            <w:pPr>
+              <w:spacing w:after="0"/>
+              <w:jc w:val="left"/>
+            </w:pPr>
+            <w:r>
+              <w:rPr>
+                <w:rFonts w:ascii="Cambria" w:hAnsi="Cambria" w:eastAsia="Cambria"/>
+                <w:b w:val="0"/>
+                <w:i w:val="0"/>
+                <w:color w:val="000000"/>
+                <w:sz w:val="20"/>
+              </w:rPr>
+              <w:t>________________</w:t>
+            </w:r>
+          </w:p>
+        </w:tc>
+        <w:tc>
+          <w:tcPr>
+            <w:tcW w:type="dxa" w:w="2275"/>
+            <w:vAlign w:val="center"/>
+            <w:tcMar>
+              <w:top w:w="0" w:type="dxa"/>
+              <w:start w:w="0" w:type="dxa"/>
+              <w:bottom w:w="0" w:type="dxa"/>
+              <w:end w:w="0" w:type="dxa"/>
+            </w:tcMar>
+            <w:tcBorders>
+              <w:top w:val="nil"/>
+              <w:left w:val="nil"/>
+              <w:bottom w:val="nil"/>
+              <w:right w:val="nil"/>
+              <w:insideH w:val="nil"/>
+              <w:insideV w:val="nil"/>
+            </w:tcBorders>
+          </w:tcPr>
+          <w:p>
+            <w:pPr>
+              <w:spacing w:after="0"/>
+              <w:jc w:val="left"/>
+            </w:pPr>
+            <w:r>
+              <w:rPr>
+                <w:rFonts w:ascii="Cambria" w:hAnsi="Cambria" w:eastAsia="Cambria"/>
+                <w:b w:val="0"/>
+                <w:i w:val="0"/>
+                <w:color w:val="000000"/>
+                <w:sz w:val="20"/>
+              </w:rPr>
+              <w:t>Student’s Signature:</w:t>
+            </w:r>
+          </w:p>
+        </w:tc>
+        <w:tc>
+          <w:tcPr>
+            <w:tcW w:type="dxa" w:w="2707"/>
+            <w:vAlign w:val="center"/>
+            <w:tcMar>
+              <w:top w:w="0" w:type="dxa"/>
+              <w:start w:w="0" w:type="dxa"/>
+              <w:bottom w:w="0" w:type="dxa"/>
+              <w:end w:w="0" w:type="dxa"/>
             </w:tcMar>
             <w:tcBorders>
               <w:top w:val="nil"/>
@@ -4590,119 +5022,13 @@
             </w:pPr>
             <w:r>
               <w:rPr>
-                <w:rFonts w:ascii="Arial" w:hAnsi="Arial" w:eastAsia="Arial"/>
+                <w:rFonts w:ascii="Cambria" w:hAnsi="Cambria" w:eastAsia="Cambria"/>
                 <w:b w:val="0"/>
                 <w:i w:val="0"/>
-                <w:sz w:val="19"/>
+                <w:color w:val="000000"/>
+                <w:sz w:val="20"/>
               </w:rPr>
-              <w:t>Supervisor’s Signature</w:t>
-            </w:r>
-          </w:p>
-        </w:tc>
-        <w:tc>
-          <w:tcPr>
-            <w:tcW w:type="dxa" w:w="4392"/>
-            <w:vAlign w:val="center"/>
-            <w:tcMar>
-              <w:top w:w="0" w:type="dxa"/>
-              <w:start w:w="30" w:type="dxa"/>
-              <w:bottom w:w="0" w:type="dxa"/>
-              <w:end w:w="30" w:type="dxa"/>
-            </w:tcMar>
-            <w:tcBorders>
-              <w:top w:val="nil"/>
-              <w:left w:val="nil"/>
-              <w:bottom w:val="nil"/>
-              <w:right w:val="nil"/>
-              <w:insideH w:val="nil"/>
-              <w:insideV w:val="nil"/>
-            </w:tcBorders>
-          </w:tcPr>
-          <w:p>
-            <w:pPr>
-              <w:spacing w:after="0"/>
-              <w:jc w:val="center"/>
-            </w:pPr>
-            <w:r>
-              <w:rPr>
-                <w:rFonts w:ascii="Arial" w:hAnsi="Arial" w:eastAsia="Arial"/>
-                <w:b w:val="0"/>
-                <w:i w:val="0"/>
-                <w:sz w:val="19"/>
-              </w:rPr>
-              <w:t>Student’s Signature</w:t>
-            </w:r>
-          </w:p>
-        </w:tc>
-      </w:tr>
-      <w:tr>
-        <w:tc>
-          <w:tcPr>
-            <w:tcW w:type="dxa" w:w="4392"/>
-            <w:vAlign w:val="center"/>
-            <w:tcMar>
-              <w:top w:w="0" w:type="dxa"/>
-              <w:start w:w="30" w:type="dxa"/>
-              <w:bottom w:w="0" w:type="dxa"/>
-              <w:end w:w="30" w:type="dxa"/>
-            </w:tcMar>
-            <w:tcBorders>
-              <w:top w:val="nil"/>
-              <w:left w:val="nil"/>
-              <w:bottom w:val="nil"/>
-              <w:right w:val="nil"/>
-              <w:insideH w:val="nil"/>
-              <w:insideV w:val="nil"/>
-            </w:tcBorders>
-          </w:tcPr>
-          <w:p>
-            <w:pPr>
-              <w:spacing w:after="0"/>
-              <w:jc w:val="center"/>
-            </w:pPr>
-            <w:r>
-              <w:rPr>
-                <w:rFonts w:ascii="Arial" w:hAnsi="Arial" w:eastAsia="Arial"/>
-                <w:b w:val="0"/>
-                <w:i w:val="0"/>
-                <w:sz w:val="19"/>
-              </w:rPr>
-              <w:t>____________________________</w:t>
-            </w:r>
-          </w:p>
-        </w:tc>
-        <w:tc>
-          <w:tcPr>
-            <w:tcW w:type="dxa" w:w="4392"/>
-            <w:vAlign w:val="center"/>
-            <w:tcMar>
-              <w:top w:w="0" w:type="dxa"/>
-              <w:start w:w="30" w:type="dxa"/>
-              <w:bottom w:w="0" w:type="dxa"/>
-              <w:end w:w="30" w:type="dxa"/>
-            </w:tcMar>
-            <w:tcBorders>
-              <w:top w:val="nil"/>
-              <w:left w:val="nil"/>
-              <w:bottom w:val="nil"/>
-              <w:right w:val="nil"/>
-              <w:insideH w:val="nil"/>
-              <w:insideV w:val="nil"/>
-            </w:tcBorders>
-          </w:tcPr>
-          <w:p>
-            <w:pPr>
-              <w:spacing w:after="0"/>
-              <w:jc w:val="center"/>
-            </w:pPr>
-            <w:r>
-              <w:rPr>
-                <w:rFonts w:ascii="Arial" w:hAnsi="Arial" w:eastAsia="Arial"/>
-                <w:b w:val="0"/>
-                <w:i w:val="0"/>
-                <w:sz w:val="19"/>
-              </w:rPr>
-              <w:t>____________________________</w:t>
+              <w:t>____________________</w:t>
             </w:r>
           </w:p>
         </w:tc>
@@ -4752,10 +5078,11 @@
             </w:pPr>
             <w:r>
               <w:rPr>
-                <w:rFonts w:ascii="Arial" w:hAnsi="Arial" w:eastAsia="Arial"/>
+                <w:rFonts w:ascii="Cambria" w:hAnsi="Cambria" w:eastAsia="Cambria"/>
                 <w:b w:val="0"/>
                 <w:i w:val="0"/>
-                <w:sz w:val="21"/>
+                <w:color w:val="000000"/>
+                <w:sz w:val="22"/>
               </w:rPr>
               <w:t>Week Number:</w:t>
             </w:r>
@@ -4784,10 +5111,11 @@
             </w:pPr>
             <w:r>
               <w:rPr>
-                <w:rFonts w:ascii="Arial" w:hAnsi="Arial" w:eastAsia="Arial"/>
+                <w:rFonts w:ascii="Cambria" w:hAnsi="Cambria" w:eastAsia="Cambria"/>
                 <w:b w:val="0"/>
                 <w:i w:val="0"/>
-                <w:sz w:val="21"/>
+                <w:color w:val="000000"/>
+                <w:sz w:val="22"/>
               </w:rPr>
               <w:t>9</w:t>
             </w:r>
@@ -4821,10 +5149,11 @@
             </w:pPr>
             <w:r>
               <w:rPr>
-                <w:rFonts w:ascii="Arial" w:hAnsi="Arial" w:eastAsia="Arial"/>
+                <w:rFonts w:ascii="Cambria" w:hAnsi="Cambria" w:eastAsia="Cambria"/>
                 <w:b w:val="0"/>
                 <w:i w:val="0"/>
-                <w:sz w:val="21"/>
+                <w:color w:val="000000"/>
+                <w:sz w:val="22"/>
               </w:rPr>
               <w:t>Date Range:</w:t>
             </w:r>
@@ -4853,10 +5182,11 @@
             </w:pPr>
             <w:r>
               <w:rPr>
-                <w:rFonts w:ascii="Arial" w:hAnsi="Arial" w:eastAsia="Arial"/>
+                <w:rFonts w:ascii="Cambria" w:hAnsi="Cambria" w:eastAsia="Cambria"/>
                 <w:b w:val="0"/>
                 <w:i w:val="0"/>
-                <w:sz w:val="21"/>
+                <w:color w:val="000000"/>
+                <w:sz w:val="22"/>
               </w:rPr>
               <w:t>6-12 July 2026</w:t>
             </w:r>
@@ -4867,117 +5197,139 @@
     </w:tbl>
     <w:p>
       <w:pPr>
-        <w:keepNext/>
-        <w:spacing w:before="100" w:after="80"/>
-      </w:pPr>
-      <w:r>
-        <w:rPr>
-          <w:rFonts w:ascii="Arial" w:hAnsi="Arial" w:eastAsia="Arial"/>
+        <w:keepLines/>
+        <w:spacing w:line="240" w:lineRule="auto" w:before="0" w:after="80"/>
+        <w:jc w:val="left"/>
+      </w:pPr>
+      <w:r>
+        <w:rPr>
+          <w:rFonts w:ascii="Cambria" w:hAnsi="Cambria" w:eastAsia="Cambria"/>
           <w:b/>
           <w:i w:val="0"/>
-          <w:color w:val="1F4E79"/>
+          <w:color w:val="000000"/>
           <w:sz w:val="21"/>
         </w:rPr>
-        <w:t>Week 9: Implementation Readiness and Evidence Contracts</w:t>
+        <w:t>Objectives for the Week:</w:t>
+      </w:r>
+      <w:r>
+        <w:rPr>
+          <w:rFonts w:ascii="Cambria" w:hAnsi="Cambria" w:eastAsia="Cambria"/>
+          <w:b w:val="0"/>
+          <w:i w:val="0"/>
+          <w:color w:val="000000"/>
+          <w:sz w:val="21"/>
+        </w:rPr>
+        <w:t xml:space="preserve"> Convert the design into an executable build sequence with clear artifact boundaries.</w:t>
       </w:r>
     </w:p>
     <w:p>
       <w:pPr>
         <w:keepLines/>
-        <w:spacing w:line="240" w:lineRule="auto" w:before="0" w:after="60"/>
+        <w:spacing w:line="240" w:lineRule="auto" w:before="0" w:after="40"/>
         <w:jc w:val="left"/>
       </w:pPr>
       <w:r>
         <w:rPr>
-          <w:rFonts w:ascii="Arial" w:hAnsi="Arial" w:eastAsia="Arial"/>
+          <w:rFonts w:ascii="Cambria" w:hAnsi="Cambria" w:eastAsia="Cambria"/>
           <w:b/>
           <w:i w:val="0"/>
-          <w:sz w:val="19"/>
-        </w:rPr>
-        <w:t>Objectives for the Week:</w:t>
-      </w:r>
-      <w:r>
-        <w:rPr>
-          <w:rFonts w:ascii="Arial" w:hAnsi="Arial" w:eastAsia="Arial"/>
-          <w:b w:val="0"/>
-          <w:i w:val="0"/>
-          <w:sz w:val="19"/>
-        </w:rPr>
-        <w:t xml:space="preserve"> Convert the design into an executable build sequence with clear artifact boundaries.</w:t>
+          <w:color w:val="000000"/>
+          <w:sz w:val="21"/>
+        </w:rPr>
+        <w:t>Activities Completed:</w:t>
       </w:r>
     </w:p>
     <w:p>
       <w:pPr>
-        <w:keepLines/>
-        <w:spacing w:line="240" w:lineRule="auto" w:before="0" w:after="60"/>
-        <w:jc w:val="left"/>
-      </w:pPr>
-      <w:r>
-        <w:rPr>
-          <w:rFonts w:ascii="Arial" w:hAnsi="Arial" w:eastAsia="Arial"/>
-          <w:b/>
-          <w:i w:val="0"/>
-          <w:sz w:val="19"/>
-        </w:rPr>
-        <w:t>Activities Completed:</w:t>
-      </w:r>
-      <w:r>
-        <w:rPr>
-          <w:rFonts w:ascii="Arial" w:hAnsi="Arial" w:eastAsia="Arial"/>
+        <w:pStyle w:val="ListBullet"/>
+        <w:spacing w:line="240" w:lineRule="auto" w:before="0" w:after="40"/>
+        <w:ind w:left="403" w:hanging="230"/>
+      </w:pPr>
+      <w:r>
+        <w:rPr>
+          <w:rFonts w:ascii="Cambria" w:hAnsi="Cambria" w:eastAsia="Cambria"/>
           <w:b w:val="0"/>
           <w:i w:val="0"/>
-          <w:sz w:val="19"/>
-        </w:rPr>
-        <w:t xml:space="preserve"> I prepared the implementation work breakdown for data, models, experiments, SHAP, narrative generation, provenance, results, and the application. I defined run manifests, stable source-run links, frozen artifacts, and adversarial review expectations. Tests were planned where they protected leakage, provenance, validation, and workflow contracts, rather than forcing every documentation or presentation task into TDD.</w:t>
+          <w:color w:val="000000"/>
+          <w:sz w:val="20"/>
+        </w:rPr>
+        <w:t>I prepared the implementation work breakdown for data, models, experiments, SHAP, narrative generation, provenance, results, and the application.</w:t>
       </w:r>
     </w:p>
     <w:p>
       <w:pPr>
-        <w:spacing w:line="240" w:lineRule="auto" w:before="0" w:after="60"/>
-        <w:jc w:val="left"/>
-      </w:pPr>
-      <w:r>
-        <w:rPr>
-          <w:rFonts w:ascii="Arial" w:hAnsi="Arial" w:eastAsia="Arial"/>
-          <w:b/>
-          <w:i/>
-          <w:color w:val="595959"/>
-          <w:sz w:val="17"/>
-        </w:rPr>
-        <w:t>Evidence/files:</w:t>
-      </w:r>
-      <w:r>
-        <w:rPr>
-          <w:rFonts w:ascii="Arial" w:hAnsi="Arial" w:eastAsia="Arial"/>
+        <w:pStyle w:val="ListBullet"/>
+        <w:spacing w:line="240" w:lineRule="auto" w:before="0" w:after="40"/>
+        <w:ind w:left="403" w:hanging="230"/>
+      </w:pPr>
+      <w:r>
+        <w:rPr>
+          <w:rFonts w:ascii="Cambria" w:hAnsi="Cambria" w:eastAsia="Cambria"/>
+          <w:b w:val="0"/>
+          <w:i w:val="0"/>
+          <w:color w:val="000000"/>
+          <w:sz w:val="20"/>
+        </w:rPr>
+        <w:t>I defined run manifests, stable source-run links, frozen artifacts, and adversarial review expectations.</w:t>
+      </w:r>
+    </w:p>
+    <w:p>
+      <w:pPr>
+        <w:pStyle w:val="ListBullet"/>
+        <w:spacing w:line="240" w:lineRule="auto" w:before="0" w:after="40"/>
+        <w:ind w:left="403" w:hanging="230"/>
+      </w:pPr>
+      <w:r>
+        <w:rPr>
+          <w:rFonts w:ascii="Cambria" w:hAnsi="Cambria" w:eastAsia="Cambria"/>
+          <w:b w:val="0"/>
+          <w:i w:val="0"/>
+          <w:color w:val="000000"/>
+          <w:sz w:val="20"/>
+        </w:rPr>
+        <w:t>Tests were planned where they protected leakage, provenance, validation, and workflow contracts, rather than forcing every documentation or presentation task into TDD.</w:t>
+      </w:r>
+    </w:p>
+    <w:p>
+      <w:pPr>
+        <w:pStyle w:val="ListBullet"/>
+        <w:spacing w:line="240" w:lineRule="auto" w:before="0" w:after="40"/>
+        <w:ind w:left="403" w:hanging="230"/>
+      </w:pPr>
+      <w:r>
+        <w:rPr>
+          <w:rFonts w:ascii="Cambria" w:hAnsi="Cambria" w:eastAsia="Cambria"/>
           <w:b w:val="0"/>
           <w:i/>
-          <w:color w:val="595959"/>
-          <w:sz w:val="17"/>
-        </w:rPr>
-        <w:t xml:space="preserve"> This readiness work was formalised at the start of Week 10 in docs/plans/2026-07-13-cp2-implementation-plan.md, docs/specs/2026-07-13-react-fastapi-demo-dashboard-spec.md, and docs/specs/2026-07-14-fraud-review-workbench-spec.md.</w:t>
+          <w:color w:val="000000"/>
+          <w:sz w:val="18"/>
+        </w:rPr>
+        <w:t>Supporting evidence: This readiness work was formalised at the start of Week 10 in docs/plans/2026-07-13-cp2-implementation-plan.md, docs/specs/2026-07-13-react-fastapi-demo-dashboard-spec.md, and docs/specs/2026-07-14-fraud-review-workbench-spec.md.</w:t>
       </w:r>
     </w:p>
     <w:p>
       <w:pPr>
         <w:keepLines/>
-        <w:spacing w:line="240" w:lineRule="auto" w:before="0" w:after="60"/>
+        <w:spacing w:line="240" w:lineRule="auto" w:before="0" w:after="80"/>
         <w:jc w:val="left"/>
       </w:pPr>
       <w:r>
         <w:rPr>
-          <w:rFonts w:ascii="Arial" w:hAnsi="Arial" w:eastAsia="Arial"/>
+          <w:rFonts w:ascii="Cambria" w:hAnsi="Cambria" w:eastAsia="Cambria"/>
           <w:b/>
           <w:i w:val="0"/>
-          <w:sz w:val="19"/>
+          <w:color w:val="000000"/>
+          <w:sz w:val="21"/>
         </w:rPr>
         <w:t>Challenges Encountered (if any):</w:t>
       </w:r>
       <w:r>
         <w:rPr>
-          <w:rFonts w:ascii="Arial" w:hAnsi="Arial" w:eastAsia="Arial"/>
+          <w:rFonts w:ascii="Cambria" w:hAnsi="Cambria" w:eastAsia="Cambria"/>
           <w:b w:val="0"/>
           <w:i w:val="0"/>
-          <w:sz w:val="19"/>
+          <w:color w:val="000000"/>
+          <w:sz w:val="21"/>
         </w:rPr>
         <w:t xml:space="preserve"> The system had many interfaces. If detector predictions, SHAP records, narratives, and dashboard cases used inconsistent identities or unverified “latest” directories, the final demonstration could silently show a different system from the reported experiment.</w:t>
       </w:r>
@@ -4985,24 +5337,26 @@
     <w:p>
       <w:pPr>
         <w:keepLines/>
-        <w:spacing w:line="240" w:lineRule="auto" w:before="0" w:after="60"/>
+        <w:spacing w:line="240" w:lineRule="auto" w:before="0" w:after="80"/>
         <w:jc w:val="left"/>
       </w:pPr>
       <w:r>
         <w:rPr>
-          <w:rFonts w:ascii="Arial" w:hAnsi="Arial" w:eastAsia="Arial"/>
+          <w:rFonts w:ascii="Cambria" w:hAnsi="Cambria" w:eastAsia="Cambria"/>
           <w:b/>
           <w:i w:val="0"/>
-          <w:sz w:val="19"/>
+          <w:color w:val="000000"/>
+          <w:sz w:val="21"/>
         </w:rPr>
         <w:t>Solutions / Actions Taken (if any):</w:t>
       </w:r>
       <w:r>
         <w:rPr>
-          <w:rFonts w:ascii="Arial" w:hAnsi="Arial" w:eastAsia="Arial"/>
+          <w:rFonts w:ascii="Cambria" w:hAnsi="Cambria" w:eastAsia="Cambria"/>
           <w:b w:val="0"/>
           <w:i w:val="0"/>
-          <w:sz w:val="19"/>
+          <w:color w:val="000000"/>
+          <w:sz w:val="21"/>
         </w:rPr>
         <w:t xml:space="preserve"> I defined run manifests, stable source-run links, frozen artifact paths, and targeted tests at leakage, provenance, validation, and workflow boundaries.</w:t>
       </w:r>
@@ -5010,24 +5364,26 @@
     <w:p>
       <w:pPr>
         <w:keepLines/>
-        <w:spacing w:line="240" w:lineRule="auto" w:before="0" w:after="60"/>
+        <w:spacing w:line="240" w:lineRule="auto" w:before="0" w:after="80"/>
         <w:jc w:val="left"/>
       </w:pPr>
       <w:r>
         <w:rPr>
-          <w:rFonts w:ascii="Arial" w:hAnsi="Arial" w:eastAsia="Arial"/>
+          <w:rFonts w:ascii="Cambria" w:hAnsi="Cambria" w:eastAsia="Cambria"/>
           <w:b/>
           <w:i w:val="0"/>
-          <w:sz w:val="19"/>
+          <w:color w:val="000000"/>
+          <w:sz w:val="21"/>
         </w:rPr>
         <w:t>Progress Reflection:</w:t>
       </w:r>
       <w:r>
         <w:rPr>
-          <w:rFonts w:ascii="Arial" w:hAnsi="Arial" w:eastAsia="Arial"/>
+          <w:rFonts w:ascii="Cambria" w:hAnsi="Cambria" w:eastAsia="Cambria"/>
           <w:b w:val="0"/>
           <w:i w:val="0"/>
-          <w:sz w:val="19"/>
+          <w:color w:val="000000"/>
+          <w:sz w:val="21"/>
         </w:rPr>
         <w:t xml:space="preserve"> Treating the plan and manifests as contracts made later results easier to audit. The most important tests were placed at research-risk boundaries instead of using TDD mechanically for every task.</w:t>
       </w:r>
@@ -5035,24 +5391,26 @@
     <w:p>
       <w:pPr>
         <w:keepLines/>
-        <w:spacing w:line="240" w:lineRule="auto" w:before="0" w:after="60"/>
+        <w:spacing w:line="240" w:lineRule="auto" w:before="0" w:after="80"/>
         <w:jc w:val="left"/>
       </w:pPr>
       <w:r>
         <w:rPr>
-          <w:rFonts w:ascii="Arial" w:hAnsi="Arial" w:eastAsia="Arial"/>
+          <w:rFonts w:ascii="Cambria" w:hAnsi="Cambria" w:eastAsia="Cambria"/>
           <w:b/>
           <w:i w:val="0"/>
-          <w:sz w:val="19"/>
+          <w:color w:val="000000"/>
+          <w:sz w:val="21"/>
         </w:rPr>
         <w:t>Plans for Next Week:</w:t>
       </w:r>
       <w:r>
         <w:rPr>
-          <w:rFonts w:ascii="Arial" w:hAnsi="Arial" w:eastAsia="Arial"/>
+          <w:rFonts w:ascii="Cambria" w:hAnsi="Cambria" w:eastAsia="Cambria"/>
           <w:b w:val="0"/>
           <w:i w:val="0"/>
-          <w:sz w:val="19"/>
+          <w:color w:val="000000"/>
+          <w:sz w:val="21"/>
         </w:rPr>
         <w:t xml:space="preserve"> Implement and execute the full detector-to-explanation pipeline.</w:t>
       </w:r>
@@ -5060,26 +5418,28 @@
     <w:p>
       <w:pPr>
         <w:keepLines/>
-        <w:spacing w:line="240" w:lineRule="auto" w:before="0" w:after="30"/>
+        <w:spacing w:line="240" w:lineRule="auto" w:before="0" w:after="40"/>
         <w:jc w:val="left"/>
       </w:pPr>
       <w:r>
         <w:rPr>
-          <w:rFonts w:ascii="Arial" w:hAnsi="Arial" w:eastAsia="Arial"/>
+          <w:rFonts w:ascii="Cambria" w:hAnsi="Cambria" w:eastAsia="Cambria"/>
           <w:b/>
           <w:i w:val="0"/>
-          <w:sz w:val="19"/>
+          <w:color w:val="000000"/>
+          <w:sz w:val="21"/>
         </w:rPr>
         <w:t>Supervisor's Feedback (if any):</w:t>
       </w:r>
       <w:r>
         <w:rPr>
-          <w:rFonts w:ascii="Arial" w:hAnsi="Arial" w:eastAsia="Arial"/>
+          <w:rFonts w:ascii="Cambria" w:hAnsi="Cambria" w:eastAsia="Cambria"/>
           <w:b w:val="0"/>
           <w:i w:val="0"/>
-          <w:sz w:val="19"/>
-        </w:rPr>
-        <w:t xml:space="preserve"> —</w:t>
+          <w:color w:val="000000"/>
+          <w:sz w:val="21"/>
+        </w:rPr>
+        <w:t xml:space="preserve"> ________________</w:t>
       </w:r>
     </w:p>
     <w:tbl>
@@ -5090,19 +5450,129 @@
         <w:tblLook w:firstColumn="1" w:firstRow="1" w:lastColumn="0" w:lastRow="0" w:noHBand="0" w:noVBand="1" w:val="04A0"/>
       </w:tblPr>
       <w:tblGrid>
-        <w:gridCol w:w="4392"/>
-        <w:gridCol w:w="4392"/>
+        <w:gridCol w:w="2477"/>
+        <w:gridCol w:w="1613"/>
+        <w:gridCol w:w="2275"/>
+        <w:gridCol w:w="2707"/>
       </w:tblGrid>
       <w:tr>
         <w:tc>
           <w:tcPr>
-            <w:tcW w:type="dxa" w:w="4392"/>
+            <w:tcW w:type="dxa" w:w="2477"/>
             <w:vAlign w:val="center"/>
             <w:tcMar>
               <w:top w:w="0" w:type="dxa"/>
-              <w:start w:w="30" w:type="dxa"/>
+              <w:start w:w="0" w:type="dxa"/>
               <w:bottom w:w="0" w:type="dxa"/>
-              <w:end w:w="30" w:type="dxa"/>
+              <w:end w:w="0" w:type="dxa"/>
+            </w:tcMar>
+            <w:tcBorders>
+              <w:top w:val="nil"/>
+              <w:left w:val="nil"/>
+              <w:bottom w:val="nil"/>
+              <w:right w:val="nil"/>
+              <w:insideH w:val="nil"/>
+              <w:insideV w:val="nil"/>
+            </w:tcBorders>
+          </w:tcPr>
+          <w:p>
+            <w:pPr>
+              <w:spacing w:after="0"/>
+              <w:jc w:val="left"/>
+            </w:pPr>
+            <w:r>
+              <w:rPr>
+                <w:rFonts w:ascii="Cambria" w:hAnsi="Cambria" w:eastAsia="Cambria"/>
+                <w:b w:val="0"/>
+                <w:i w:val="0"/>
+                <w:color w:val="000000"/>
+                <w:sz w:val="20"/>
+              </w:rPr>
+              <w:t>Supervisor’s Signature:</w:t>
+            </w:r>
+          </w:p>
+        </w:tc>
+        <w:tc>
+          <w:tcPr>
+            <w:tcW w:type="dxa" w:w="1613"/>
+            <w:vAlign w:val="center"/>
+            <w:tcMar>
+              <w:top w:w="0" w:type="dxa"/>
+              <w:start w:w="0" w:type="dxa"/>
+              <w:bottom w:w="0" w:type="dxa"/>
+              <w:end w:w="0" w:type="dxa"/>
+            </w:tcMar>
+            <w:tcBorders>
+              <w:top w:val="nil"/>
+              <w:left w:val="nil"/>
+              <w:bottom w:val="nil"/>
+              <w:right w:val="nil"/>
+              <w:insideH w:val="nil"/>
+              <w:insideV w:val="nil"/>
+            </w:tcBorders>
+          </w:tcPr>
+          <w:p>
+            <w:pPr>
+              <w:spacing w:after="0"/>
+              <w:jc w:val="left"/>
+            </w:pPr>
+            <w:r>
+              <w:rPr>
+                <w:rFonts w:ascii="Cambria" w:hAnsi="Cambria" w:eastAsia="Cambria"/>
+                <w:b w:val="0"/>
+                <w:i w:val="0"/>
+                <w:color w:val="000000"/>
+                <w:sz w:val="20"/>
+              </w:rPr>
+              <w:t>________________</w:t>
+            </w:r>
+          </w:p>
+        </w:tc>
+        <w:tc>
+          <w:tcPr>
+            <w:tcW w:type="dxa" w:w="2275"/>
+            <w:vAlign w:val="center"/>
+            <w:tcMar>
+              <w:top w:w="0" w:type="dxa"/>
+              <w:start w:w="0" w:type="dxa"/>
+              <w:bottom w:w="0" w:type="dxa"/>
+              <w:end w:w="0" w:type="dxa"/>
+            </w:tcMar>
+            <w:tcBorders>
+              <w:top w:val="nil"/>
+              <w:left w:val="nil"/>
+              <w:bottom w:val="nil"/>
+              <w:right w:val="nil"/>
+              <w:insideH w:val="nil"/>
+              <w:insideV w:val="nil"/>
+            </w:tcBorders>
+          </w:tcPr>
+          <w:p>
+            <w:pPr>
+              <w:spacing w:after="0"/>
+              <w:jc w:val="left"/>
+            </w:pPr>
+            <w:r>
+              <w:rPr>
+                <w:rFonts w:ascii="Cambria" w:hAnsi="Cambria" w:eastAsia="Cambria"/>
+                <w:b w:val="0"/>
+                <w:i w:val="0"/>
+                <w:color w:val="000000"/>
+                <w:sz w:val="20"/>
+              </w:rPr>
+              <w:t>Student’s Signature:</w:t>
+            </w:r>
+          </w:p>
+        </w:tc>
+        <w:tc>
+          <w:tcPr>
+            <w:tcW w:type="dxa" w:w="2707"/>
+            <w:vAlign w:val="center"/>
+            <w:tcMar>
+              <w:top w:w="0" w:type="dxa"/>
+              <w:start w:w="0" w:type="dxa"/>
+              <w:bottom w:w="0" w:type="dxa"/>
+              <w:end w:w="0" w:type="dxa"/>
             </w:tcMar>
             <w:tcBorders>
               <w:top w:val="nil"/>
@@ -5120,119 +5590,13 @@
             </w:pPr>
             <w:r>
               <w:rPr>
-                <w:rFonts w:ascii="Arial" w:hAnsi="Arial" w:eastAsia="Arial"/>
+                <w:rFonts w:ascii="Cambria" w:hAnsi="Cambria" w:eastAsia="Cambria"/>
                 <w:b w:val="0"/>
                 <w:i w:val="0"/>
-                <w:sz w:val="19"/>
+                <w:color w:val="000000"/>
+                <w:sz w:val="20"/>
               </w:rPr>
-              <w:t>Supervisor’s Signature</w:t>
-            </w:r>
-          </w:p>
-        </w:tc>
-        <w:tc>
-          <w:tcPr>
-            <w:tcW w:type="dxa" w:w="4392"/>
-            <w:vAlign w:val="center"/>
-            <w:tcMar>
-              <w:top w:w="0" w:type="dxa"/>
-              <w:start w:w="30" w:type="dxa"/>
-              <w:bottom w:w="0" w:type="dxa"/>
-              <w:end w:w="30" w:type="dxa"/>
-            </w:tcMar>
-            <w:tcBorders>
-              <w:top w:val="nil"/>
-              <w:left w:val="nil"/>
-              <w:bottom w:val="nil"/>
-              <w:right w:val="nil"/>
-              <w:insideH w:val="nil"/>
-              <w:insideV w:val="nil"/>
-            </w:tcBorders>
-          </w:tcPr>
-          <w:p>
-            <w:pPr>
-              <w:spacing w:after="0"/>
-              <w:jc w:val="center"/>
-            </w:pPr>
-            <w:r>
-              <w:rPr>
-                <w:rFonts w:ascii="Arial" w:hAnsi="Arial" w:eastAsia="Arial"/>
-                <w:b w:val="0"/>
-                <w:i w:val="0"/>
-                <w:sz w:val="19"/>
-              </w:rPr>
-              <w:t>Student’s Signature</w:t>
-            </w:r>
-          </w:p>
-        </w:tc>
-      </w:tr>
-      <w:tr>
-        <w:tc>
-          <w:tcPr>
-            <w:tcW w:type="dxa" w:w="4392"/>
-            <w:vAlign w:val="center"/>
-            <w:tcMar>
-              <w:top w:w="0" w:type="dxa"/>
-              <w:start w:w="30" w:type="dxa"/>
-              <w:bottom w:w="0" w:type="dxa"/>
-              <w:end w:w="30" w:type="dxa"/>
-            </w:tcMar>
-            <w:tcBorders>
-              <w:top w:val="nil"/>
-              <w:left w:val="nil"/>
-              <w:bottom w:val="nil"/>
-              <w:right w:val="nil"/>
-              <w:insideH w:val="nil"/>
-              <w:insideV w:val="nil"/>
-            </w:tcBorders>
-          </w:tcPr>
-          <w:p>
-            <w:pPr>
-              <w:spacing w:after="0"/>
-              <w:jc w:val="center"/>
-            </w:pPr>
-            <w:r>
-              <w:rPr>
-                <w:rFonts w:ascii="Arial" w:hAnsi="Arial" w:eastAsia="Arial"/>
-                <w:b w:val="0"/>
-                <w:i w:val="0"/>
-                <w:sz w:val="19"/>
-              </w:rPr>
-              <w:t>____________________________</w:t>
-            </w:r>
-          </w:p>
-        </w:tc>
-        <w:tc>
-          <w:tcPr>
-            <w:tcW w:type="dxa" w:w="4392"/>
-            <w:vAlign w:val="center"/>
-            <w:tcMar>
-              <w:top w:w="0" w:type="dxa"/>
-              <w:start w:w="30" w:type="dxa"/>
-              <w:bottom w:w="0" w:type="dxa"/>
-              <w:end w:w="30" w:type="dxa"/>
-            </w:tcMar>
-            <w:tcBorders>
-              <w:top w:val="nil"/>
-              <w:left w:val="nil"/>
-              <w:bottom w:val="nil"/>
-              <w:right w:val="nil"/>
-              <w:insideH w:val="nil"/>
-              <w:insideV w:val="nil"/>
-            </w:tcBorders>
-          </w:tcPr>
-          <w:p>
-            <w:pPr>
-              <w:spacing w:after="0"/>
-              <w:jc w:val="center"/>
-            </w:pPr>
-            <w:r>
-              <w:rPr>
-                <w:rFonts w:ascii="Arial" w:hAnsi="Arial" w:eastAsia="Arial"/>
-                <w:b w:val="0"/>
-                <w:i w:val="0"/>
-                <w:sz w:val="19"/>
-              </w:rPr>
-              <w:t>____________________________</w:t>
+              <w:t>____________________</w:t>
             </w:r>
           </w:p>
         </w:tc>
@@ -5282,10 +5646,11 @@
             </w:pPr>
             <w:r>
               <w:rPr>
-                <w:rFonts w:ascii="Arial" w:hAnsi="Arial" w:eastAsia="Arial"/>
+                <w:rFonts w:ascii="Cambria" w:hAnsi="Cambria" w:eastAsia="Cambria"/>
                 <w:b w:val="0"/>
                 <w:i w:val="0"/>
-                <w:sz w:val="21"/>
+                <w:color w:val="000000"/>
+                <w:sz w:val="22"/>
               </w:rPr>
               <w:t>Week Number:</w:t>
             </w:r>
@@ -5314,10 +5679,11 @@
             </w:pPr>
             <w:r>
               <w:rPr>
-                <w:rFonts w:ascii="Arial" w:hAnsi="Arial" w:eastAsia="Arial"/>
+                <w:rFonts w:ascii="Cambria" w:hAnsi="Cambria" w:eastAsia="Cambria"/>
                 <w:b w:val="0"/>
                 <w:i w:val="0"/>
-                <w:sz w:val="21"/>
+                <w:color w:val="000000"/>
+                <w:sz w:val="22"/>
               </w:rPr>
               <w:t>10</w:t>
             </w:r>
@@ -5351,10 +5717,11 @@
             </w:pPr>
             <w:r>
               <w:rPr>
-                <w:rFonts w:ascii="Arial" w:hAnsi="Arial" w:eastAsia="Arial"/>
+                <w:rFonts w:ascii="Cambria" w:hAnsi="Cambria" w:eastAsia="Cambria"/>
                 <w:b w:val="0"/>
                 <w:i w:val="0"/>
-                <w:sz w:val="21"/>
+                <w:color w:val="000000"/>
+                <w:sz w:val="22"/>
               </w:rPr>
               <w:t>Date Range:</w:t>
             </w:r>
@@ -5383,10 +5750,11 @@
             </w:pPr>
             <w:r>
               <w:rPr>
-                <w:rFonts w:ascii="Arial" w:hAnsi="Arial" w:eastAsia="Arial"/>
+                <w:rFonts w:ascii="Cambria" w:hAnsi="Cambria" w:eastAsia="Cambria"/>
                 <w:b w:val="0"/>
                 <w:i w:val="0"/>
-                <w:sz w:val="21"/>
+                <w:color w:val="000000"/>
+                <w:sz w:val="22"/>
               </w:rPr>
               <w:t>13-19 July 2026</w:t>
             </w:r>
@@ -5397,117 +5765,156 @@
     </w:tbl>
     <w:p>
       <w:pPr>
-        <w:keepNext/>
-        <w:spacing w:before="100" w:after="80"/>
-      </w:pPr>
-      <w:r>
-        <w:rPr>
-          <w:rFonts w:ascii="Arial" w:hAnsi="Arial" w:eastAsia="Arial"/>
+        <w:keepLines/>
+        <w:spacing w:line="240" w:lineRule="auto" w:before="0" w:after="80"/>
+        <w:jc w:val="left"/>
+      </w:pPr>
+      <w:r>
+        <w:rPr>
+          <w:rFonts w:ascii="Cambria" w:hAnsi="Cambria" w:eastAsia="Cambria"/>
           <w:b/>
           <w:i w:val="0"/>
-          <w:color w:val="1F4E79"/>
+          <w:color w:val="000000"/>
           <w:sz w:val="21"/>
         </w:rPr>
-        <w:t>Week 10: Core Implementation, Detector Benchmark, and First Review Package</w:t>
+        <w:t>Objectives for the Week:</w:t>
+      </w:r>
+      <w:r>
+        <w:rPr>
+          <w:rFonts w:ascii="Cambria" w:hAnsi="Cambria" w:eastAsia="Cambria"/>
+          <w:b w:val="0"/>
+          <w:i w:val="0"/>
+          <w:color w:val="000000"/>
+          <w:sz w:val="21"/>
+        </w:rPr>
+        <w:t xml:space="preserve"> Build the reproducible research pipeline and obtain the first complete experimental evidence.</w:t>
       </w:r>
     </w:p>
     <w:p>
       <w:pPr>
         <w:keepLines/>
-        <w:spacing w:line="240" w:lineRule="auto" w:before="0" w:after="60"/>
+        <w:spacing w:line="240" w:lineRule="auto" w:before="0" w:after="40"/>
         <w:jc w:val="left"/>
       </w:pPr>
       <w:r>
         <w:rPr>
-          <w:rFonts w:ascii="Arial" w:hAnsi="Arial" w:eastAsia="Arial"/>
+          <w:rFonts w:ascii="Cambria" w:hAnsi="Cambria" w:eastAsia="Cambria"/>
           <w:b/>
           <w:i w:val="0"/>
-          <w:sz w:val="19"/>
-        </w:rPr>
-        <w:t>Objectives for the Week:</w:t>
-      </w:r>
-      <w:r>
-        <w:rPr>
-          <w:rFonts w:ascii="Arial" w:hAnsi="Arial" w:eastAsia="Arial"/>
-          <w:b w:val="0"/>
-          <w:i w:val="0"/>
-          <w:sz w:val="19"/>
-        </w:rPr>
-        <w:t xml:space="preserve"> Build the reproducible research pipeline and obtain the first complete experimental evidence.</w:t>
+          <w:color w:val="000000"/>
+          <w:sz w:val="21"/>
+        </w:rPr>
+        <w:t>Activities Completed:</w:t>
       </w:r>
     </w:p>
     <w:p>
       <w:pPr>
-        <w:keepLines/>
-        <w:spacing w:line="240" w:lineRule="auto" w:before="0" w:after="60"/>
-        <w:jc w:val="left"/>
-      </w:pPr>
-      <w:r>
-        <w:rPr>
-          <w:rFonts w:ascii="Arial" w:hAnsi="Arial" w:eastAsia="Arial"/>
-          <w:b/>
-          <w:i w:val="0"/>
-          <w:sz w:val="19"/>
-        </w:rPr>
-        <w:t>Activities Completed:</w:t>
-      </w:r>
-      <w:r>
-        <w:rPr>
-          <w:rFonts w:ascii="Arial" w:hAnsi="Arial" w:eastAsia="Arial"/>
+        <w:pStyle w:val="ListBullet"/>
+        <w:spacing w:line="240" w:lineRule="auto" w:before="0" w:after="40"/>
+        <w:ind w:left="403" w:hanging="230"/>
+      </w:pPr>
+      <w:r>
+        <w:rPr>
+          <w:rFonts w:ascii="Cambria" w:hAnsi="Cambria" w:eastAsia="Cambria"/>
           <w:b w:val="0"/>
           <w:i w:val="0"/>
-          <w:sz w:val="19"/>
-        </w:rPr>
-        <w:t xml:space="preserve"> I implemented dataset integrity checks, stable case IDs, preprocessing, SMOTE, the XGBoost and Autoencoder components, thresholding, manifests, and leakage audits. I ran six groups over five seeds, producing 30 detector runs. G6 had the numerically highest mean test AP at 0.855214, although the leading differences were small and the Autoencoder variants showed no clear advantage. G6 seed 42 was frozen for SHAP. I generated reason codes for 51 flagged cases, ran the strict and simple Ollama prompt arms, calibrated the validator, implemented the first React-FastAPI workbench, and prepared a supervisor review package.</w:t>
+          <w:color w:val="000000"/>
+          <w:sz w:val="20"/>
+        </w:rPr>
+        <w:t>I implemented dataset integrity checks, stable case IDs, preprocessing, SMOTE, the XGBoost and Autoencoder components, thresholding, manifests, and leakage audits. I ran six groups over five seeds, producing 30 detector runs.</w:t>
       </w:r>
     </w:p>
     <w:p>
       <w:pPr>
-        <w:spacing w:line="240" w:lineRule="auto" w:before="0" w:after="60"/>
-        <w:jc w:val="left"/>
-      </w:pPr>
-      <w:r>
-        <w:rPr>
-          <w:rFonts w:ascii="Arial" w:hAnsi="Arial" w:eastAsia="Arial"/>
-          <w:b/>
-          <w:i/>
-          <w:color w:val="595959"/>
-          <w:sz w:val="17"/>
-        </w:rPr>
-        <w:t>Evidence/files:</w:t>
-      </w:r>
-      <w:r>
-        <w:rPr>
-          <w:rFonts w:ascii="Arial" w:hAnsi="Arial" w:eastAsia="Arial"/>
+        <w:pStyle w:val="ListBullet"/>
+        <w:spacing w:line="240" w:lineRule="auto" w:before="0" w:after="40"/>
+        <w:ind w:left="403" w:hanging="230"/>
+      </w:pPr>
+      <w:r>
+        <w:rPr>
+          <w:rFonts w:ascii="Cambria" w:hAnsi="Cambria" w:eastAsia="Cambria"/>
+          <w:b w:val="0"/>
+          <w:i w:val="0"/>
+          <w:color w:val="000000"/>
+          <w:sz w:val="20"/>
+        </w:rPr>
+        <w:t>G6 had the numerically highest mean test AP at 0.855214, although the leading differences were small and the Autoencoder variants showed no clear advantage.</w:t>
+      </w:r>
+    </w:p>
+    <w:p>
+      <w:pPr>
+        <w:pStyle w:val="ListBullet"/>
+        <w:spacing w:line="240" w:lineRule="auto" w:before="0" w:after="40"/>
+        <w:ind w:left="403" w:hanging="230"/>
+      </w:pPr>
+      <w:r>
+        <w:rPr>
+          <w:rFonts w:ascii="Cambria" w:hAnsi="Cambria" w:eastAsia="Cambria"/>
+          <w:b w:val="0"/>
+          <w:i w:val="0"/>
+          <w:color w:val="000000"/>
+          <w:sz w:val="20"/>
+        </w:rPr>
+        <w:t>G6 seed 42 was frozen for SHAP.</w:t>
+      </w:r>
+    </w:p>
+    <w:p>
+      <w:pPr>
+        <w:pStyle w:val="ListBullet"/>
+        <w:spacing w:line="240" w:lineRule="auto" w:before="0" w:after="40"/>
+        <w:ind w:left="403" w:hanging="230"/>
+      </w:pPr>
+      <w:r>
+        <w:rPr>
+          <w:rFonts w:ascii="Cambria" w:hAnsi="Cambria" w:eastAsia="Cambria"/>
+          <w:b w:val="0"/>
+          <w:i w:val="0"/>
+          <w:color w:val="000000"/>
+          <w:sz w:val="20"/>
+        </w:rPr>
+        <w:t>I generated reason codes for 51 flagged cases, ran the strict and simple Ollama prompt arms, calibrated the validator, implemented the first React-FastAPI workbench, and prepared a supervisor review package.</w:t>
+      </w:r>
+    </w:p>
+    <w:p>
+      <w:pPr>
+        <w:pStyle w:val="ListBullet"/>
+        <w:spacing w:line="240" w:lineRule="auto" w:before="0" w:after="40"/>
+        <w:ind w:left="403" w:hanging="230"/>
+      </w:pPr>
+      <w:r>
+        <w:rPr>
+          <w:rFonts w:ascii="Cambria" w:hAnsi="Cambria" w:eastAsia="Cambria"/>
           <w:b w:val="0"/>
           <w:i/>
-          <w:color w:val="595959"/>
-          <w:sz w:val="17"/>
-        </w:rPr>
-        <w:t xml:space="preserve"> Git commits from dc19eb8 onward; experiments/runs/; reports/tables/results_summary.csv; experiments/runs/2026-07-14_g4_seed42/; experiments/runs/2026-07-14_g5_seed42/; app/; supervisor_meeting/.</w:t>
+          <w:color w:val="000000"/>
+          <w:sz w:val="18"/>
+        </w:rPr>
+        <w:t>Supporting evidence: Git commits from dc19eb8 onward; experiments/runs/; reports/tables/results_summary.csv; experiments/runs/2026-07-14_g4_seed42/; experiments/runs/2026-07-14_g5_seed42/; app/; supervisor_meeting/.</w:t>
       </w:r>
     </w:p>
     <w:p>
       <w:pPr>
         <w:keepLines/>
-        <w:spacing w:line="240" w:lineRule="auto" w:before="0" w:after="60"/>
+        <w:spacing w:line="240" w:lineRule="auto" w:before="0" w:after="80"/>
         <w:jc w:val="left"/>
       </w:pPr>
       <w:r>
         <w:rPr>
-          <w:rFonts w:ascii="Arial" w:hAnsi="Arial" w:eastAsia="Arial"/>
+          <w:rFonts w:ascii="Cambria" w:hAnsi="Cambria" w:eastAsia="Cambria"/>
           <w:b/>
           <w:i w:val="0"/>
-          <w:sz w:val="19"/>
+          <w:color w:val="000000"/>
+          <w:sz w:val="21"/>
         </w:rPr>
         <w:t>Challenges Encountered (if any):</w:t>
       </w:r>
       <w:r>
         <w:rPr>
-          <w:rFonts w:ascii="Arial" w:hAnsi="Arial" w:eastAsia="Arial"/>
+          <w:rFonts w:ascii="Cambria" w:hAnsi="Cambria" w:eastAsia="Cambria"/>
           <w:b w:val="0"/>
           <w:i w:val="0"/>
-          <w:sz w:val="19"/>
+          <w:color w:val="000000"/>
+          <w:sz w:val="21"/>
         </w:rPr>
         <w:t xml:space="preserve"> The original Autoencoder claim was not supported. The ULB feature names were also anonymous, so LLM narratives remained close to the SHAP reason-code wording.</w:t>
       </w:r>
@@ -5515,24 +5922,26 @@
     <w:p>
       <w:pPr>
         <w:keepLines/>
-        <w:spacing w:line="240" w:lineRule="auto" w:before="0" w:after="60"/>
+        <w:spacing w:line="240" w:lineRule="auto" w:before="0" w:after="80"/>
         <w:jc w:val="left"/>
       </w:pPr>
       <w:r>
         <w:rPr>
-          <w:rFonts w:ascii="Arial" w:hAnsi="Arial" w:eastAsia="Arial"/>
+          <w:rFonts w:ascii="Cambria" w:hAnsi="Cambria" w:eastAsia="Cambria"/>
           <w:b/>
           <w:i w:val="0"/>
-          <w:sz w:val="19"/>
+          <w:color w:val="000000"/>
+          <w:sz w:val="21"/>
         </w:rPr>
         <w:t>Solutions / Actions Taken (if any):</w:t>
       </w:r>
       <w:r>
         <w:rPr>
-          <w:rFonts w:ascii="Arial" w:hAnsi="Arial" w:eastAsia="Arial"/>
+          <w:rFonts w:ascii="Cambria" w:hAnsi="Cambria" w:eastAsia="Cambria"/>
           <w:b w:val="0"/>
           <w:i w:val="0"/>
-          <w:sz w:val="19"/>
+          <w:color w:val="000000"/>
+          <w:sz w:val="21"/>
         </w:rPr>
         <w:t xml:space="preserve"> I retained the negative Autoencoder result, froze G6 seed 42 for downstream explanation work, and used the first workbench review to identify communication gaps.</w:t>
       </w:r>
@@ -5540,24 +5949,26 @@
     <w:p>
       <w:pPr>
         <w:keepLines/>
-        <w:spacing w:line="240" w:lineRule="auto" w:before="0" w:after="60"/>
+        <w:spacing w:line="240" w:lineRule="auto" w:before="0" w:after="80"/>
         <w:jc w:val="left"/>
       </w:pPr>
       <w:r>
         <w:rPr>
-          <w:rFonts w:ascii="Arial" w:hAnsi="Arial" w:eastAsia="Arial"/>
+          <w:rFonts w:ascii="Cambria" w:hAnsi="Cambria" w:eastAsia="Cambria"/>
           <w:b/>
           <w:i w:val="0"/>
-          <w:sz w:val="19"/>
+          <w:color w:val="000000"/>
+          <w:sz w:val="21"/>
         </w:rPr>
         <w:t>Progress Reflection:</w:t>
       </w:r>
       <w:r>
         <w:rPr>
-          <w:rFonts w:ascii="Arial" w:hAnsi="Arial" w:eastAsia="Arial"/>
+          <w:rFonts w:ascii="Cambria" w:hAnsi="Cambria" w:eastAsia="Cambria"/>
           <w:b w:val="0"/>
           <w:i w:val="0"/>
-          <w:sz w:val="19"/>
+          <w:color w:val="000000"/>
+          <w:sz w:val="21"/>
         </w:rPr>
         <w:t xml:space="preserve"> I kept the negative detector result and repositioned the project around verifiable explanation delivery. The first workbench made the evidence visible but still needed a clearer operational story and better result visualisation.</w:t>
       </w:r>
@@ -5565,24 +5976,26 @@
     <w:p>
       <w:pPr>
         <w:keepLines/>
-        <w:spacing w:line="240" w:lineRule="auto" w:before="0" w:after="60"/>
+        <w:spacing w:line="240" w:lineRule="auto" w:before="0" w:after="80"/>
         <w:jc w:val="left"/>
       </w:pPr>
       <w:r>
         <w:rPr>
-          <w:rFonts w:ascii="Arial" w:hAnsi="Arial" w:eastAsia="Arial"/>
+          <w:rFonts w:ascii="Cambria" w:hAnsi="Cambria" w:eastAsia="Cambria"/>
           <w:b/>
           <w:i w:val="0"/>
-          <w:sz w:val="19"/>
+          <w:color w:val="000000"/>
+          <w:sz w:val="21"/>
         </w:rPr>
         <w:t>Plans for Next Week:</w:t>
       </w:r>
       <w:r>
         <w:rPr>
-          <w:rFonts w:ascii="Arial" w:hAnsi="Arial" w:eastAsia="Arial"/>
+          <w:rFonts w:ascii="Cambria" w:hAnsi="Cambria" w:eastAsia="Cambria"/>
           <w:b w:val="0"/>
           <w:i w:val="0"/>
-          <w:sz w:val="19"/>
+          <w:color w:val="000000"/>
+          <w:sz w:val="21"/>
         </w:rPr>
         <w:t xml:space="preserve"> Present the progress, respond to feedback, and strengthen the readable explanation evaluation.</w:t>
       </w:r>
@@ -5590,26 +6003,28 @@
     <w:p>
       <w:pPr>
         <w:keepLines/>
-        <w:spacing w:line="240" w:lineRule="auto" w:before="0" w:after="30"/>
+        <w:spacing w:line="240" w:lineRule="auto" w:before="0" w:after="40"/>
         <w:jc w:val="left"/>
       </w:pPr>
       <w:r>
         <w:rPr>
-          <w:rFonts w:ascii="Arial" w:hAnsi="Arial" w:eastAsia="Arial"/>
+          <w:rFonts w:ascii="Cambria" w:hAnsi="Cambria" w:eastAsia="Cambria"/>
           <w:b/>
           <w:i w:val="0"/>
-          <w:sz w:val="19"/>
+          <w:color w:val="000000"/>
+          <w:sz w:val="21"/>
         </w:rPr>
         <w:t>Supervisor's Feedback (if any):</w:t>
       </w:r>
       <w:r>
         <w:rPr>
-          <w:rFonts w:ascii="Arial" w:hAnsi="Arial" w:eastAsia="Arial"/>
+          <w:rFonts w:ascii="Cambria" w:hAnsi="Cambria" w:eastAsia="Cambria"/>
           <w:b w:val="0"/>
           <w:i w:val="0"/>
-          <w:sz w:val="19"/>
-        </w:rPr>
-        <w:t xml:space="preserve"> —</w:t>
+          <w:color w:val="000000"/>
+          <w:sz w:val="21"/>
+        </w:rPr>
+        <w:t xml:space="preserve"> ________________</w:t>
       </w:r>
     </w:p>
     <w:tbl>
@@ -5620,19 +6035,129 @@
         <w:tblLook w:firstColumn="1" w:firstRow="1" w:lastColumn="0" w:lastRow="0" w:noHBand="0" w:noVBand="1" w:val="04A0"/>
       </w:tblPr>
       <w:tblGrid>
-        <w:gridCol w:w="4392"/>
-        <w:gridCol w:w="4392"/>
+        <w:gridCol w:w="2477"/>
+        <w:gridCol w:w="1613"/>
+        <w:gridCol w:w="2275"/>
+        <w:gridCol w:w="2707"/>
       </w:tblGrid>
       <w:tr>
         <w:tc>
           <w:tcPr>
-            <w:tcW w:type="dxa" w:w="4392"/>
+            <w:tcW w:type="dxa" w:w="2477"/>
             <w:vAlign w:val="center"/>
             <w:tcMar>
               <w:top w:w="0" w:type="dxa"/>
-              <w:start w:w="30" w:type="dxa"/>
+              <w:start w:w="0" w:type="dxa"/>
               <w:bottom w:w="0" w:type="dxa"/>
-              <w:end w:w="30" w:type="dxa"/>
+              <w:end w:w="0" w:type="dxa"/>
+            </w:tcMar>
+            <w:tcBorders>
+              <w:top w:val="nil"/>
+              <w:left w:val="nil"/>
+              <w:bottom w:val="nil"/>
+              <w:right w:val="nil"/>
+              <w:insideH w:val="nil"/>
+              <w:insideV w:val="nil"/>
+            </w:tcBorders>
+          </w:tcPr>
+          <w:p>
+            <w:pPr>
+              <w:spacing w:after="0"/>
+              <w:jc w:val="left"/>
+            </w:pPr>
+            <w:r>
+              <w:rPr>
+                <w:rFonts w:ascii="Cambria" w:hAnsi="Cambria" w:eastAsia="Cambria"/>
+                <w:b w:val="0"/>
+                <w:i w:val="0"/>
+                <w:color w:val="000000"/>
+                <w:sz w:val="20"/>
+              </w:rPr>
+              <w:t>Supervisor’s Signature:</w:t>
+            </w:r>
+          </w:p>
+        </w:tc>
+        <w:tc>
+          <w:tcPr>
+            <w:tcW w:type="dxa" w:w="1613"/>
+            <w:vAlign w:val="center"/>
+            <w:tcMar>
+              <w:top w:w="0" w:type="dxa"/>
+              <w:start w:w="0" w:type="dxa"/>
+              <w:bottom w:w="0" w:type="dxa"/>
+              <w:end w:w="0" w:type="dxa"/>
+            </w:tcMar>
+            <w:tcBorders>
+              <w:top w:val="nil"/>
+              <w:left w:val="nil"/>
+              <w:bottom w:val="nil"/>
+              <w:right w:val="nil"/>
+              <w:insideH w:val="nil"/>
+              <w:insideV w:val="nil"/>
+            </w:tcBorders>
+          </w:tcPr>
+          <w:p>
+            <w:pPr>
+              <w:spacing w:after="0"/>
+              <w:jc w:val="left"/>
+            </w:pPr>
+            <w:r>
+              <w:rPr>
+                <w:rFonts w:ascii="Cambria" w:hAnsi="Cambria" w:eastAsia="Cambria"/>
+                <w:b w:val="0"/>
+                <w:i w:val="0"/>
+                <w:color w:val="000000"/>
+                <w:sz w:val="20"/>
+              </w:rPr>
+              <w:t>________________</w:t>
+            </w:r>
+          </w:p>
+        </w:tc>
+        <w:tc>
+          <w:tcPr>
+            <w:tcW w:type="dxa" w:w="2275"/>
+            <w:vAlign w:val="center"/>
+            <w:tcMar>
+              <w:top w:w="0" w:type="dxa"/>
+              <w:start w:w="0" w:type="dxa"/>
+              <w:bottom w:w="0" w:type="dxa"/>
+              <w:end w:w="0" w:type="dxa"/>
+            </w:tcMar>
+            <w:tcBorders>
+              <w:top w:val="nil"/>
+              <w:left w:val="nil"/>
+              <w:bottom w:val="nil"/>
+              <w:right w:val="nil"/>
+              <w:insideH w:val="nil"/>
+              <w:insideV w:val="nil"/>
+            </w:tcBorders>
+          </w:tcPr>
+          <w:p>
+            <w:pPr>
+              <w:spacing w:after="0"/>
+              <w:jc w:val="left"/>
+            </w:pPr>
+            <w:r>
+              <w:rPr>
+                <w:rFonts w:ascii="Cambria" w:hAnsi="Cambria" w:eastAsia="Cambria"/>
+                <w:b w:val="0"/>
+                <w:i w:val="0"/>
+                <w:color w:val="000000"/>
+                <w:sz w:val="20"/>
+              </w:rPr>
+              <w:t>Student’s Signature:</w:t>
+            </w:r>
+          </w:p>
+        </w:tc>
+        <w:tc>
+          <w:tcPr>
+            <w:tcW w:type="dxa" w:w="2707"/>
+            <w:vAlign w:val="center"/>
+            <w:tcMar>
+              <w:top w:w="0" w:type="dxa"/>
+              <w:start w:w="0" w:type="dxa"/>
+              <w:bottom w:w="0" w:type="dxa"/>
+              <w:end w:w="0" w:type="dxa"/>
             </w:tcMar>
             <w:tcBorders>
               <w:top w:val="nil"/>
@@ -5650,119 +6175,13 @@
             </w:pPr>
             <w:r>
               <w:rPr>
-                <w:rFonts w:ascii="Arial" w:hAnsi="Arial" w:eastAsia="Arial"/>
+                <w:rFonts w:ascii="Cambria" w:hAnsi="Cambria" w:eastAsia="Cambria"/>
                 <w:b w:val="0"/>
                 <w:i w:val="0"/>
-                <w:sz w:val="19"/>
+                <w:color w:val="000000"/>
+                <w:sz w:val="20"/>
               </w:rPr>
-              <w:t>Supervisor’s Signature</w:t>
-            </w:r>
-          </w:p>
-        </w:tc>
-        <w:tc>
-          <w:tcPr>
-            <w:tcW w:type="dxa" w:w="4392"/>
-            <w:vAlign w:val="center"/>
-            <w:tcMar>
-              <w:top w:w="0" w:type="dxa"/>
-              <w:start w:w="30" w:type="dxa"/>
-              <w:bottom w:w="0" w:type="dxa"/>
-              <w:end w:w="30" w:type="dxa"/>
-            </w:tcMar>
-            <w:tcBorders>
-              <w:top w:val="nil"/>
-              <w:left w:val="nil"/>
-              <w:bottom w:val="nil"/>
-              <w:right w:val="nil"/>
-              <w:insideH w:val="nil"/>
-              <w:insideV w:val="nil"/>
-            </w:tcBorders>
-          </w:tcPr>
-          <w:p>
-            <w:pPr>
-              <w:spacing w:after="0"/>
-              <w:jc w:val="center"/>
-            </w:pPr>
-            <w:r>
-              <w:rPr>
-                <w:rFonts w:ascii="Arial" w:hAnsi="Arial" w:eastAsia="Arial"/>
-                <w:b w:val="0"/>
-                <w:i w:val="0"/>
-                <w:sz w:val="19"/>
-              </w:rPr>
-              <w:t>Student’s Signature</w:t>
-            </w:r>
-          </w:p>
-        </w:tc>
-      </w:tr>
-      <w:tr>
-        <w:tc>
-          <w:tcPr>
-            <w:tcW w:type="dxa" w:w="4392"/>
-            <w:vAlign w:val="center"/>
-            <w:tcMar>
-              <w:top w:w="0" w:type="dxa"/>
-              <w:start w:w="30" w:type="dxa"/>
-              <w:bottom w:w="0" w:type="dxa"/>
-              <w:end w:w="30" w:type="dxa"/>
-            </w:tcMar>
-            <w:tcBorders>
-              <w:top w:val="nil"/>
-              <w:left w:val="nil"/>
-              <w:bottom w:val="nil"/>
-              <w:right w:val="nil"/>
-              <w:insideH w:val="nil"/>
-              <w:insideV w:val="nil"/>
-            </w:tcBorders>
-          </w:tcPr>
-          <w:p>
-            <w:pPr>
-              <w:spacing w:after="0"/>
-              <w:jc w:val="center"/>
-            </w:pPr>
-            <w:r>
-              <w:rPr>
-                <w:rFonts w:ascii="Arial" w:hAnsi="Arial" w:eastAsia="Arial"/>
-                <w:b w:val="0"/>
-                <w:i w:val="0"/>
-                <w:sz w:val="19"/>
-              </w:rPr>
-              <w:t>____________________________</w:t>
-            </w:r>
-          </w:p>
-        </w:tc>
-        <w:tc>
-          <w:tcPr>
-            <w:tcW w:type="dxa" w:w="4392"/>
-            <w:vAlign w:val="center"/>
-            <w:tcMar>
-              <w:top w:w="0" w:type="dxa"/>
-              <w:start w:w="30" w:type="dxa"/>
-              <w:bottom w:w="0" w:type="dxa"/>
-              <w:end w:w="30" w:type="dxa"/>
-            </w:tcMar>
-            <w:tcBorders>
-              <w:top w:val="nil"/>
-              <w:left w:val="nil"/>
-              <w:bottom w:val="nil"/>
-              <w:right w:val="nil"/>
-              <w:insideH w:val="nil"/>
-              <w:insideV w:val="nil"/>
-            </w:tcBorders>
-          </w:tcPr>
-          <w:p>
-            <w:pPr>
-              <w:spacing w:after="0"/>
-              <w:jc w:val="center"/>
-            </w:pPr>
-            <w:r>
-              <w:rPr>
-                <w:rFonts w:ascii="Arial" w:hAnsi="Arial" w:eastAsia="Arial"/>
-                <w:b w:val="0"/>
-                <w:i w:val="0"/>
-                <w:sz w:val="19"/>
-              </w:rPr>
-              <w:t>____________________________</w:t>
+              <w:t>____________________</w:t>
             </w:r>
           </w:p>
         </w:tc>
@@ -5812,10 +6231,11 @@
             </w:pPr>
             <w:r>
               <w:rPr>
-                <w:rFonts w:ascii="Arial" w:hAnsi="Arial" w:eastAsia="Arial"/>
+                <w:rFonts w:ascii="Cambria" w:hAnsi="Cambria" w:eastAsia="Cambria"/>
                 <w:b w:val="0"/>
                 <w:i w:val="0"/>
-                <w:sz w:val="21"/>
+                <w:color w:val="000000"/>
+                <w:sz w:val="22"/>
               </w:rPr>
               <w:t>Week Number:</w:t>
             </w:r>
@@ -5844,10 +6264,11 @@
             </w:pPr>
             <w:r>
               <w:rPr>
-                <w:rFonts w:ascii="Arial" w:hAnsi="Arial" w:eastAsia="Arial"/>
+                <w:rFonts w:ascii="Cambria" w:hAnsi="Cambria" w:eastAsia="Cambria"/>
                 <w:b w:val="0"/>
                 <w:i w:val="0"/>
-                <w:sz w:val="21"/>
+                <w:color w:val="000000"/>
+                <w:sz w:val="22"/>
               </w:rPr>
               <w:t>11</w:t>
             </w:r>
@@ -5881,10 +6302,11 @@
             </w:pPr>
             <w:r>
               <w:rPr>
-                <w:rFonts w:ascii="Arial" w:hAnsi="Arial" w:eastAsia="Arial"/>
+                <w:rFonts w:ascii="Cambria" w:hAnsi="Cambria" w:eastAsia="Cambria"/>
                 <w:b w:val="0"/>
                 <w:i w:val="0"/>
-                <w:sz w:val="21"/>
+                <w:color w:val="000000"/>
+                <w:sz w:val="22"/>
               </w:rPr>
               <w:t>Date Range:</w:t>
             </w:r>
@@ -5913,10 +6335,11 @@
             </w:pPr>
             <w:r>
               <w:rPr>
-                <w:rFonts w:ascii="Arial" w:hAnsi="Arial" w:eastAsia="Arial"/>
+                <w:rFonts w:ascii="Cambria" w:hAnsi="Cambria" w:eastAsia="Cambria"/>
                 <w:b w:val="0"/>
                 <w:i w:val="0"/>
-                <w:sz w:val="21"/>
+                <w:color w:val="000000"/>
+                <w:sz w:val="22"/>
               </w:rPr>
               <w:t>20-26 July 2026</w:t>
             </w:r>
@@ -5927,117 +6350,156 @@
     </w:tbl>
     <w:p>
       <w:pPr>
-        <w:keepNext/>
-        <w:spacing w:before="100" w:after="80"/>
-      </w:pPr>
-      <w:r>
-        <w:rPr>
-          <w:rFonts w:ascii="Arial" w:hAnsi="Arial" w:eastAsia="Arial"/>
+        <w:keepLines/>
+        <w:spacing w:line="240" w:lineRule="auto" w:before="0" w:after="80"/>
+        <w:jc w:val="left"/>
+      </w:pPr>
+      <w:r>
+        <w:rPr>
+          <w:rFonts w:ascii="Cambria" w:hAnsi="Cambria" w:eastAsia="Cambria"/>
           <w:b/>
           <w:i w:val="0"/>
-          <w:color w:val="1F4E79"/>
+          <w:color w:val="000000"/>
           <w:sz w:val="21"/>
         </w:rPr>
-        <w:t>Week 11: Supervisor Feedback, Result Visualisation, and S0 Evaluation</w:t>
+        <w:t>Objectives for the Week:</w:t>
+      </w:r>
+      <w:r>
+        <w:rPr>
+          <w:rFonts w:ascii="Cambria" w:hAnsi="Cambria" w:eastAsia="Cambria"/>
+          <w:b w:val="0"/>
+          <w:i w:val="0"/>
+          <w:color w:val="000000"/>
+          <w:sz w:val="21"/>
+        </w:rPr>
+        <w:t xml:space="preserve"> Improve how the project communicates detector trade-offs and demonstrate the value and limitations of the local LLM more clearly.</w:t>
       </w:r>
     </w:p>
     <w:p>
       <w:pPr>
         <w:keepLines/>
-        <w:spacing w:line="240" w:lineRule="auto" w:before="0" w:after="60"/>
+        <w:spacing w:line="240" w:lineRule="auto" w:before="0" w:after="40"/>
         <w:jc w:val="left"/>
       </w:pPr>
       <w:r>
         <w:rPr>
-          <w:rFonts w:ascii="Arial" w:hAnsi="Arial" w:eastAsia="Arial"/>
+          <w:rFonts w:ascii="Cambria" w:hAnsi="Cambria" w:eastAsia="Cambria"/>
           <w:b/>
           <w:i w:val="0"/>
-          <w:sz w:val="19"/>
-        </w:rPr>
-        <w:t>Objectives for the Week:</w:t>
-      </w:r>
-      <w:r>
-        <w:rPr>
-          <w:rFonts w:ascii="Arial" w:hAnsi="Arial" w:eastAsia="Arial"/>
-          <w:b w:val="0"/>
-          <w:i w:val="0"/>
-          <w:sz w:val="19"/>
-        </w:rPr>
-        <w:t xml:space="preserve"> Improve how the project communicates detector trade-offs and demonstrate the value and limitations of the local LLM more clearly.</w:t>
+          <w:color w:val="000000"/>
+          <w:sz w:val="21"/>
+        </w:rPr>
+        <w:t>Activities Completed:</w:t>
       </w:r>
     </w:p>
     <w:p>
       <w:pPr>
-        <w:keepLines/>
-        <w:spacing w:line="240" w:lineRule="auto" w:before="0" w:after="60"/>
-        <w:jc w:val="left"/>
-      </w:pPr>
-      <w:r>
-        <w:rPr>
-          <w:rFonts w:ascii="Arial" w:hAnsi="Arial" w:eastAsia="Arial"/>
-          <w:b/>
-          <w:i w:val="0"/>
-          <w:sz w:val="19"/>
-        </w:rPr>
-        <w:t>Activities Completed:</w:t>
-      </w:r>
-      <w:r>
-        <w:rPr>
-          <w:rFonts w:ascii="Arial" w:hAnsi="Arial" w:eastAsia="Arial"/>
+        <w:pStyle w:val="ListBullet"/>
+        <w:spacing w:line="240" w:lineRule="auto" w:before="0" w:after="40"/>
+        <w:ind w:left="403" w:hanging="230"/>
+      </w:pPr>
+      <w:r>
+        <w:rPr>
+          <w:rFonts w:ascii="Cambria" w:hAnsi="Cambria" w:eastAsia="Cambria"/>
           <w:b w:val="0"/>
           <w:i w:val="0"/>
-          <w:sz w:val="19"/>
-        </w:rPr>
-        <w:t xml:space="preserve"> During the supervisor discussion, the main practical feedback was to show more bar charts, especially F1, and to make the purpose of the website and the value of Ollama clearer. I added mean F1 with standard- deviation error bars, grouped precision and recall, false-positive and false-negative counts, and narrative violation, fallback, and acceptance charts. I also ran an exploratory model search but retained the frozen G6 chain because the alternatives did not justify breaking provenance. To address the anonymous ULB limitation, I added the S0 synthetic stream with readable transaction concepts. Its frozen test result was AP 0.544017 and F1 0.514286. Among 25 selected alerts, 23 guarded LLM briefs passed and 2 used fallback.</w:t>
+          <w:color w:val="000000"/>
+          <w:sz w:val="20"/>
+        </w:rPr>
+        <w:t>During the supervisor discussion, the main practical feedback was to show more bar charts, especially F1, and to make the purpose of the website and the value of Ollama clearer. I added mean F1 with standard- deviation error bars, grouped precision and recall, false-positive and false-negative counts, and narrative violation, fallback, and acceptance charts.</w:t>
       </w:r>
     </w:p>
     <w:p>
       <w:pPr>
-        <w:spacing w:line="240" w:lineRule="auto" w:before="0" w:after="60"/>
-        <w:jc w:val="left"/>
-      </w:pPr>
-      <w:r>
-        <w:rPr>
-          <w:rFonts w:ascii="Arial" w:hAnsi="Arial" w:eastAsia="Arial"/>
-          <w:b/>
-          <w:i/>
-          <w:color w:val="595959"/>
-          <w:sz w:val="17"/>
-        </w:rPr>
-        <w:t>Evidence/files:</w:t>
-      </w:r>
-      <w:r>
-        <w:rPr>
-          <w:rFonts w:ascii="Arial" w:hAnsi="Arial" w:eastAsia="Arial"/>
+        <w:pStyle w:val="ListBullet"/>
+        <w:spacing w:line="240" w:lineRule="auto" w:before="0" w:after="40"/>
+        <w:ind w:left="403" w:hanging="230"/>
+      </w:pPr>
+      <w:r>
+        <w:rPr>
+          <w:rFonts w:ascii="Cambria" w:hAnsi="Cambria" w:eastAsia="Cambria"/>
+          <w:b w:val="0"/>
+          <w:i w:val="0"/>
+          <w:color w:val="000000"/>
+          <w:sz w:val="20"/>
+        </w:rPr>
+        <w:t>I also ran an exploratory model search but retained the frozen G6 chain because the alternatives did not justify breaking provenance.</w:t>
+      </w:r>
+    </w:p>
+    <w:p>
+      <w:pPr>
+        <w:pStyle w:val="ListBullet"/>
+        <w:spacing w:line="240" w:lineRule="auto" w:before="0" w:after="40"/>
+        <w:ind w:left="403" w:hanging="230"/>
+      </w:pPr>
+      <w:r>
+        <w:rPr>
+          <w:rFonts w:ascii="Cambria" w:hAnsi="Cambria" w:eastAsia="Cambria"/>
+          <w:b w:val="0"/>
+          <w:i w:val="0"/>
+          <w:color w:val="000000"/>
+          <w:sz w:val="20"/>
+        </w:rPr>
+        <w:t>To address the anonymous ULB limitation, I added the S0 synthetic stream with readable transaction concepts. Its frozen test result was AP 0.544017 and F1 0.514286.</w:t>
+      </w:r>
+    </w:p>
+    <w:p>
+      <w:pPr>
+        <w:pStyle w:val="ListBullet"/>
+        <w:spacing w:line="240" w:lineRule="auto" w:before="0" w:after="40"/>
+        <w:ind w:left="403" w:hanging="230"/>
+      </w:pPr>
+      <w:r>
+        <w:rPr>
+          <w:rFonts w:ascii="Cambria" w:hAnsi="Cambria" w:eastAsia="Cambria"/>
+          <w:b w:val="0"/>
+          <w:i w:val="0"/>
+          <w:color w:val="000000"/>
+          <w:sz w:val="20"/>
+        </w:rPr>
+        <w:t>Among 25 selected alerts, 23 guarded LLM briefs passed and 2 used fallback.</w:t>
+      </w:r>
+    </w:p>
+    <w:p>
+      <w:pPr>
+        <w:pStyle w:val="ListBullet"/>
+        <w:spacing w:line="240" w:lineRule="auto" w:before="0" w:after="40"/>
+        <w:ind w:left="403" w:hanging="230"/>
+      </w:pPr>
+      <w:r>
+        <w:rPr>
+          <w:rFonts w:ascii="Cambria" w:hAnsi="Cambria" w:eastAsia="Cambria"/>
           <w:b w:val="0"/>
           <w:i/>
-          <w:color w:val="595959"/>
-          <w:sz w:val="17"/>
-        </w:rPr>
-        <w:t xml:space="preserve"> docs/reviews/2026-07-20-detector-model-search.md; reports/figures/detector_metric_bars.png; reports/figures/narrative_delivery_bars.png; docs/specs/2026-07-26-semantic-fraud-triage-extension.md; experiments/runs/2026-07-26_s0_seed42/; reports/semantic_results_manifest.json.</w:t>
+          <w:color w:val="000000"/>
+          <w:sz w:val="18"/>
+        </w:rPr>
+        <w:t>Supporting evidence: docs/reviews/2026-07-20-detector-model-search.md; reports/figures/detector_metric_bars.png; reports/figures/narrative_delivery_bars.png; docs/specs/2026-07-26-semantic-fraud-triage-extension.md; experiments/runs/2026-07-26_s0_seed42/; reports/semantic_results_manifest.json.</w:t>
       </w:r>
     </w:p>
     <w:p>
       <w:pPr>
         <w:keepLines/>
-        <w:spacing w:line="240" w:lineRule="auto" w:before="0" w:after="60"/>
+        <w:spacing w:line="240" w:lineRule="auto" w:before="0" w:after="80"/>
         <w:jc w:val="left"/>
       </w:pPr>
       <w:r>
         <w:rPr>
-          <w:rFonts w:ascii="Arial" w:hAnsi="Arial" w:eastAsia="Arial"/>
+          <w:rFonts w:ascii="Cambria" w:hAnsi="Cambria" w:eastAsia="Cambria"/>
           <w:b/>
           <w:i w:val="0"/>
-          <w:sz w:val="19"/>
+          <w:color w:val="000000"/>
+          <w:sz w:val="21"/>
         </w:rPr>
         <w:t>Challenges Encountered (if any):</w:t>
       </w:r>
       <w:r>
         <w:rPr>
-          <w:rFonts w:ascii="Arial" w:hAnsi="Arial" w:eastAsia="Arial"/>
+          <w:rFonts w:ascii="Cambria" w:hAnsi="Cambria" w:eastAsia="Cambria"/>
           <w:b w:val="0"/>
           <w:i w:val="0"/>
-          <w:sz w:val="19"/>
+          <w:color w:val="000000"/>
+          <w:sz w:val="21"/>
         </w:rPr>
         <w:t xml:space="preserve"> S0 could make the project appear to contain two unrelated detectors. The local LLM also did not consistently produce a more complete brief than the deterministic renderer.</w:t>
       </w:r>
@@ -6045,24 +6507,26 @@
     <w:p>
       <w:pPr>
         <w:keepLines/>
-        <w:spacing w:line="240" w:lineRule="auto" w:before="0" w:after="60"/>
+        <w:spacing w:line="240" w:lineRule="auto" w:before="0" w:after="80"/>
         <w:jc w:val="left"/>
       </w:pPr>
       <w:r>
         <w:rPr>
-          <w:rFonts w:ascii="Arial" w:hAnsi="Arial" w:eastAsia="Arial"/>
+          <w:rFonts w:ascii="Cambria" w:hAnsi="Cambria" w:eastAsia="Cambria"/>
           <w:b/>
           <w:i w:val="0"/>
-          <w:sz w:val="19"/>
+          <w:color w:val="000000"/>
+          <w:sz w:val="21"/>
         </w:rPr>
         <w:t>Solutions / Actions Taken (if any):</w:t>
       </w:r>
       <w:r>
         <w:rPr>
-          <w:rFonts w:ascii="Arial" w:hAnsi="Arial" w:eastAsia="Arial"/>
+          <w:rFonts w:ascii="Cambria" w:hAnsi="Cambria" w:eastAsia="Cambria"/>
           <w:b w:val="0"/>
           <w:i w:val="0"/>
-          <w:sz w:val="19"/>
+          <w:color w:val="000000"/>
+          <w:sz w:val="21"/>
         </w:rPr>
         <w:t xml:space="preserve"> I added the requested result bar charts, retained the frozen detector after exploratory search, and positioned S0 as a readable semantic context rather than a competing benchmark.</w:t>
       </w:r>
@@ -6070,24 +6534,26 @@
     <w:p>
       <w:pPr>
         <w:keepLines/>
-        <w:spacing w:line="240" w:lineRule="auto" w:before="0" w:after="60"/>
+        <w:spacing w:line="240" w:lineRule="auto" w:before="0" w:after="80"/>
         <w:jc w:val="left"/>
       </w:pPr>
       <w:r>
         <w:rPr>
-          <w:rFonts w:ascii="Arial" w:hAnsi="Arial" w:eastAsia="Arial"/>
+          <w:rFonts w:ascii="Cambria" w:hAnsi="Cambria" w:eastAsia="Cambria"/>
           <w:b/>
           <w:i w:val="0"/>
-          <w:sz w:val="19"/>
+          <w:color w:val="000000"/>
+          <w:sz w:val="21"/>
         </w:rPr>
         <w:t>Progress Reflection:</w:t>
       </w:r>
       <w:r>
         <w:rPr>
-          <w:rFonts w:ascii="Arial" w:hAnsi="Arial" w:eastAsia="Arial"/>
+          <w:rFonts w:ascii="Cambria" w:hAnsi="Cambria" w:eastAsia="Cambria"/>
           <w:b w:val="0"/>
           <w:i w:val="0"/>
-          <w:sz w:val="19"/>
+          <w:color w:val="000000"/>
+          <w:sz w:val="21"/>
         </w:rPr>
         <w:t xml:space="preserve"> I defined ULB as the supporting real-data detector benchmark and S0 as the primary readable semantic and operational context. The LLM's value is controlled articulation and measurable failure handling, not new risk knowledge. The accepted S0 outputs choosing shorter summaries was retained as a negative result.</w:t>
       </w:r>
@@ -6095,24 +6561,26 @@
     <w:p>
       <w:pPr>
         <w:keepLines/>
-        <w:spacing w:line="240" w:lineRule="auto" w:before="0" w:after="60"/>
+        <w:spacing w:line="240" w:lineRule="auto" w:before="0" w:after="80"/>
         <w:jc w:val="left"/>
       </w:pPr>
       <w:r>
         <w:rPr>
-          <w:rFonts w:ascii="Arial" w:hAnsi="Arial" w:eastAsia="Arial"/>
+          <w:rFonts w:ascii="Cambria" w:hAnsi="Cambria" w:eastAsia="Cambria"/>
           <w:b/>
           <w:i w:val="0"/>
-          <w:sz w:val="19"/>
+          <w:color w:val="000000"/>
+          <w:sz w:val="21"/>
         </w:rPr>
         <w:t>Plans for Next Week:</w:t>
       </w:r>
       <w:r>
         <w:rPr>
-          <w:rFonts w:ascii="Arial" w:hAnsi="Arial" w:eastAsia="Arial"/>
+          <w:rFonts w:ascii="Cambria" w:hAnsi="Cambria" w:eastAsia="Cambria"/>
           <w:b w:val="0"/>
           <w:i w:val="0"/>
-          <w:sz w:val="19"/>
+          <w:color w:val="000000"/>
+          <w:sz w:val="21"/>
         </w:rPr>
         <w:t xml:space="preserve"> Complete the human pilot, final report, presentation, and submission verification.</w:t>
       </w:r>
@@ -6120,24 +6588,26 @@
     <w:p>
       <w:pPr>
         <w:keepLines/>
-        <w:spacing w:line="240" w:lineRule="auto" w:before="0" w:after="30"/>
+        <w:spacing w:line="240" w:lineRule="auto" w:before="0" w:after="40"/>
         <w:jc w:val="left"/>
       </w:pPr>
       <w:r>
         <w:rPr>
-          <w:rFonts w:ascii="Arial" w:hAnsi="Arial" w:eastAsia="Arial"/>
+          <w:rFonts w:ascii="Cambria" w:hAnsi="Cambria" w:eastAsia="Cambria"/>
           <w:b/>
           <w:i w:val="0"/>
-          <w:sz w:val="19"/>
+          <w:color w:val="000000"/>
+          <w:sz w:val="21"/>
         </w:rPr>
         <w:t>Supervisor's Feedback (if any):</w:t>
       </w:r>
       <w:r>
         <w:rPr>
-          <w:rFonts w:ascii="Arial" w:hAnsi="Arial" w:eastAsia="Arial"/>
+          <w:rFonts w:ascii="Cambria" w:hAnsi="Cambria" w:eastAsia="Cambria"/>
           <w:b w:val="0"/>
           <w:i w:val="0"/>
-          <w:sz w:val="19"/>
+          <w:color w:val="000000"/>
+          <w:sz w:val="21"/>
         </w:rPr>
         <w:t xml:space="preserve"> Show more bar charts, especially for F1, and clarify the purpose of the website and the value of Ollama.</w:t>
       </w:r>
@@ -6150,19 +6620,129 @@
         <w:tblLook w:firstColumn="1" w:firstRow="1" w:lastColumn="0" w:lastRow="0" w:noHBand="0" w:noVBand="1" w:val="04A0"/>
       </w:tblPr>
       <w:tblGrid>
-        <w:gridCol w:w="4392"/>
-        <w:gridCol w:w="4392"/>
+        <w:gridCol w:w="2477"/>
+        <w:gridCol w:w="1613"/>
+        <w:gridCol w:w="2275"/>
+        <w:gridCol w:w="2707"/>
       </w:tblGrid>
       <w:tr>
         <w:tc>
           <w:tcPr>
-            <w:tcW w:type="dxa" w:w="4392"/>
+            <w:tcW w:type="dxa" w:w="2477"/>
             <w:vAlign w:val="center"/>
             <w:tcMar>
               <w:top w:w="0" w:type="dxa"/>
-              <w:start w:w="30" w:type="dxa"/>
+              <w:start w:w="0" w:type="dxa"/>
               <w:bottom w:w="0" w:type="dxa"/>
-              <w:end w:w="30" w:type="dxa"/>
+              <w:end w:w="0" w:type="dxa"/>
+            </w:tcMar>
+            <w:tcBorders>
+              <w:top w:val="nil"/>
+              <w:left w:val="nil"/>
+              <w:bottom w:val="nil"/>
+              <w:right w:val="nil"/>
+              <w:insideH w:val="nil"/>
+              <w:insideV w:val="nil"/>
+            </w:tcBorders>
+          </w:tcPr>
+          <w:p>
+            <w:pPr>
+              <w:spacing w:after="0"/>
+              <w:jc w:val="left"/>
+            </w:pPr>
+            <w:r>
+              <w:rPr>
+                <w:rFonts w:ascii="Cambria" w:hAnsi="Cambria" w:eastAsia="Cambria"/>
+                <w:b w:val="0"/>
+                <w:i w:val="0"/>
+                <w:color w:val="000000"/>
+                <w:sz w:val="20"/>
+              </w:rPr>
+              <w:t>Supervisor’s Signature:</w:t>
+            </w:r>
+          </w:p>
+        </w:tc>
+        <w:tc>
+          <w:tcPr>
+            <w:tcW w:type="dxa" w:w="1613"/>
+            <w:vAlign w:val="center"/>
+            <w:tcMar>
+              <w:top w:w="0" w:type="dxa"/>
+              <w:start w:w="0" w:type="dxa"/>
+              <w:bottom w:w="0" w:type="dxa"/>
+              <w:end w:w="0" w:type="dxa"/>
+            </w:tcMar>
+            <w:tcBorders>
+              <w:top w:val="nil"/>
+              <w:left w:val="nil"/>
+              <w:bottom w:val="nil"/>
+              <w:right w:val="nil"/>
+              <w:insideH w:val="nil"/>
+              <w:insideV w:val="nil"/>
+            </w:tcBorders>
+          </w:tcPr>
+          <w:p>
+            <w:pPr>
+              <w:spacing w:after="0"/>
+              <w:jc w:val="left"/>
+            </w:pPr>
+            <w:r>
+              <w:rPr>
+                <w:rFonts w:ascii="Cambria" w:hAnsi="Cambria" w:eastAsia="Cambria"/>
+                <w:b w:val="0"/>
+                <w:i w:val="0"/>
+                <w:color w:val="000000"/>
+                <w:sz w:val="20"/>
+              </w:rPr>
+              <w:t>________________</w:t>
+            </w:r>
+          </w:p>
+        </w:tc>
+        <w:tc>
+          <w:tcPr>
+            <w:tcW w:type="dxa" w:w="2275"/>
+            <w:vAlign w:val="center"/>
+            <w:tcMar>
+              <w:top w:w="0" w:type="dxa"/>
+              <w:start w:w="0" w:type="dxa"/>
+              <w:bottom w:w="0" w:type="dxa"/>
+              <w:end w:w="0" w:type="dxa"/>
+            </w:tcMar>
+            <w:tcBorders>
+              <w:top w:val="nil"/>
+              <w:left w:val="nil"/>
+              <w:bottom w:val="nil"/>
+              <w:right w:val="nil"/>
+              <w:insideH w:val="nil"/>
+              <w:insideV w:val="nil"/>
+            </w:tcBorders>
+          </w:tcPr>
+          <w:p>
+            <w:pPr>
+              <w:spacing w:after="0"/>
+              <w:jc w:val="left"/>
+            </w:pPr>
+            <w:r>
+              <w:rPr>
+                <w:rFonts w:ascii="Cambria" w:hAnsi="Cambria" w:eastAsia="Cambria"/>
+                <w:b w:val="0"/>
+                <w:i w:val="0"/>
+                <w:color w:val="000000"/>
+                <w:sz w:val="20"/>
+              </w:rPr>
+              <w:t>Student’s Signature:</w:t>
+            </w:r>
+          </w:p>
+        </w:tc>
+        <w:tc>
+          <w:tcPr>
+            <w:tcW w:type="dxa" w:w="2707"/>
+            <w:vAlign w:val="center"/>
+            <w:tcMar>
+              <w:top w:w="0" w:type="dxa"/>
+              <w:start w:w="0" w:type="dxa"/>
+              <w:bottom w:w="0" w:type="dxa"/>
+              <w:end w:w="0" w:type="dxa"/>
             </w:tcMar>
             <w:tcBorders>
               <w:top w:val="nil"/>
@@ -6180,119 +6760,13 @@
             </w:pPr>
             <w:r>
               <w:rPr>
-                <w:rFonts w:ascii="Arial" w:hAnsi="Arial" w:eastAsia="Arial"/>
+                <w:rFonts w:ascii="Cambria" w:hAnsi="Cambria" w:eastAsia="Cambria"/>
                 <w:b w:val="0"/>
                 <w:i w:val="0"/>
-                <w:sz w:val="19"/>
+                <w:color w:val="000000"/>
+                <w:sz w:val="20"/>
               </w:rPr>
-              <w:t>Supervisor’s Signature</w:t>
-            </w:r>
-          </w:p>
-        </w:tc>
-        <w:tc>
-          <w:tcPr>
-            <w:tcW w:type="dxa" w:w="4392"/>
-            <w:vAlign w:val="center"/>
-            <w:tcMar>
-              <w:top w:w="0" w:type="dxa"/>
-              <w:start w:w="30" w:type="dxa"/>
-              <w:bottom w:w="0" w:type="dxa"/>
-              <w:end w:w="30" w:type="dxa"/>
-            </w:tcMar>
-            <w:tcBorders>
-              <w:top w:val="nil"/>
-              <w:left w:val="nil"/>
-              <w:bottom w:val="nil"/>
-              <w:right w:val="nil"/>
-              <w:insideH w:val="nil"/>
-              <w:insideV w:val="nil"/>
-            </w:tcBorders>
-          </w:tcPr>
-          <w:p>
-            <w:pPr>
-              <w:spacing w:after="0"/>
-              <w:jc w:val="center"/>
-            </w:pPr>
-            <w:r>
-              <w:rPr>
-                <w:rFonts w:ascii="Arial" w:hAnsi="Arial" w:eastAsia="Arial"/>
-                <w:b w:val="0"/>
-                <w:i w:val="0"/>
-                <w:sz w:val="19"/>
-              </w:rPr>
-              <w:t>Student’s Signature</w:t>
-            </w:r>
-          </w:p>
-        </w:tc>
-      </w:tr>
-      <w:tr>
-        <w:tc>
-          <w:tcPr>
-            <w:tcW w:type="dxa" w:w="4392"/>
-            <w:vAlign w:val="center"/>
-            <w:tcMar>
-              <w:top w:w="0" w:type="dxa"/>
-              <w:start w:w="30" w:type="dxa"/>
-              <w:bottom w:w="0" w:type="dxa"/>
-              <w:end w:w="30" w:type="dxa"/>
-            </w:tcMar>
-            <w:tcBorders>
-              <w:top w:val="nil"/>
-              <w:left w:val="nil"/>
-              <w:bottom w:val="nil"/>
-              <w:right w:val="nil"/>
-              <w:insideH w:val="nil"/>
-              <w:insideV w:val="nil"/>
-            </w:tcBorders>
-          </w:tcPr>
-          <w:p>
-            <w:pPr>
-              <w:spacing w:after="0"/>
-              <w:jc w:val="center"/>
-            </w:pPr>
-            <w:r>
-              <w:rPr>
-                <w:rFonts w:ascii="Arial" w:hAnsi="Arial" w:eastAsia="Arial"/>
-                <w:b w:val="0"/>
-                <w:i w:val="0"/>
-                <w:sz w:val="19"/>
-              </w:rPr>
-              <w:t>____________________________</w:t>
-            </w:r>
-          </w:p>
-        </w:tc>
-        <w:tc>
-          <w:tcPr>
-            <w:tcW w:type="dxa" w:w="4392"/>
-            <w:vAlign w:val="center"/>
-            <w:tcMar>
-              <w:top w:w="0" w:type="dxa"/>
-              <w:start w:w="30" w:type="dxa"/>
-              <w:bottom w:w="0" w:type="dxa"/>
-              <w:end w:w="30" w:type="dxa"/>
-            </w:tcMar>
-            <w:tcBorders>
-              <w:top w:val="nil"/>
-              <w:left w:val="nil"/>
-              <w:bottom w:val="nil"/>
-              <w:right w:val="nil"/>
-              <w:insideH w:val="nil"/>
-              <w:insideV w:val="nil"/>
-            </w:tcBorders>
-          </w:tcPr>
-          <w:p>
-            <w:pPr>
-              <w:spacing w:after="0"/>
-              <w:jc w:val="center"/>
-            </w:pPr>
-            <w:r>
-              <w:rPr>
-                <w:rFonts w:ascii="Arial" w:hAnsi="Arial" w:eastAsia="Arial"/>
-                <w:b w:val="0"/>
-                <w:i w:val="0"/>
-                <w:sz w:val="19"/>
-              </w:rPr>
-              <w:t>____________________________</w:t>
+              <w:t>____________________</w:t>
             </w:r>
           </w:p>
         </w:tc>
@@ -6342,10 +6816,11 @@
             </w:pPr>
             <w:r>
               <w:rPr>
-                <w:rFonts w:ascii="Arial" w:hAnsi="Arial" w:eastAsia="Arial"/>
+                <w:rFonts w:ascii="Cambria" w:hAnsi="Cambria" w:eastAsia="Cambria"/>
                 <w:b w:val="0"/>
                 <w:i w:val="0"/>
-                <w:sz w:val="21"/>
+                <w:color w:val="000000"/>
+                <w:sz w:val="22"/>
               </w:rPr>
               <w:t>Week Number:</w:t>
             </w:r>
@@ -6374,10 +6849,11 @@
             </w:pPr>
             <w:r>
               <w:rPr>
-                <w:rFonts w:ascii="Arial" w:hAnsi="Arial" w:eastAsia="Arial"/>
+                <w:rFonts w:ascii="Cambria" w:hAnsi="Cambria" w:eastAsia="Cambria"/>
                 <w:b w:val="0"/>
                 <w:i w:val="0"/>
-                <w:sz w:val="21"/>
+                <w:color w:val="000000"/>
+                <w:sz w:val="22"/>
               </w:rPr>
               <w:t>12</w:t>
             </w:r>
@@ -6411,10 +6887,11 @@
             </w:pPr>
             <w:r>
               <w:rPr>
-                <w:rFonts w:ascii="Arial" w:hAnsi="Arial" w:eastAsia="Arial"/>
+                <w:rFonts w:ascii="Cambria" w:hAnsi="Cambria" w:eastAsia="Cambria"/>
                 <w:b w:val="0"/>
                 <w:i w:val="0"/>
-                <w:sz w:val="21"/>
+                <w:color w:val="000000"/>
+                <w:sz w:val="22"/>
               </w:rPr>
               <w:t>Date Range:</w:t>
             </w:r>
@@ -6443,10 +6920,11 @@
             </w:pPr>
             <w:r>
               <w:rPr>
-                <w:rFonts w:ascii="Arial" w:hAnsi="Arial" w:eastAsia="Arial"/>
+                <w:rFonts w:ascii="Cambria" w:hAnsi="Cambria" w:eastAsia="Cambria"/>
                 <w:b w:val="0"/>
                 <w:i w:val="0"/>
-                <w:sz w:val="21"/>
+                <w:color w:val="000000"/>
+                <w:sz w:val="22"/>
               </w:rPr>
               <w:t>27-31 July 2026</w:t>
             </w:r>
@@ -6457,117 +6935,156 @@
     </w:tbl>
     <w:p>
       <w:pPr>
-        <w:keepNext/>
-        <w:spacing w:before="100" w:after="80"/>
-      </w:pPr>
-      <w:r>
-        <w:rPr>
-          <w:rFonts w:ascii="Arial" w:hAnsi="Arial" w:eastAsia="Arial"/>
+        <w:keepLines/>
+        <w:spacing w:line="240" w:lineRule="auto" w:before="0" w:after="80"/>
+        <w:jc w:val="left"/>
+      </w:pPr>
+      <w:r>
+        <w:rPr>
+          <w:rFonts w:ascii="Cambria" w:hAnsi="Cambria" w:eastAsia="Cambria"/>
           <w:b/>
           <w:i w:val="0"/>
-          <w:color w:val="1F4E79"/>
+          <w:color w:val="000000"/>
           <w:sz w:val="21"/>
         </w:rPr>
-        <w:t>Week 12: Human Pilot, Final Report, Presentation, and Submission Preparation</w:t>
+        <w:t>Objectives for the Week:</w:t>
+      </w:r>
+      <w:r>
+        <w:rPr>
+          <w:rFonts w:ascii="Cambria" w:hAnsi="Cambria" w:eastAsia="Cambria"/>
+          <w:b w:val="0"/>
+          <w:i w:val="0"/>
+          <w:color w:val="000000"/>
+          <w:sz w:val="21"/>
+        </w:rPr>
+        <w:t xml:space="preserve"> Integrate the completed evidence into the assessed CP2 deliverables before the 31 July deadline.</w:t>
       </w:r>
     </w:p>
     <w:p>
       <w:pPr>
         <w:keepLines/>
-        <w:spacing w:line="240" w:lineRule="auto" w:before="0" w:after="60"/>
+        <w:spacing w:line="240" w:lineRule="auto" w:before="0" w:after="40"/>
         <w:jc w:val="left"/>
       </w:pPr>
       <w:r>
         <w:rPr>
-          <w:rFonts w:ascii="Arial" w:hAnsi="Arial" w:eastAsia="Arial"/>
+          <w:rFonts w:ascii="Cambria" w:hAnsi="Cambria" w:eastAsia="Cambria"/>
           <w:b/>
           <w:i w:val="0"/>
-          <w:sz w:val="19"/>
-        </w:rPr>
-        <w:t>Objectives for the Week:</w:t>
-      </w:r>
-      <w:r>
-        <w:rPr>
-          <w:rFonts w:ascii="Arial" w:hAnsi="Arial" w:eastAsia="Arial"/>
-          <w:b w:val="0"/>
-          <w:i w:val="0"/>
-          <w:sz w:val="19"/>
-        </w:rPr>
-        <w:t xml:space="preserve"> Integrate the completed evidence into the assessed CP2 deliverables before the 31 July deadline.</w:t>
+          <w:color w:val="000000"/>
+          <w:sz w:val="21"/>
+        </w:rPr>
+        <w:t>Activities Completed:</w:t>
       </w:r>
     </w:p>
     <w:p>
       <w:pPr>
-        <w:keepLines/>
-        <w:spacing w:line="240" w:lineRule="auto" w:before="0" w:after="60"/>
-        <w:jc w:val="left"/>
-      </w:pPr>
-      <w:r>
-        <w:rPr>
-          <w:rFonts w:ascii="Arial" w:hAnsi="Arial" w:eastAsia="Arial"/>
-          <w:b/>
-          <w:i w:val="0"/>
-          <w:sz w:val="19"/>
-        </w:rPr>
-        <w:t>Activities Completed:</w:t>
-      </w:r>
-      <w:r>
-        <w:rPr>
-          <w:rFonts w:ascii="Arial" w:hAnsi="Arial" w:eastAsia="Arial"/>
+        <w:pStyle w:val="ListBullet"/>
+        <w:spacing w:line="240" w:lineRule="auto" w:before="0" w:after="40"/>
+        <w:ind w:left="403" w:hanging="230"/>
+      </w:pPr>
+      <w:r>
+        <w:rPr>
+          <w:rFonts w:ascii="Cambria" w:hAnsi="Cambria" w:eastAsia="Cambria"/>
           <w:b w:val="0"/>
           <w:i w:val="0"/>
-          <w:sz w:val="19"/>
-        </w:rPr>
-        <w:t xml:space="preserve"> I prepared the consent material, questionnaire, recruitment message, analysis plan, and explanation stimuli. Eleven adult proxy reviewers completed 99 case reviews. Because this was below the planned minimum of 18 and target of 30, I reported it as descriptive interim evidence and did not run a superiority test. I also manually audited all 49 strict-arm narratives delivered without fallback against their bound evidence and found no semantic violation; the 95% Wilson interval was 0%-7.27%, so I retained the single-reviewer and uncertainty limits. I completed the rubric-aligned final report, 12-week logbook, 12-slide presentation, presenter guide, submission index, rubric matrix, page-map verification, and software test record. As of 29 July, the final report was 79 A4 pages and the tested application remained a local prototype rather than a production-bank deployment.</w:t>
+          <w:color w:val="000000"/>
+          <w:sz w:val="20"/>
+        </w:rPr>
+        <w:t>I prepared the consent material, questionnaire, recruitment message, analysis plan, and explanation stimuli. Eleven adult proxy reviewers completed 99 case reviews.</w:t>
       </w:r>
     </w:p>
     <w:p>
       <w:pPr>
-        <w:spacing w:line="240" w:lineRule="auto" w:before="0" w:after="60"/>
-        <w:jc w:val="left"/>
-      </w:pPr>
-      <w:r>
-        <w:rPr>
-          <w:rFonts w:ascii="Arial" w:hAnsi="Arial" w:eastAsia="Arial"/>
-          <w:b/>
-          <w:i/>
-          <w:color w:val="595959"/>
-          <w:sz w:val="17"/>
-        </w:rPr>
-        <w:t>Evidence/files:</w:t>
-      </w:r>
-      <w:r>
-        <w:rPr>
-          <w:rFonts w:ascii="Arial" w:hAnsi="Arial" w:eastAsia="Arial"/>
+        <w:pStyle w:val="ListBullet"/>
+        <w:spacing w:line="240" w:lineRule="auto" w:before="0" w:after="40"/>
+        <w:ind w:left="403" w:hanging="230"/>
+      </w:pPr>
+      <w:r>
+        <w:rPr>
+          <w:rFonts w:ascii="Cambria" w:hAnsi="Cambria" w:eastAsia="Cambria"/>
+          <w:b w:val="0"/>
+          <w:i w:val="0"/>
+          <w:color w:val="000000"/>
+          <w:sz w:val="20"/>
+        </w:rPr>
+        <w:t>Because this was below the planned minimum of 18 and target of 30, I reported it as descriptive interim evidence and did not run a superiority test.</w:t>
+      </w:r>
+    </w:p>
+    <w:p>
+      <w:pPr>
+        <w:pStyle w:val="ListBullet"/>
+        <w:spacing w:line="240" w:lineRule="auto" w:before="0" w:after="40"/>
+        <w:ind w:left="403" w:hanging="230"/>
+      </w:pPr>
+      <w:r>
+        <w:rPr>
+          <w:rFonts w:ascii="Cambria" w:hAnsi="Cambria" w:eastAsia="Cambria"/>
+          <w:b w:val="0"/>
+          <w:i w:val="0"/>
+          <w:color w:val="000000"/>
+          <w:sz w:val="20"/>
+        </w:rPr>
+        <w:t>I also manually audited all 49 strict-arm narratives delivered without fallback against their bound evidence and found no semantic violation; the 95% Wilson interval was 0%-7.27%, so I retained the single-reviewer and uncertainty limits. I completed the rubric-aligned final report, 12-week logbook, 12-slide presentation, presenter guide, submission index, rubric matrix, page-map verification, and software test record.</w:t>
+      </w:r>
+    </w:p>
+    <w:p>
+      <w:pPr>
+        <w:pStyle w:val="ListBullet"/>
+        <w:spacing w:line="240" w:lineRule="auto" w:before="0" w:after="40"/>
+        <w:ind w:left="403" w:hanging="230"/>
+      </w:pPr>
+      <w:r>
+        <w:rPr>
+          <w:rFonts w:ascii="Cambria" w:hAnsi="Cambria" w:eastAsia="Cambria"/>
+          <w:b w:val="0"/>
+          <w:i w:val="0"/>
+          <w:color w:val="000000"/>
+          <w:sz w:val="20"/>
+        </w:rPr>
+        <w:t>As of 29 July, the final report was 79 A4 pages and the tested application remained a local prototype rather than a production-bank deployment.</w:t>
+      </w:r>
+    </w:p>
+    <w:p>
+      <w:pPr>
+        <w:pStyle w:val="ListBullet"/>
+        <w:spacing w:line="240" w:lineRule="auto" w:before="0" w:after="40"/>
+        <w:ind w:left="403" w:hanging="230"/>
+      </w:pPr>
+      <w:r>
+        <w:rPr>
+          <w:rFonts w:ascii="Cambria" w:hAnsi="Cambria" w:eastAsia="Cambria"/>
           <w:b w:val="0"/>
           <w:i/>
-          <w:color w:val="595959"/>
-          <w:sz w:val="17"/>
-        </w:rPr>
-        <w:t xml:space="preserve"> docs/studies/; reports/human_eval_results.json; reports/tables/human_eval_*.csv; reports/thesis/submission/; reports/presentation/; reports/RUBRIC_ALIGNMENT_MATRIX.md; reports/thesis/submission/VERIFICATION_RECORD.md; experiments/audit/audit_result.json.</w:t>
+          <w:color w:val="000000"/>
+          <w:sz w:val="18"/>
+        </w:rPr>
+        <w:t>Supporting evidence: docs/studies/; reports/human_eval_results.json; reports/tables/human_eval_*.csv; reports/thesis/submission/; reports/presentation/; reports/RUBRIC_ALIGNMENT_MATRIX.md; reports/thesis/submission/VERIFICATION_RECORD.md; experiments/audit/audit_result.json.</w:t>
       </w:r>
     </w:p>
     <w:p>
       <w:pPr>
         <w:keepLines/>
-        <w:spacing w:line="240" w:lineRule="auto" w:before="0" w:after="60"/>
+        <w:spacing w:line="240" w:lineRule="auto" w:before="0" w:after="80"/>
         <w:jc w:val="left"/>
       </w:pPr>
       <w:r>
         <w:rPr>
-          <w:rFonts w:ascii="Arial" w:hAnsi="Arial" w:eastAsia="Arial"/>
+          <w:rFonts w:ascii="Cambria" w:hAnsi="Cambria" w:eastAsia="Cambria"/>
           <w:b/>
           <w:i w:val="0"/>
-          <w:sz w:val="19"/>
+          <w:color w:val="000000"/>
+          <w:sz w:val="21"/>
         </w:rPr>
         <w:t>Challenges Encountered (if any):</w:t>
       </w:r>
       <w:r>
         <w:rPr>
-          <w:rFonts w:ascii="Arial" w:hAnsi="Arial" w:eastAsia="Arial"/>
+          <w:rFonts w:ascii="Cambria" w:hAnsi="Cambria" w:eastAsia="Cambria"/>
           <w:b w:val="0"/>
           <w:i w:val="0"/>
-          <w:sz w:val="19"/>
+          <w:color w:val="000000"/>
+          <w:sz w:val="21"/>
         </w:rPr>
         <w:t xml:space="preserve"> The human sample was smaller than planned, and the submission still required consistency checks across the report, logbook, slides, figures, page numbers, and stated limitations.</w:t>
       </w:r>
@@ -6575,24 +7092,26 @@
     <w:p>
       <w:pPr>
         <w:keepLines/>
-        <w:spacing w:line="240" w:lineRule="auto" w:before="0" w:after="60"/>
+        <w:spacing w:line="240" w:lineRule="auto" w:before="0" w:after="80"/>
         <w:jc w:val="left"/>
       </w:pPr>
       <w:r>
         <w:rPr>
-          <w:rFonts w:ascii="Arial" w:hAnsi="Arial" w:eastAsia="Arial"/>
+          <w:rFonts w:ascii="Cambria" w:hAnsi="Cambria" w:eastAsia="Cambria"/>
           <w:b/>
           <w:i w:val="0"/>
-          <w:sz w:val="19"/>
+          <w:color w:val="000000"/>
+          <w:sz w:val="21"/>
         </w:rPr>
         <w:t>Solutions / Actions Taken (if any):</w:t>
       </w:r>
       <w:r>
         <w:rPr>
-          <w:rFonts w:ascii="Arial" w:hAnsi="Arial" w:eastAsia="Arial"/>
+          <w:rFonts w:ascii="Cambria" w:hAnsi="Cambria" w:eastAsia="Cambria"/>
           <w:b w:val="0"/>
           <w:i w:val="0"/>
-          <w:sz w:val="19"/>
+          <w:color w:val="000000"/>
+          <w:sz w:val="21"/>
         </w:rPr>
         <w:t xml:space="preserve"> I completed the human pilot analysis, 49-item manual audit, report, logbook, presentation, verification records, and submission package without overstating the evidence.</w:t>
       </w:r>
@@ -6600,24 +7119,26 @@
     <w:p>
       <w:pPr>
         <w:keepLines/>
-        <w:spacing w:line="240" w:lineRule="auto" w:before="0" w:after="60"/>
+        <w:spacing w:line="240" w:lineRule="auto" w:before="0" w:after="80"/>
         <w:jc w:val="left"/>
       </w:pPr>
       <w:r>
         <w:rPr>
-          <w:rFonts w:ascii="Arial" w:hAnsi="Arial" w:eastAsia="Arial"/>
+          <w:rFonts w:ascii="Cambria" w:hAnsi="Cambria" w:eastAsia="Cambria"/>
           <w:b/>
           <w:i w:val="0"/>
-          <w:sz w:val="19"/>
+          <w:color w:val="000000"/>
+          <w:sz w:val="21"/>
         </w:rPr>
         <w:t>Progress Reflection:</w:t>
       </w:r>
       <w:r>
         <w:rPr>
-          <w:rFonts w:ascii="Arial" w:hAnsi="Arial" w:eastAsia="Arial"/>
+          <w:rFonts w:ascii="Cambria" w:hAnsi="Cambria" w:eastAsia="Cambria"/>
           <w:b w:val="0"/>
           <w:i w:val="0"/>
-          <w:sz w:val="19"/>
+          <w:color w:val="000000"/>
+          <w:sz w:val="21"/>
         </w:rPr>
         <w:t xml:space="preserve"> The final package is strongest when it reports both positive and negative evidence. The project demonstrates a reproducible detector-to-explanation chain and a fail-closed local-LLM delivery boundary, but the 0/49 manual-audit observation still does not prove universal semantic correctness. It also does not prove a new best detector, improved analyst productivity, or production readiness.</w:t>
       </w:r>
@@ -6625,24 +7146,26 @@
     <w:p>
       <w:pPr>
         <w:keepLines/>
-        <w:spacing w:line="240" w:lineRule="auto" w:before="0" w:after="60"/>
+        <w:spacing w:line="240" w:lineRule="auto" w:before="0" w:after="80"/>
         <w:jc w:val="left"/>
       </w:pPr>
       <w:r>
         <w:rPr>
-          <w:rFonts w:ascii="Arial" w:hAnsi="Arial" w:eastAsia="Arial"/>
+          <w:rFonts w:ascii="Cambria" w:hAnsi="Cambria" w:eastAsia="Cambria"/>
           <w:b/>
           <w:i w:val="0"/>
-          <w:sz w:val="19"/>
+          <w:color w:val="000000"/>
+          <w:sz w:val="21"/>
         </w:rPr>
         <w:t>Plans for Next Week:</w:t>
       </w:r>
       <w:r>
         <w:rPr>
-          <w:rFonts w:ascii="Arial" w:hAnsi="Arial" w:eastAsia="Arial"/>
+          <w:rFonts w:ascii="Cambria" w:hAnsi="Cambria" w:eastAsia="Cambria"/>
           <w:b w:val="0"/>
           <w:i w:val="0"/>
-          <w:sz w:val="19"/>
+          <w:color w:val="000000"/>
+          <w:sz w:val="21"/>
         </w:rPr>
         <w:t xml:space="preserve"> Submit the final report and logbook by the course deadline, rehearse the system demonstration and viva, and continue recruitment only if additional responses can be incorporated without changing the frozen evidence claims improperly.</w:t>
       </w:r>
@@ -6650,26 +7173,28 @@
     <w:p>
       <w:pPr>
         <w:keepLines/>
-        <w:spacing w:line="240" w:lineRule="auto" w:before="0" w:after="30"/>
+        <w:spacing w:line="240" w:lineRule="auto" w:before="0" w:after="40"/>
         <w:jc w:val="left"/>
       </w:pPr>
       <w:r>
         <w:rPr>
-          <w:rFonts w:ascii="Arial" w:hAnsi="Arial" w:eastAsia="Arial"/>
+          <w:rFonts w:ascii="Cambria" w:hAnsi="Cambria" w:eastAsia="Cambria"/>
           <w:b/>
           <w:i w:val="0"/>
-          <w:sz w:val="19"/>
+          <w:color w:val="000000"/>
+          <w:sz w:val="21"/>
         </w:rPr>
         <w:t>Supervisor's Feedback (if any):</w:t>
       </w:r>
       <w:r>
         <w:rPr>
-          <w:rFonts w:ascii="Arial" w:hAnsi="Arial" w:eastAsia="Arial"/>
+          <w:rFonts w:ascii="Cambria" w:hAnsi="Cambria" w:eastAsia="Cambria"/>
           <w:b w:val="0"/>
           <w:i w:val="0"/>
-          <w:sz w:val="19"/>
-        </w:rPr>
-        <w:t xml:space="preserve"> —</w:t>
+          <w:color w:val="000000"/>
+          <w:sz w:val="21"/>
+        </w:rPr>
+        <w:t xml:space="preserve"> ________________</w:t>
       </w:r>
     </w:p>
     <w:tbl>
@@ -6680,19 +7205,129 @@
         <w:tblLook w:firstColumn="1" w:firstRow="1" w:lastColumn="0" w:lastRow="0" w:noHBand="0" w:noVBand="1" w:val="04A0"/>
       </w:tblPr>
       <w:tblGrid>
-        <w:gridCol w:w="4392"/>
-        <w:gridCol w:w="4392"/>
+        <w:gridCol w:w="2477"/>
+        <w:gridCol w:w="1613"/>
+        <w:gridCol w:w="2275"/>
+        <w:gridCol w:w="2707"/>
       </w:tblGrid>
       <w:tr>
         <w:tc>
           <w:tcPr>
-            <w:tcW w:type="dxa" w:w="4392"/>
+            <w:tcW w:type="dxa" w:w="2477"/>
             <w:vAlign w:val="center"/>
             <w:tcMar>
               <w:top w:w="0" w:type="dxa"/>
-              <w:start w:w="30" w:type="dxa"/>
+              <w:start w:w="0" w:type="dxa"/>
               <w:bottom w:w="0" w:type="dxa"/>
-              <w:end w:w="30" w:type="dxa"/>
+              <w:end w:w="0" w:type="dxa"/>
+            </w:tcMar>
+            <w:tcBorders>
+              <w:top w:val="nil"/>
+              <w:left w:val="nil"/>
+              <w:bottom w:val="nil"/>
+              <w:right w:val="nil"/>
+              <w:insideH w:val="nil"/>
+              <w:insideV w:val="nil"/>
+            </w:tcBorders>
+          </w:tcPr>
+          <w:p>
+            <w:pPr>
+              <w:spacing w:after="0"/>
+              <w:jc w:val="left"/>
+            </w:pPr>
+            <w:r>
+              <w:rPr>
+                <w:rFonts w:ascii="Cambria" w:hAnsi="Cambria" w:eastAsia="Cambria"/>
+                <w:b w:val="0"/>
+                <w:i w:val="0"/>
+                <w:color w:val="000000"/>
+                <w:sz w:val="20"/>
+              </w:rPr>
+              <w:t>Supervisor’s Signature:</w:t>
+            </w:r>
+          </w:p>
+        </w:tc>
+        <w:tc>
+          <w:tcPr>
+            <w:tcW w:type="dxa" w:w="1613"/>
+            <w:vAlign w:val="center"/>
+            <w:tcMar>
+              <w:top w:w="0" w:type="dxa"/>
+              <w:start w:w="0" w:type="dxa"/>
+              <w:bottom w:w="0" w:type="dxa"/>
+              <w:end w:w="0" w:type="dxa"/>
+            </w:tcMar>
+            <w:tcBorders>
+              <w:top w:val="nil"/>
+              <w:left w:val="nil"/>
+              <w:bottom w:val="nil"/>
+              <w:right w:val="nil"/>
+              <w:insideH w:val="nil"/>
+              <w:insideV w:val="nil"/>
+            </w:tcBorders>
+          </w:tcPr>
+          <w:p>
+            <w:pPr>
+              <w:spacing w:after="0"/>
+              <w:jc w:val="left"/>
+            </w:pPr>
+            <w:r>
+              <w:rPr>
+                <w:rFonts w:ascii="Cambria" w:hAnsi="Cambria" w:eastAsia="Cambria"/>
+                <w:b w:val="0"/>
+                <w:i w:val="0"/>
+                <w:color w:val="000000"/>
+                <w:sz w:val="20"/>
+              </w:rPr>
+              <w:t>________________</w:t>
+            </w:r>
+          </w:p>
+        </w:tc>
+        <w:tc>
+          <w:tcPr>
+            <w:tcW w:type="dxa" w:w="2275"/>
+            <w:vAlign w:val="center"/>
+            <w:tcMar>
+              <w:top w:w="0" w:type="dxa"/>
+              <w:start w:w="0" w:type="dxa"/>
+              <w:bottom w:w="0" w:type="dxa"/>
+              <w:end w:w="0" w:type="dxa"/>
+            </w:tcMar>
+            <w:tcBorders>
+              <w:top w:val="nil"/>
+              <w:left w:val="nil"/>
+              <w:bottom w:val="nil"/>
+              <w:right w:val="nil"/>
+              <w:insideH w:val="nil"/>
+              <w:insideV w:val="nil"/>
+            </w:tcBorders>
+          </w:tcPr>
+          <w:p>
+            <w:pPr>
+              <w:spacing w:after="0"/>
+              <w:jc w:val="left"/>
+            </w:pPr>
+            <w:r>
+              <w:rPr>
+                <w:rFonts w:ascii="Cambria" w:hAnsi="Cambria" w:eastAsia="Cambria"/>
+                <w:b w:val="0"/>
+                <w:i w:val="0"/>
+                <w:color w:val="000000"/>
+                <w:sz w:val="20"/>
+              </w:rPr>
+              <w:t>Student’s Signature:</w:t>
+            </w:r>
+          </w:p>
+        </w:tc>
+        <w:tc>
+          <w:tcPr>
+            <w:tcW w:type="dxa" w:w="2707"/>
+            <w:vAlign w:val="center"/>
+            <w:tcMar>
+              <w:top w:w="0" w:type="dxa"/>
+              <w:start w:w="0" w:type="dxa"/>
+              <w:bottom w:w="0" w:type="dxa"/>
+              <w:end w:w="0" w:type="dxa"/>
             </w:tcMar>
             <w:tcBorders>
               <w:top w:val="nil"/>
@@ -6710,119 +7345,13 @@
             </w:pPr>
             <w:r>
               <w:rPr>
-                <w:rFonts w:ascii="Arial" w:hAnsi="Arial" w:eastAsia="Arial"/>
+                <w:rFonts w:ascii="Cambria" w:hAnsi="Cambria" w:eastAsia="Cambria"/>
                 <w:b w:val="0"/>
                 <w:i w:val="0"/>
-                <w:sz w:val="19"/>
+                <w:color w:val="000000"/>
+                <w:sz w:val="20"/>
               </w:rPr>
-              <w:t>Supervisor’s Signature</w:t>
-            </w:r>
-          </w:p>
-        </w:tc>
-        <w:tc>
-          <w:tcPr>
-            <w:tcW w:type="dxa" w:w="4392"/>
-            <w:vAlign w:val="center"/>
-            <w:tcMar>
-              <w:top w:w="0" w:type="dxa"/>
-              <w:start w:w="30" w:type="dxa"/>
-              <w:bottom w:w="0" w:type="dxa"/>
-              <w:end w:w="30" w:type="dxa"/>
-            </w:tcMar>
-            <w:tcBorders>
-              <w:top w:val="nil"/>
-              <w:left w:val="nil"/>
-              <w:bottom w:val="nil"/>
-              <w:right w:val="nil"/>
-              <w:insideH w:val="nil"/>
-              <w:insideV w:val="nil"/>
-            </w:tcBorders>
-          </w:tcPr>
-          <w:p>
-            <w:pPr>
-              <w:spacing w:after="0"/>
-              <w:jc w:val="center"/>
-            </w:pPr>
-            <w:r>
-              <w:rPr>
-                <w:rFonts w:ascii="Arial" w:hAnsi="Arial" w:eastAsia="Arial"/>
-                <w:b w:val="0"/>
-                <w:i w:val="0"/>
-                <w:sz w:val="19"/>
-              </w:rPr>
-              <w:t>Student’s Signature</w:t>
-            </w:r>
-          </w:p>
-        </w:tc>
-      </w:tr>
-      <w:tr>
-        <w:tc>
-          <w:tcPr>
-            <w:tcW w:type="dxa" w:w="4392"/>
-            <w:vAlign w:val="center"/>
-            <w:tcMar>
-              <w:top w:w="0" w:type="dxa"/>
-              <w:start w:w="30" w:type="dxa"/>
-              <w:bottom w:w="0" w:type="dxa"/>
-              <w:end w:w="30" w:type="dxa"/>
-            </w:tcMar>
-            <w:tcBorders>
-              <w:top w:val="nil"/>
-              <w:left w:val="nil"/>
-              <w:bottom w:val="nil"/>
-              <w:right w:val="nil"/>
-              <w:insideH w:val="nil"/>
-              <w:insideV w:val="nil"/>
-            </w:tcBorders>
-          </w:tcPr>
-          <w:p>
-            <w:pPr>
-              <w:spacing w:after="0"/>
-              <w:jc w:val="center"/>
-            </w:pPr>
-            <w:r>
-              <w:rPr>
-                <w:rFonts w:ascii="Arial" w:hAnsi="Arial" w:eastAsia="Arial"/>
-                <w:b w:val="0"/>
-                <w:i w:val="0"/>
-                <w:sz w:val="19"/>
-              </w:rPr>
-              <w:t>____________________________</w:t>
-            </w:r>
-          </w:p>
-        </w:tc>
-        <w:tc>
-          <w:tcPr>
-            <w:tcW w:type="dxa" w:w="4392"/>
-            <w:vAlign w:val="center"/>
-            <w:tcMar>
-              <w:top w:w="0" w:type="dxa"/>
-              <w:start w:w="30" w:type="dxa"/>
-              <w:bottom w:w="0" w:type="dxa"/>
-              <w:end w:w="30" w:type="dxa"/>
-            </w:tcMar>
-            <w:tcBorders>
-              <w:top w:val="nil"/>
-              <w:left w:val="nil"/>
-              <w:bottom w:val="nil"/>
-              <w:right w:val="nil"/>
-              <w:insideH w:val="nil"/>
-              <w:insideV w:val="nil"/>
-            </w:tcBorders>
-          </w:tcPr>
-          <w:p>
-            <w:pPr>
-              <w:spacing w:after="0"/>
-              <w:jc w:val="center"/>
-            </w:pPr>
-            <w:r>
-              <w:rPr>
-                <w:rFonts w:ascii="Arial" w:hAnsi="Arial" w:eastAsia="Arial"/>
-                <w:b w:val="0"/>
-                <w:i w:val="0"/>
-                <w:sz w:val="19"/>
-              </w:rPr>
-              <w:t>____________________________</w:t>
+              <w:t>____________________</w:t>
             </w:r>
           </w:p>
         </w:tc>
@@ -7497,10 +8026,10 @@
       <w:outlineLvl w:val="0"/>
     </w:pPr>
     <w:rPr>
-      <w:rFonts w:asciiTheme="majorHAnsi" w:eastAsiaTheme="majorEastAsia" w:hAnsiTheme="majorHAnsi" w:cstheme="majorBidi"/>
+      <w:rFonts w:asciiTheme="majorHAnsi" w:eastAsiaTheme="majorEastAsia" w:hAnsiTheme="majorHAnsi" w:cstheme="majorBidi" w:ascii="Arial" w:hAnsi="Arial" w:eastAsia="Arial"/>
       <w:b/>
       <w:bCs/>
-      <w:color w:val="365F91" w:themeColor="accent1" w:themeShade="BF"/>
+      <w:color w:val="000000"/>
       <w:sz w:val="28"/>
       <w:szCs w:val="28"/>
     </w:rPr>
@@ -7824,14 +8353,14 @@
     <w:rsid w:val="00FC693F"/>
     <w:pPr>
       <w:pBdr>
-        <w:bottom w:val="single" w:sz="8" w:space="4" w:color="4F81BD" w:themeColor="accent1"/>
+        <w:bottom w:val="single" w:sz="8" w:space="4" w:color="000000"/>
       </w:pBdr>
       <w:spacing w:after="300" w:line="240" w:lineRule="auto"/>
       <w:contextualSpacing/>
     </w:pPr>
     <w:rPr>
-      <w:rFonts w:asciiTheme="majorHAnsi" w:eastAsiaTheme="majorEastAsia" w:hAnsiTheme="majorHAnsi" w:cstheme="majorBidi"/>
-      <w:color w:val="17365D" w:themeColor="text2" w:themeShade="BF"/>
+      <w:rFonts w:asciiTheme="majorHAnsi" w:eastAsiaTheme="majorEastAsia" w:hAnsiTheme="majorHAnsi" w:cstheme="majorBidi" w:ascii="Arial" w:hAnsi="Arial" w:eastAsia="Arial"/>
+      <w:color w:val="000000"/>
       <w:spacing w:val="5"/>
       <w:kern w:val="28"/>
       <w:sz w:val="52"/>
